--- a/DanishShaikh_Project.docx
+++ b/DanishShaikh_Project.docx
@@ -228,6 +228,15 @@
     </w:p>
     <w:sdt>
       <w:sdtPr>
+        <w:rPr>
+          <w:rFonts w:asciiTheme="minorHAnsi" w:eastAsiaTheme="minorHAnsi" w:hAnsiTheme="minorHAnsi" w:cstheme="minorBidi"/>
+          <w:color w:val="auto"/>
+          <w:kern w:val="2"/>
+          <w:sz w:val="22"/>
+          <w:szCs w:val="22"/>
+          <w:lang w:val="en-IN"/>
+          <w14:ligatures w14:val="standardContextual"/>
+        </w:rPr>
         <w:id w:val="1657340160"/>
         <w:docPartObj>
           <w:docPartGallery w:val="Table of Contents"/>
@@ -236,16 +245,9 @@
       </w:sdtPr>
       <w:sdtEndPr>
         <w:rPr>
-          <w:rFonts w:asciiTheme="minorHAnsi" w:eastAsiaTheme="minorHAnsi" w:hAnsiTheme="minorHAnsi" w:cstheme="minorBidi"/>
           <w:b/>
           <w:bCs/>
           <w:noProof/>
-          <w:color w:val="auto"/>
-          <w:kern w:val="2"/>
-          <w:sz w:val="22"/>
-          <w:szCs w:val="22"/>
-          <w:lang w:val="en-IN"/>
-          <w14:ligatures w14:val="standardContextual"/>
         </w:rPr>
       </w:sdtEndPr>
       <w:sdtContent>
@@ -280,7 +282,7 @@
           <w:r>
             <w:fldChar w:fldCharType="separate"/>
           </w:r>
-          <w:hyperlink w:anchor="_Toc229440842" w:history="1">
+          <w:hyperlink w:anchor="_Toc229441645" w:history="1">
             <w:r>
               <w:rPr>
                 <w:rStyle w:val="Hyperlink"/>
@@ -307,7 +309,7 @@
                 <w:noProof/>
                 <w:webHidden/>
               </w:rPr>
-              <w:instrText xml:space="preserve"> PAGEREF _Toc229440842 \h </w:instrText>
+              <w:instrText xml:space="preserve"> PAGEREF _Toc229441645 \h </w:instrText>
             </w:r>
             <w:r>
               <w:rPr>
@@ -352,7 +354,7 @@
               <w:lang w:eastAsia="en-IN"/>
             </w:rPr>
           </w:pPr>
-          <w:hyperlink w:anchor="_Toc229440843" w:history="1">
+          <w:hyperlink w:anchor="_Toc229441646" w:history="1">
             <w:r>
               <w:rPr>
                 <w:rStyle w:val="Hyperlink"/>
@@ -379,7 +381,7 @@
                 <w:noProof/>
                 <w:webHidden/>
               </w:rPr>
-              <w:instrText xml:space="preserve"> PAGEREF _Toc229440843 \h </w:instrText>
+              <w:instrText xml:space="preserve"> PAGEREF _Toc229441646 \h </w:instrText>
             </w:r>
             <w:r>
               <w:rPr>
@@ -424,7 +426,7 @@
               <w:lang w:eastAsia="en-IN"/>
             </w:rPr>
           </w:pPr>
-          <w:hyperlink w:anchor="_Toc229440844" w:history="1">
+          <w:hyperlink w:anchor="_Toc229441647" w:history="1">
             <w:r>
               <w:rPr>
                 <w:rStyle w:val="Hyperlink"/>
@@ -451,7 +453,7 @@
                 <w:noProof/>
                 <w:webHidden/>
               </w:rPr>
-              <w:instrText xml:space="preserve"> PAGEREF _Toc229440844 \h </w:instrText>
+              <w:instrText xml:space="preserve"> PAGEREF _Toc229441647 \h </w:instrText>
             </w:r>
             <w:r>
               <w:rPr>
@@ -496,7 +498,7 @@
               <w:lang w:eastAsia="en-IN"/>
             </w:rPr>
           </w:pPr>
-          <w:hyperlink w:anchor="_Toc229440845" w:history="1">
+          <w:hyperlink w:anchor="_Toc229441648" w:history="1">
             <w:r>
               <w:rPr>
                 <w:rStyle w:val="Hyperlink"/>
@@ -523,7 +525,7 @@
                 <w:noProof/>
                 <w:webHidden/>
               </w:rPr>
-              <w:instrText xml:space="preserve"> PAGEREF _Toc229440845 \h </w:instrText>
+              <w:instrText xml:space="preserve"> PAGEREF _Toc229441648 \h </w:instrText>
             </w:r>
             <w:r>
               <w:rPr>
@@ -568,7 +570,7 @@
               <w:lang w:eastAsia="en-IN"/>
             </w:rPr>
           </w:pPr>
-          <w:hyperlink w:anchor="_Toc229440846" w:history="1">
+          <w:hyperlink w:anchor="_Toc229441649" w:history="1">
             <w:r>
               <w:rPr>
                 <w:rStyle w:val="Hyperlink"/>
@@ -595,7 +597,7 @@
                 <w:noProof/>
                 <w:webHidden/>
               </w:rPr>
-              <w:instrText xml:space="preserve"> PAGEREF _Toc229440846 \h </w:instrText>
+              <w:instrText xml:space="preserve"> PAGEREF _Toc229441649 \h </w:instrText>
             </w:r>
             <w:r>
               <w:rPr>
@@ -640,7 +642,7 @@
               <w:lang w:eastAsia="en-IN"/>
             </w:rPr>
           </w:pPr>
-          <w:hyperlink w:anchor="_Toc229440847" w:history="1">
+          <w:hyperlink w:anchor="_Toc229441650" w:history="1">
             <w:r>
               <w:rPr>
                 <w:rStyle w:val="Hyperlink"/>
@@ -667,7 +669,7 @@
                 <w:noProof/>
                 <w:webHidden/>
               </w:rPr>
-              <w:instrText xml:space="preserve"> PAGEREF _Toc229440847 \h </w:instrText>
+              <w:instrText xml:space="preserve"> PAGEREF _Toc229441650 \h </w:instrText>
             </w:r>
             <w:r>
               <w:rPr>
@@ -712,7 +714,7 @@
               <w:lang w:eastAsia="en-IN"/>
             </w:rPr>
           </w:pPr>
-          <w:hyperlink w:anchor="_Toc229440848" w:history="1">
+          <w:hyperlink w:anchor="_Toc229441651" w:history="1">
             <w:r>
               <w:rPr>
                 <w:rStyle w:val="Hyperlink"/>
@@ -739,7 +741,7 @@
                 <w:noProof/>
                 <w:webHidden/>
               </w:rPr>
-              <w:instrText xml:space="preserve"> PAGEREF _Toc229440848 \h </w:instrText>
+              <w:instrText xml:space="preserve"> PAGEREF _Toc229441651 \h </w:instrText>
             </w:r>
             <w:r>
               <w:rPr>
@@ -784,7 +786,7 @@
               <w:lang w:eastAsia="en-IN"/>
             </w:rPr>
           </w:pPr>
-          <w:hyperlink w:anchor="_Toc229440849" w:history="1">
+          <w:hyperlink w:anchor="_Toc229441652" w:history="1">
             <w:r>
               <w:rPr>
                 <w:rStyle w:val="Hyperlink"/>
@@ -811,7 +813,7 @@
                 <w:noProof/>
                 <w:webHidden/>
               </w:rPr>
-              <w:instrText xml:space="preserve"> PAGEREF _Toc229440849 \h </w:instrText>
+              <w:instrText xml:space="preserve"> PAGEREF _Toc229441652 \h </w:instrText>
             </w:r>
             <w:r>
               <w:rPr>
@@ -856,7 +858,7 @@
               <w:lang w:eastAsia="en-IN"/>
             </w:rPr>
           </w:pPr>
-          <w:hyperlink w:anchor="_Toc229440850" w:history="1">
+          <w:hyperlink w:anchor="_Toc229441653" w:history="1">
             <w:r>
               <w:rPr>
                 <w:rStyle w:val="Hyperlink"/>
@@ -883,7 +885,7 @@
                 <w:noProof/>
                 <w:webHidden/>
               </w:rPr>
-              <w:instrText xml:space="preserve"> PAGEREF _Toc229440850 \h </w:instrText>
+              <w:instrText xml:space="preserve"> PAGEREF _Toc229441653 \h </w:instrText>
             </w:r>
             <w:r>
               <w:rPr>
@@ -928,7 +930,7 @@
               <w:lang w:eastAsia="en-IN"/>
             </w:rPr>
           </w:pPr>
-          <w:hyperlink w:anchor="_Toc229440851" w:history="1">
+          <w:hyperlink w:anchor="_Toc229441654" w:history="1">
             <w:r>
               <w:rPr>
                 <w:rStyle w:val="Hyperlink"/>
@@ -955,7 +957,7 @@
                 <w:noProof/>
                 <w:webHidden/>
               </w:rPr>
-              <w:instrText xml:space="preserve"> PAGEREF _Toc229440851 \h </w:instrText>
+              <w:instrText xml:space="preserve"> PAGEREF _Toc229441654 \h </w:instrText>
             </w:r>
             <w:r>
               <w:rPr>
@@ -1000,7 +1002,7 @@
               <w:lang w:eastAsia="en-IN"/>
             </w:rPr>
           </w:pPr>
-          <w:hyperlink w:anchor="_Toc229440852" w:history="1">
+          <w:hyperlink w:anchor="_Toc229441655" w:history="1">
             <w:r>
               <w:rPr>
                 <w:rStyle w:val="Hyperlink"/>
@@ -1027,7 +1029,7 @@
                 <w:noProof/>
                 <w:webHidden/>
               </w:rPr>
-              <w:instrText xml:space="preserve"> PAGEREF _Toc229440852 \h </w:instrText>
+              <w:instrText xml:space="preserve"> PAGEREF _Toc229441655 \h </w:instrText>
             </w:r>
             <w:r>
               <w:rPr>
@@ -1072,7 +1074,7 @@
               <w:lang w:eastAsia="en-IN"/>
             </w:rPr>
           </w:pPr>
-          <w:hyperlink w:anchor="_Toc229440853" w:history="1">
+          <w:hyperlink w:anchor="_Toc229441656" w:history="1">
             <w:r>
               <w:rPr>
                 <w:rStyle w:val="Hyperlink"/>
@@ -1099,7 +1101,7 @@
                 <w:noProof/>
                 <w:webHidden/>
               </w:rPr>
-              <w:instrText xml:space="preserve"> PAGEREF _Toc229440853 \h </w:instrText>
+              <w:instrText xml:space="preserve"> PAGEREF _Toc229441656 \h </w:instrText>
             </w:r>
             <w:r>
               <w:rPr>
@@ -1144,7 +1146,7 @@
               <w:lang w:eastAsia="en-IN"/>
             </w:rPr>
           </w:pPr>
-          <w:hyperlink w:anchor="_Toc229440854" w:history="1">
+          <w:hyperlink w:anchor="_Toc229441657" w:history="1">
             <w:r>
               <w:rPr>
                 <w:rStyle w:val="Hyperlink"/>
@@ -1171,7 +1173,7 @@
                 <w:noProof/>
                 <w:webHidden/>
               </w:rPr>
-              <w:instrText xml:space="preserve"> PAGEREF _Toc229440854 \h </w:instrText>
+              <w:instrText xml:space="preserve"> PAGEREF _Toc229441657 \h </w:instrText>
             </w:r>
             <w:r>
               <w:rPr>
@@ -1216,7 +1218,7 @@
               <w:lang w:eastAsia="en-IN"/>
             </w:rPr>
           </w:pPr>
-          <w:hyperlink w:anchor="_Toc229440855" w:history="1">
+          <w:hyperlink w:anchor="_Toc229441658" w:history="1">
             <w:r>
               <w:rPr>
                 <w:rStyle w:val="Hyperlink"/>
@@ -1243,7 +1245,7 @@
                 <w:noProof/>
                 <w:webHidden/>
               </w:rPr>
-              <w:instrText xml:space="preserve"> PAGEREF _Toc229440855 \h </w:instrText>
+              <w:instrText xml:space="preserve"> PAGEREF _Toc229441658 \h </w:instrText>
             </w:r>
             <w:r>
               <w:rPr>
@@ -1288,7 +1290,7 @@
               <w:lang w:eastAsia="en-IN"/>
             </w:rPr>
           </w:pPr>
-          <w:hyperlink w:anchor="_Toc229440856" w:history="1">
+          <w:hyperlink w:anchor="_Toc229441659" w:history="1">
             <w:r>
               <w:rPr>
                 <w:rStyle w:val="Hyperlink"/>
@@ -1315,7 +1317,7 @@
                 <w:noProof/>
                 <w:webHidden/>
               </w:rPr>
-              <w:instrText xml:space="preserve"> PAGEREF _Toc229440856 \h </w:instrText>
+              <w:instrText xml:space="preserve"> PAGEREF _Toc229441659 \h </w:instrText>
             </w:r>
             <w:r>
               <w:rPr>
@@ -1360,7 +1362,7 @@
               <w:lang w:eastAsia="en-IN"/>
             </w:rPr>
           </w:pPr>
-          <w:hyperlink w:anchor="_Toc229440857" w:history="1">
+          <w:hyperlink w:anchor="_Toc229441660" w:history="1">
             <w:r>
               <w:rPr>
                 <w:rStyle w:val="Hyperlink"/>
@@ -1387,7 +1389,7 @@
                 <w:noProof/>
                 <w:webHidden/>
               </w:rPr>
-              <w:instrText xml:space="preserve"> PAGEREF _Toc229440857 \h </w:instrText>
+              <w:instrText xml:space="preserve"> PAGEREF _Toc229441660 \h </w:instrText>
             </w:r>
             <w:r>
               <w:rPr>
@@ -1432,7 +1434,7 @@
               <w:lang w:eastAsia="en-IN"/>
             </w:rPr>
           </w:pPr>
-          <w:hyperlink w:anchor="_Toc229440858" w:history="1">
+          <w:hyperlink w:anchor="_Toc229441661" w:history="1">
             <w:r>
               <w:rPr>
                 <w:rStyle w:val="Hyperlink"/>
@@ -1459,7 +1461,7 @@
                 <w:noProof/>
                 <w:webHidden/>
               </w:rPr>
-              <w:instrText xml:space="preserve"> PAGEREF _Toc229440858 \h </w:instrText>
+              <w:instrText xml:space="preserve"> PAGEREF _Toc229441661 \h </w:instrText>
             </w:r>
             <w:r>
               <w:rPr>
@@ -1504,7 +1506,7 @@
               <w:lang w:eastAsia="en-IN"/>
             </w:rPr>
           </w:pPr>
-          <w:hyperlink w:anchor="_Toc229440859" w:history="1">
+          <w:hyperlink w:anchor="_Toc229441662" w:history="1">
             <w:r>
               <w:rPr>
                 <w:rStyle w:val="Hyperlink"/>
@@ -1531,7 +1533,7 @@
                 <w:noProof/>
                 <w:webHidden/>
               </w:rPr>
-              <w:instrText xml:space="preserve"> PAGEREF _Toc229440859 \h </w:instrText>
+              <w:instrText xml:space="preserve"> PAGEREF _Toc229441662 \h </w:instrText>
             </w:r>
             <w:r>
               <w:rPr>
@@ -1576,7 +1578,7 @@
               <w:lang w:eastAsia="en-IN"/>
             </w:rPr>
           </w:pPr>
-          <w:hyperlink w:anchor="_Toc229440860" w:history="1">
+          <w:hyperlink w:anchor="_Toc229441663" w:history="1">
             <w:r>
               <w:rPr>
                 <w:rStyle w:val="Hyperlink"/>
@@ -1603,7 +1605,7 @@
                 <w:noProof/>
                 <w:webHidden/>
               </w:rPr>
-              <w:instrText xml:space="preserve"> PAGEREF _Toc229440860 \h </w:instrText>
+              <w:instrText xml:space="preserve"> PAGEREF _Toc229441663 \h </w:instrText>
             </w:r>
             <w:r>
               <w:rPr>
@@ -1648,7 +1650,7 @@
               <w:lang w:eastAsia="en-IN"/>
             </w:rPr>
           </w:pPr>
-          <w:hyperlink w:anchor="_Toc229440861" w:history="1">
+          <w:hyperlink w:anchor="_Toc229441664" w:history="1">
             <w:r>
               <w:rPr>
                 <w:rStyle w:val="Hyperlink"/>
@@ -1675,7 +1677,7 @@
                 <w:noProof/>
                 <w:webHidden/>
               </w:rPr>
-              <w:instrText xml:space="preserve"> PAGEREF _Toc229440861 \h </w:instrText>
+              <w:instrText xml:space="preserve"> PAGEREF _Toc229441664 \h </w:instrText>
             </w:r>
             <w:r>
               <w:rPr>
@@ -1720,7 +1722,7 @@
               <w:lang w:eastAsia="en-IN"/>
             </w:rPr>
           </w:pPr>
-          <w:hyperlink w:anchor="_Toc229440862" w:history="1">
+          <w:hyperlink w:anchor="_Toc229441665" w:history="1">
             <w:r>
               <w:rPr>
                 <w:rStyle w:val="Hyperlink"/>
@@ -1747,7 +1749,7 @@
                 <w:noProof/>
                 <w:webHidden/>
               </w:rPr>
-              <w:instrText xml:space="preserve"> PAGEREF _Toc229440862 \h </w:instrText>
+              <w:instrText xml:space="preserve"> PAGEREF _Toc229441665 \h </w:instrText>
             </w:r>
             <w:r>
               <w:rPr>
@@ -1792,7 +1794,7 @@
               <w:lang w:eastAsia="en-IN"/>
             </w:rPr>
           </w:pPr>
-          <w:hyperlink w:anchor="_Toc229440863" w:history="1">
+          <w:hyperlink w:anchor="_Toc229441666" w:history="1">
             <w:r>
               <w:rPr>
                 <w:rStyle w:val="Hyperlink"/>
@@ -1819,7 +1821,7 @@
                 <w:noProof/>
                 <w:webHidden/>
               </w:rPr>
-              <w:instrText xml:space="preserve"> PAGEREF _Toc229440863 \h </w:instrText>
+              <w:instrText xml:space="preserve"> PAGEREF _Toc229441666 \h </w:instrText>
             </w:r>
             <w:r>
               <w:rPr>
@@ -1864,7 +1866,7 @@
               <w:lang w:eastAsia="en-IN"/>
             </w:rPr>
           </w:pPr>
-          <w:hyperlink w:anchor="_Toc229440864" w:history="1">
+          <w:hyperlink w:anchor="_Toc229441667" w:history="1">
             <w:r>
               <w:rPr>
                 <w:rStyle w:val="Hyperlink"/>
@@ -1891,7 +1893,7 @@
                 <w:noProof/>
                 <w:webHidden/>
               </w:rPr>
-              <w:instrText xml:space="preserve"> PAGEREF _Toc229440864 \h </w:instrText>
+              <w:instrText xml:space="preserve"> PAGEREF _Toc229441667 \h </w:instrText>
             </w:r>
             <w:r>
               <w:rPr>
@@ -1936,7 +1938,7 @@
               <w:lang w:eastAsia="en-IN"/>
             </w:rPr>
           </w:pPr>
-          <w:hyperlink w:anchor="_Toc229440865" w:history="1">
+          <w:hyperlink w:anchor="_Toc229441668" w:history="1">
             <w:r>
               <w:rPr>
                 <w:rStyle w:val="Hyperlink"/>
@@ -1963,7 +1965,7 @@
                 <w:noProof/>
                 <w:webHidden/>
               </w:rPr>
-              <w:instrText xml:space="preserve"> PAGEREF _Toc229440865 \h </w:instrText>
+              <w:instrText xml:space="preserve"> PAGEREF _Toc229441668 \h </w:instrText>
             </w:r>
             <w:r>
               <w:rPr>
@@ -2008,7 +2010,7 @@
               <w:lang w:eastAsia="en-IN"/>
             </w:rPr>
           </w:pPr>
-          <w:hyperlink w:anchor="_Toc229440866" w:history="1">
+          <w:hyperlink w:anchor="_Toc229441669" w:history="1">
             <w:r>
               <w:rPr>
                 <w:rStyle w:val="Hyperlink"/>
@@ -2035,7 +2037,7 @@
                 <w:noProof/>
                 <w:webHidden/>
               </w:rPr>
-              <w:instrText xml:space="preserve"> PAGEREF _Toc229440866 \h </w:instrText>
+              <w:instrText xml:space="preserve"> PAGEREF _Toc229441669 \h </w:instrText>
             </w:r>
             <w:r>
               <w:rPr>
@@ -2080,7 +2082,7 @@
               <w:lang w:eastAsia="en-IN"/>
             </w:rPr>
           </w:pPr>
-          <w:hyperlink w:anchor="_Toc229440867" w:history="1">
+          <w:hyperlink w:anchor="_Toc229441670" w:history="1">
             <w:r>
               <w:rPr>
                 <w:rStyle w:val="Hyperlink"/>
@@ -2107,7 +2109,7 @@
                 <w:noProof/>
                 <w:webHidden/>
               </w:rPr>
-              <w:instrText xml:space="preserve"> PAGEREF _Toc229440867 \h </w:instrText>
+              <w:instrText xml:space="preserve"> PAGEREF _Toc229441670 \h </w:instrText>
             </w:r>
             <w:r>
               <w:rPr>
@@ -2152,7 +2154,7 @@
               <w:lang w:eastAsia="en-IN"/>
             </w:rPr>
           </w:pPr>
-          <w:hyperlink w:anchor="_Toc229440868" w:history="1">
+          <w:hyperlink w:anchor="_Toc229441671" w:history="1">
             <w:r>
               <w:rPr>
                 <w:rStyle w:val="Hyperlink"/>
@@ -2179,7 +2181,7 @@
                 <w:noProof/>
                 <w:webHidden/>
               </w:rPr>
-              <w:instrText xml:space="preserve"> PAGEREF _Toc229440868 \h </w:instrText>
+              <w:instrText xml:space="preserve"> PAGEREF _Toc229441671 \h </w:instrText>
             </w:r>
             <w:r>
               <w:rPr>
@@ -2224,7 +2226,7 @@
               <w:lang w:eastAsia="en-IN"/>
             </w:rPr>
           </w:pPr>
-          <w:hyperlink w:anchor="_Toc229440869" w:history="1">
+          <w:hyperlink w:anchor="_Toc229441672" w:history="1">
             <w:r>
               <w:rPr>
                 <w:rStyle w:val="Hyperlink"/>
@@ -2251,7 +2253,7 @@
                 <w:noProof/>
                 <w:webHidden/>
               </w:rPr>
-              <w:instrText xml:space="preserve"> PAGEREF _Toc229440869 \h </w:instrText>
+              <w:instrText xml:space="preserve"> PAGEREF _Toc229441672 \h </w:instrText>
             </w:r>
             <w:r>
               <w:rPr>
@@ -2296,7 +2298,7 @@
               <w:lang w:eastAsia="en-IN"/>
             </w:rPr>
           </w:pPr>
-          <w:hyperlink w:anchor="_Toc229440870" w:history="1">
+          <w:hyperlink w:anchor="_Toc229441673" w:history="1">
             <w:r>
               <w:rPr>
                 <w:rStyle w:val="Hyperlink"/>
@@ -2323,7 +2325,7 @@
                 <w:noProof/>
                 <w:webHidden/>
               </w:rPr>
-              <w:instrText xml:space="preserve"> PAGEREF _Toc229440870 \h </w:instrText>
+              <w:instrText xml:space="preserve"> PAGEREF _Toc229441673 \h </w:instrText>
             </w:r>
             <w:r>
               <w:rPr>
@@ -2368,7 +2370,7 @@
               <w:lang w:eastAsia="en-IN"/>
             </w:rPr>
           </w:pPr>
-          <w:hyperlink w:anchor="_Toc229440871" w:history="1">
+          <w:hyperlink w:anchor="_Toc229441674" w:history="1">
             <w:r>
               <w:rPr>
                 <w:rStyle w:val="Hyperlink"/>
@@ -2395,7 +2397,7 @@
                 <w:noProof/>
                 <w:webHidden/>
               </w:rPr>
-              <w:instrText xml:space="preserve"> PAGEREF _Toc229440871 \h </w:instrText>
+              <w:instrText xml:space="preserve"> PAGEREF _Toc229441674 \h </w:instrText>
             </w:r>
             <w:r>
               <w:rPr>
@@ -2440,7 +2442,7 @@
               <w:lang w:eastAsia="en-IN"/>
             </w:rPr>
           </w:pPr>
-          <w:hyperlink w:anchor="_Toc229440872" w:history="1">
+          <w:hyperlink w:anchor="_Toc229441675" w:history="1">
             <w:r>
               <w:rPr>
                 <w:rStyle w:val="Hyperlink"/>
@@ -2467,7 +2469,7 @@
                 <w:noProof/>
                 <w:webHidden/>
               </w:rPr>
-              <w:instrText xml:space="preserve"> PAGEREF _Toc229440872 \h </w:instrText>
+              <w:instrText xml:space="preserve"> PAGEREF _Toc229441675 \h </w:instrText>
             </w:r>
             <w:r>
               <w:rPr>
@@ -2512,7 +2514,7 @@
               <w:lang w:eastAsia="en-IN"/>
             </w:rPr>
           </w:pPr>
-          <w:hyperlink w:anchor="_Toc229440873" w:history="1">
+          <w:hyperlink w:anchor="_Toc229441676" w:history="1">
             <w:r>
               <w:rPr>
                 <w:rStyle w:val="Hyperlink"/>
@@ -2539,7 +2541,7 @@
                 <w:noProof/>
                 <w:webHidden/>
               </w:rPr>
-              <w:instrText xml:space="preserve"> PAGEREF _Toc229440873 \h </w:instrText>
+              <w:instrText xml:space="preserve"> PAGEREF _Toc229441676 \h </w:instrText>
             </w:r>
             <w:r>
               <w:rPr>
@@ -2584,7 +2586,7 @@
               <w:lang w:eastAsia="en-IN"/>
             </w:rPr>
           </w:pPr>
-          <w:hyperlink w:anchor="_Toc229440874" w:history="1">
+          <w:hyperlink w:anchor="_Toc229441677" w:history="1">
             <w:r>
               <w:rPr>
                 <w:rStyle w:val="Hyperlink"/>
@@ -2611,7 +2613,7 @@
                 <w:noProof/>
                 <w:webHidden/>
               </w:rPr>
-              <w:instrText xml:space="preserve"> PAGEREF _Toc229440874 \h </w:instrText>
+              <w:instrText xml:space="preserve"> PAGEREF _Toc229441677 \h </w:instrText>
             </w:r>
             <w:r>
               <w:rPr>
@@ -2656,7 +2658,7 @@
               <w:lang w:eastAsia="en-IN"/>
             </w:rPr>
           </w:pPr>
-          <w:hyperlink w:anchor="_Toc229440875" w:history="1">
+          <w:hyperlink w:anchor="_Toc229441678" w:history="1">
             <w:r>
               <w:rPr>
                 <w:rStyle w:val="Hyperlink"/>
@@ -2683,7 +2685,7 @@
                 <w:noProof/>
                 <w:webHidden/>
               </w:rPr>
-              <w:instrText xml:space="preserve"> PAGEREF _Toc229440875 \h </w:instrText>
+              <w:instrText xml:space="preserve"> PAGEREF _Toc229441678 \h </w:instrText>
             </w:r>
             <w:r>
               <w:rPr>
@@ -2728,7 +2730,7 @@
               <w:lang w:eastAsia="en-IN"/>
             </w:rPr>
           </w:pPr>
-          <w:hyperlink w:anchor="_Toc229440876" w:history="1">
+          <w:hyperlink w:anchor="_Toc229441679" w:history="1">
             <w:r>
               <w:rPr>
                 <w:rStyle w:val="Hyperlink"/>
@@ -2755,7 +2757,7 @@
                 <w:noProof/>
                 <w:webHidden/>
               </w:rPr>
-              <w:instrText xml:space="preserve"> PAGEREF _Toc229440876 \h </w:instrText>
+              <w:instrText xml:space="preserve"> PAGEREF _Toc229441679 \h </w:instrText>
             </w:r>
             <w:r>
               <w:rPr>
@@ -2800,7 +2802,7 @@
               <w:lang w:eastAsia="en-IN"/>
             </w:rPr>
           </w:pPr>
-          <w:hyperlink w:anchor="_Toc229440877" w:history="1">
+          <w:hyperlink w:anchor="_Toc229441680" w:history="1">
             <w:r>
               <w:rPr>
                 <w:rStyle w:val="Hyperlink"/>
@@ -2827,7 +2829,7 @@
                 <w:noProof/>
                 <w:webHidden/>
               </w:rPr>
-              <w:instrText xml:space="preserve"> PAGEREF _Toc229440877 \h </w:instrText>
+              <w:instrText xml:space="preserve"> PAGEREF _Toc229441680 \h </w:instrText>
             </w:r>
             <w:r>
               <w:rPr>
@@ -2872,7 +2874,7 @@
               <w:lang w:eastAsia="en-IN"/>
             </w:rPr>
           </w:pPr>
-          <w:hyperlink w:anchor="_Toc229440878" w:history="1">
+          <w:hyperlink w:anchor="_Toc229441681" w:history="1">
             <w:r>
               <w:rPr>
                 <w:rStyle w:val="Hyperlink"/>
@@ -2899,7 +2901,7 @@
                 <w:noProof/>
                 <w:webHidden/>
               </w:rPr>
-              <w:instrText xml:space="preserve"> PAGEREF _Toc229440878 \h </w:instrText>
+              <w:instrText xml:space="preserve"> PAGEREF _Toc229441681 \h </w:instrText>
             </w:r>
             <w:r>
               <w:rPr>
@@ -2944,7 +2946,7 @@
               <w:lang w:eastAsia="en-IN"/>
             </w:rPr>
           </w:pPr>
-          <w:hyperlink w:anchor="_Toc229440879" w:history="1">
+          <w:hyperlink w:anchor="_Toc229441682" w:history="1">
             <w:r>
               <w:rPr>
                 <w:rStyle w:val="Hyperlink"/>
@@ -2971,7 +2973,7 @@
                 <w:noProof/>
                 <w:webHidden/>
               </w:rPr>
-              <w:instrText xml:space="preserve"> PAGEREF _Toc229440879 \h </w:instrText>
+              <w:instrText xml:space="preserve"> PAGEREF _Toc229441682 \h </w:instrText>
             </w:r>
             <w:r>
               <w:rPr>
@@ -3016,7 +3018,7 @@
               <w:lang w:eastAsia="en-IN"/>
             </w:rPr>
           </w:pPr>
-          <w:hyperlink w:anchor="_Toc229440880" w:history="1">
+          <w:hyperlink w:anchor="_Toc229441683" w:history="1">
             <w:r>
               <w:rPr>
                 <w:rStyle w:val="Hyperlink"/>
@@ -3043,7 +3045,7 @@
                 <w:noProof/>
                 <w:webHidden/>
               </w:rPr>
-              <w:instrText xml:space="preserve"> PAGEREF _Toc229440880 \h </w:instrText>
+              <w:instrText xml:space="preserve"> PAGEREF _Toc229441683 \h </w:instrText>
             </w:r>
             <w:r>
               <w:rPr>
@@ -3088,7 +3090,7 @@
               <w:lang w:eastAsia="en-IN"/>
             </w:rPr>
           </w:pPr>
-          <w:hyperlink w:anchor="_Toc229440881" w:history="1">
+          <w:hyperlink w:anchor="_Toc229441684" w:history="1">
             <w:r>
               <w:rPr>
                 <w:rStyle w:val="Hyperlink"/>
@@ -3115,7 +3117,7 @@
                 <w:noProof/>
                 <w:webHidden/>
               </w:rPr>
-              <w:instrText xml:space="preserve"> PAGEREF _Toc229440881 \h </w:instrText>
+              <w:instrText xml:space="preserve"> PAGEREF _Toc229441684 \h </w:instrText>
             </w:r>
             <w:r>
               <w:rPr>
@@ -3160,7 +3162,7 @@
               <w:lang w:eastAsia="en-IN"/>
             </w:rPr>
           </w:pPr>
-          <w:hyperlink w:anchor="_Toc229440882" w:history="1">
+          <w:hyperlink w:anchor="_Toc229441685" w:history="1">
             <w:r>
               <w:rPr>
                 <w:rStyle w:val="Hyperlink"/>
@@ -3187,7 +3189,7 @@
                 <w:noProof/>
                 <w:webHidden/>
               </w:rPr>
-              <w:instrText xml:space="preserve"> PAGEREF _Toc229440882 \h </w:instrText>
+              <w:instrText xml:space="preserve"> PAGEREF _Toc229441685 \h </w:instrText>
             </w:r>
             <w:r>
               <w:rPr>
@@ -3232,7 +3234,7 @@
               <w:lang w:eastAsia="en-IN"/>
             </w:rPr>
           </w:pPr>
-          <w:hyperlink w:anchor="_Toc229440883" w:history="1">
+          <w:hyperlink w:anchor="_Toc229441686" w:history="1">
             <w:r>
               <w:rPr>
                 <w:rStyle w:val="Hyperlink"/>
@@ -3259,7 +3261,7 @@
                 <w:noProof/>
                 <w:webHidden/>
               </w:rPr>
-              <w:instrText xml:space="preserve"> PAGEREF _Toc229440883 \h </w:instrText>
+              <w:instrText xml:space="preserve"> PAGEREF _Toc229441686 \h </w:instrText>
             </w:r>
             <w:r>
               <w:rPr>
@@ -3304,7 +3306,7 @@
               <w:lang w:eastAsia="en-IN"/>
             </w:rPr>
           </w:pPr>
-          <w:hyperlink w:anchor="_Toc229440884" w:history="1">
+          <w:hyperlink w:anchor="_Toc229441687" w:history="1">
             <w:r>
               <w:rPr>
                 <w:rStyle w:val="Hyperlink"/>
@@ -3331,7 +3333,7 @@
                 <w:noProof/>
                 <w:webHidden/>
               </w:rPr>
-              <w:instrText xml:space="preserve"> PAGEREF _Toc229440884 \h </w:instrText>
+              <w:instrText xml:space="preserve"> PAGEREF _Toc229441687 \h </w:instrText>
             </w:r>
             <w:r>
               <w:rPr>
@@ -3376,7 +3378,7 @@
               <w:lang w:eastAsia="en-IN"/>
             </w:rPr>
           </w:pPr>
-          <w:hyperlink w:anchor="_Toc229440885" w:history="1">
+          <w:hyperlink w:anchor="_Toc229441688" w:history="1">
             <w:r>
               <w:rPr>
                 <w:rStyle w:val="Hyperlink"/>
@@ -3403,7 +3405,7 @@
                 <w:noProof/>
                 <w:webHidden/>
               </w:rPr>
-              <w:instrText xml:space="preserve"> PAGEREF _Toc229440885 \h </w:instrText>
+              <w:instrText xml:space="preserve"> PAGEREF _Toc229441688 \h </w:instrText>
             </w:r>
             <w:r>
               <w:rPr>
@@ -3448,7 +3450,7 @@
               <w:lang w:eastAsia="en-IN"/>
             </w:rPr>
           </w:pPr>
-          <w:hyperlink w:anchor="_Toc229440886" w:history="1">
+          <w:hyperlink w:anchor="_Toc229441689" w:history="1">
             <w:r>
               <w:rPr>
                 <w:rStyle w:val="Hyperlink"/>
@@ -3475,7 +3477,7 @@
                 <w:noProof/>
                 <w:webHidden/>
               </w:rPr>
-              <w:instrText xml:space="preserve"> PAGEREF _Toc229440886 \h </w:instrText>
+              <w:instrText xml:space="preserve"> PAGEREF _Toc229441689 \h </w:instrText>
             </w:r>
             <w:r>
               <w:rPr>
@@ -3520,7 +3522,7 @@
               <w:lang w:eastAsia="en-IN"/>
             </w:rPr>
           </w:pPr>
-          <w:hyperlink w:anchor="_Toc229440887" w:history="1">
+          <w:hyperlink w:anchor="_Toc229441690" w:history="1">
             <w:r>
               <w:rPr>
                 <w:rStyle w:val="Hyperlink"/>
@@ -3547,7 +3549,7 @@
                 <w:noProof/>
                 <w:webHidden/>
               </w:rPr>
-              <w:instrText xml:space="preserve"> PAGEREF _Toc229440887 \h </w:instrText>
+              <w:instrText xml:space="preserve"> PAGEREF _Toc229441690 \h </w:instrText>
             </w:r>
             <w:r>
               <w:rPr>
@@ -3592,7 +3594,7 @@
               <w:lang w:eastAsia="en-IN"/>
             </w:rPr>
           </w:pPr>
-          <w:hyperlink w:anchor="_Toc229440888" w:history="1">
+          <w:hyperlink w:anchor="_Toc229441691" w:history="1">
             <w:r>
               <w:rPr>
                 <w:rStyle w:val="Hyperlink"/>
@@ -3619,7 +3621,7 @@
                 <w:noProof/>
                 <w:webHidden/>
               </w:rPr>
-              <w:instrText xml:space="preserve"> PAGEREF _Toc229440888 \h </w:instrText>
+              <w:instrText xml:space="preserve"> PAGEREF _Toc229441691 \h </w:instrText>
             </w:r>
             <w:r>
               <w:rPr>
@@ -3664,7 +3666,7 @@
               <w:lang w:eastAsia="en-IN"/>
             </w:rPr>
           </w:pPr>
-          <w:hyperlink w:anchor="_Toc229440889" w:history="1">
+          <w:hyperlink w:anchor="_Toc229441692" w:history="1">
             <w:r>
               <w:rPr>
                 <w:rStyle w:val="Hyperlink"/>
@@ -3691,7 +3693,7 @@
                 <w:noProof/>
                 <w:webHidden/>
               </w:rPr>
-              <w:instrText xml:space="preserve"> PAGEREF _Toc229440889 \h </w:instrText>
+              <w:instrText xml:space="preserve"> PAGEREF _Toc229441692 \h </w:instrText>
             </w:r>
             <w:r>
               <w:rPr>
@@ -3736,7 +3738,7 @@
               <w:lang w:eastAsia="en-IN"/>
             </w:rPr>
           </w:pPr>
-          <w:hyperlink w:anchor="_Toc229440890" w:history="1">
+          <w:hyperlink w:anchor="_Toc229441693" w:history="1">
             <w:r>
               <w:rPr>
                 <w:rStyle w:val="Hyperlink"/>
@@ -3763,7 +3765,7 @@
                 <w:noProof/>
                 <w:webHidden/>
               </w:rPr>
-              <w:instrText xml:space="preserve"> PAGEREF _Toc229440890 \h </w:instrText>
+              <w:instrText xml:space="preserve"> PAGEREF _Toc229441693 \h </w:instrText>
             </w:r>
             <w:r>
               <w:rPr>
@@ -3808,7 +3810,7 @@
               <w:lang w:eastAsia="en-IN"/>
             </w:rPr>
           </w:pPr>
-          <w:hyperlink w:anchor="_Toc229440891" w:history="1">
+          <w:hyperlink w:anchor="_Toc229441694" w:history="1">
             <w:r>
               <w:rPr>
                 <w:rStyle w:val="Hyperlink"/>
@@ -3835,7 +3837,7 @@
                 <w:noProof/>
                 <w:webHidden/>
               </w:rPr>
-              <w:instrText xml:space="preserve"> PAGEREF _Toc229440891 \h </w:instrText>
+              <w:instrText xml:space="preserve"> PAGEREF _Toc229441694 \h </w:instrText>
             </w:r>
             <w:r>
               <w:rPr>
@@ -3880,7 +3882,7 @@
               <w:lang w:eastAsia="en-IN"/>
             </w:rPr>
           </w:pPr>
-          <w:hyperlink w:anchor="_Toc229440892" w:history="1">
+          <w:hyperlink w:anchor="_Toc229441695" w:history="1">
             <w:r>
               <w:rPr>
                 <w:rStyle w:val="Hyperlink"/>
@@ -3907,7 +3909,7 @@
                 <w:noProof/>
                 <w:webHidden/>
               </w:rPr>
-              <w:instrText xml:space="preserve"> PAGEREF _Toc229440892 \h </w:instrText>
+              <w:instrText xml:space="preserve"> PAGEREF _Toc229441695 \h </w:instrText>
             </w:r>
             <w:r>
               <w:rPr>
@@ -3952,7 +3954,7 @@
               <w:lang w:eastAsia="en-IN"/>
             </w:rPr>
           </w:pPr>
-          <w:hyperlink w:anchor="_Toc229440893" w:history="1">
+          <w:hyperlink w:anchor="_Toc229441696" w:history="1">
             <w:r>
               <w:rPr>
                 <w:rStyle w:val="Hyperlink"/>
@@ -3979,7 +3981,7 @@
                 <w:noProof/>
                 <w:webHidden/>
               </w:rPr>
-              <w:instrText xml:space="preserve"> PAGEREF _Toc229440893 \h </w:instrText>
+              <w:instrText xml:space="preserve"> PAGEREF _Toc229441696 \h </w:instrText>
             </w:r>
             <w:r>
               <w:rPr>
@@ -4024,7 +4026,7 @@
               <w:lang w:eastAsia="en-IN"/>
             </w:rPr>
           </w:pPr>
-          <w:hyperlink w:anchor="_Toc229440894" w:history="1">
+          <w:hyperlink w:anchor="_Toc229441697" w:history="1">
             <w:r>
               <w:rPr>
                 <w:rStyle w:val="Hyperlink"/>
@@ -4051,7 +4053,7 @@
                 <w:noProof/>
                 <w:webHidden/>
               </w:rPr>
-              <w:instrText xml:space="preserve"> PAGEREF _Toc229440894 \h </w:instrText>
+              <w:instrText xml:space="preserve"> PAGEREF _Toc229441697 \h </w:instrText>
             </w:r>
             <w:r>
               <w:rPr>
@@ -4096,7 +4098,7 @@
               <w:lang w:eastAsia="en-IN"/>
             </w:rPr>
           </w:pPr>
-          <w:hyperlink w:anchor="_Toc229440895" w:history="1">
+          <w:hyperlink w:anchor="_Toc229441698" w:history="1">
             <w:r>
               <w:rPr>
                 <w:rStyle w:val="Hyperlink"/>
@@ -4123,7 +4125,7 @@
                 <w:noProof/>
                 <w:webHidden/>
               </w:rPr>
-              <w:instrText xml:space="preserve"> PAGEREF _Toc229440895 \h </w:instrText>
+              <w:instrText xml:space="preserve"> PAGEREF _Toc229441698 \h </w:instrText>
             </w:r>
             <w:r>
               <w:rPr>
@@ -4168,7 +4170,7 @@
               <w:lang w:eastAsia="en-IN"/>
             </w:rPr>
           </w:pPr>
-          <w:hyperlink w:anchor="_Toc229440896" w:history="1">
+          <w:hyperlink w:anchor="_Toc229441699" w:history="1">
             <w:r>
               <w:rPr>
                 <w:rStyle w:val="Hyperlink"/>
@@ -4195,7 +4197,7 @@
                 <w:noProof/>
                 <w:webHidden/>
               </w:rPr>
-              <w:instrText xml:space="preserve"> PAGEREF _Toc229440896 \h </w:instrText>
+              <w:instrText xml:space="preserve"> PAGEREF _Toc229441699 \h </w:instrText>
             </w:r>
             <w:r>
               <w:rPr>
@@ -4240,7 +4242,7 @@
               <w:lang w:eastAsia="en-IN"/>
             </w:rPr>
           </w:pPr>
-          <w:hyperlink w:anchor="_Toc229440897" w:history="1">
+          <w:hyperlink w:anchor="_Toc229441700" w:history="1">
             <w:r>
               <w:rPr>
                 <w:rStyle w:val="Hyperlink"/>
@@ -4267,7 +4269,7 @@
                 <w:noProof/>
                 <w:webHidden/>
               </w:rPr>
-              <w:instrText xml:space="preserve"> PAGEREF _Toc229440897 \h </w:instrText>
+              <w:instrText xml:space="preserve"> PAGEREF _Toc229441700 \h </w:instrText>
             </w:r>
             <w:r>
               <w:rPr>
@@ -4312,7 +4314,7 @@
               <w:lang w:eastAsia="en-IN"/>
             </w:rPr>
           </w:pPr>
-          <w:hyperlink w:anchor="_Toc229440898" w:history="1">
+          <w:hyperlink w:anchor="_Toc229441701" w:history="1">
             <w:r>
               <w:rPr>
                 <w:rStyle w:val="Hyperlink"/>
@@ -4339,7 +4341,7 @@
                 <w:noProof/>
                 <w:webHidden/>
               </w:rPr>
-              <w:instrText xml:space="preserve"> PAGEREF _Toc229440898 \h </w:instrText>
+              <w:instrText xml:space="preserve"> PAGEREF _Toc229441701 \h </w:instrText>
             </w:r>
             <w:r>
               <w:rPr>
@@ -4384,7 +4386,7 @@
               <w:lang w:eastAsia="en-IN"/>
             </w:rPr>
           </w:pPr>
-          <w:hyperlink w:anchor="_Toc229440899" w:history="1">
+          <w:hyperlink w:anchor="_Toc229441702" w:history="1">
             <w:r>
               <w:rPr>
                 <w:rStyle w:val="Hyperlink"/>
@@ -4411,7 +4413,7 @@
                 <w:noProof/>
                 <w:webHidden/>
               </w:rPr>
-              <w:instrText xml:space="preserve"> PAGEREF _Toc229440899 \h </w:instrText>
+              <w:instrText xml:space="preserve"> PAGEREF _Toc229441702 \h </w:instrText>
             </w:r>
             <w:r>
               <w:rPr>
@@ -4456,7 +4458,7 @@
               <w:lang w:eastAsia="en-IN"/>
             </w:rPr>
           </w:pPr>
-          <w:hyperlink w:anchor="_Toc229440900" w:history="1">
+          <w:hyperlink w:anchor="_Toc229441703" w:history="1">
             <w:r>
               <w:rPr>
                 <w:rStyle w:val="Hyperlink"/>
@@ -4483,7 +4485,7 @@
                 <w:noProof/>
                 <w:webHidden/>
               </w:rPr>
-              <w:instrText xml:space="preserve"> PAGEREF _Toc229440900 \h </w:instrText>
+              <w:instrText xml:space="preserve"> PAGEREF _Toc229441703 \h </w:instrText>
             </w:r>
             <w:r>
               <w:rPr>
@@ -4528,7 +4530,7 @@
               <w:lang w:eastAsia="en-IN"/>
             </w:rPr>
           </w:pPr>
-          <w:hyperlink w:anchor="_Toc229440901" w:history="1">
+          <w:hyperlink w:anchor="_Toc229441704" w:history="1">
             <w:r>
               <w:rPr>
                 <w:rStyle w:val="Hyperlink"/>
@@ -4555,7 +4557,7 @@
                 <w:noProof/>
                 <w:webHidden/>
               </w:rPr>
-              <w:instrText xml:space="preserve"> PAGEREF _Toc229440901 \h </w:instrText>
+              <w:instrText xml:space="preserve"> PAGEREF _Toc229441704 \h </w:instrText>
             </w:r>
             <w:r>
               <w:rPr>
@@ -4600,7 +4602,7 @@
               <w:lang w:eastAsia="en-IN"/>
             </w:rPr>
           </w:pPr>
-          <w:hyperlink w:anchor="_Toc229440902" w:history="1">
+          <w:hyperlink w:anchor="_Toc229441705" w:history="1">
             <w:r>
               <w:rPr>
                 <w:rStyle w:val="Hyperlink"/>
@@ -4627,7 +4629,7 @@
                 <w:noProof/>
                 <w:webHidden/>
               </w:rPr>
-              <w:instrText xml:space="preserve"> PAGEREF _Toc229440902 \h </w:instrText>
+              <w:instrText xml:space="preserve"> PAGEREF _Toc229441705 \h </w:instrText>
             </w:r>
             <w:r>
               <w:rPr>
@@ -4672,7 +4674,7 @@
               <w:lang w:eastAsia="en-IN"/>
             </w:rPr>
           </w:pPr>
-          <w:hyperlink w:anchor="_Toc229440903" w:history="1">
+          <w:hyperlink w:anchor="_Toc229441706" w:history="1">
             <w:r>
               <w:rPr>
                 <w:rStyle w:val="Hyperlink"/>
@@ -4699,7 +4701,7 @@
                 <w:noProof/>
                 <w:webHidden/>
               </w:rPr>
-              <w:instrText xml:space="preserve"> PAGEREF _Toc229440903 \h </w:instrText>
+              <w:instrText xml:space="preserve"> PAGEREF _Toc229441706 \h </w:instrText>
             </w:r>
             <w:r>
               <w:rPr>
@@ -4744,7 +4746,7 @@
               <w:lang w:eastAsia="en-IN"/>
             </w:rPr>
           </w:pPr>
-          <w:hyperlink w:anchor="_Toc229440904" w:history="1">
+          <w:hyperlink w:anchor="_Toc229441707" w:history="1">
             <w:r>
               <w:rPr>
                 <w:rStyle w:val="Hyperlink"/>
@@ -4771,7 +4773,7 @@
                 <w:noProof/>
                 <w:webHidden/>
               </w:rPr>
-              <w:instrText xml:space="preserve"> PAGEREF _Toc229440904 \h </w:instrText>
+              <w:instrText xml:space="preserve"> PAGEREF _Toc229441707 \h </w:instrText>
             </w:r>
             <w:r>
               <w:rPr>
@@ -4816,7 +4818,7 @@
               <w:lang w:eastAsia="en-IN"/>
             </w:rPr>
           </w:pPr>
-          <w:hyperlink w:anchor="_Toc229440905" w:history="1">
+          <w:hyperlink w:anchor="_Toc229441708" w:history="1">
             <w:r>
               <w:rPr>
                 <w:rStyle w:val="Hyperlink"/>
@@ -4843,7 +4845,7 @@
                 <w:noProof/>
                 <w:webHidden/>
               </w:rPr>
-              <w:instrText xml:space="preserve"> PAGEREF _Toc229440905 \h </w:instrText>
+              <w:instrText xml:space="preserve"> PAGEREF _Toc229441708 \h </w:instrText>
             </w:r>
             <w:r>
               <w:rPr>
@@ -4888,7 +4890,7 @@
               <w:lang w:eastAsia="en-IN"/>
             </w:rPr>
           </w:pPr>
-          <w:hyperlink w:anchor="_Toc229440906" w:history="1">
+          <w:hyperlink w:anchor="_Toc229441709" w:history="1">
             <w:r>
               <w:rPr>
                 <w:rStyle w:val="Hyperlink"/>
@@ -4915,7 +4917,7 @@
                 <w:noProof/>
                 <w:webHidden/>
               </w:rPr>
-              <w:instrText xml:space="preserve"> PAGEREF _Toc229440906 \h </w:instrText>
+              <w:instrText xml:space="preserve"> PAGEREF _Toc229441709 \h </w:instrText>
             </w:r>
             <w:r>
               <w:rPr>
@@ -4960,7 +4962,7 @@
               <w:lang w:eastAsia="en-IN"/>
             </w:rPr>
           </w:pPr>
-          <w:hyperlink w:anchor="_Toc229440907" w:history="1">
+          <w:hyperlink w:anchor="_Toc229441710" w:history="1">
             <w:r>
               <w:rPr>
                 <w:rStyle w:val="Hyperlink"/>
@@ -4987,7 +4989,7 @@
                 <w:noProof/>
                 <w:webHidden/>
               </w:rPr>
-              <w:instrText xml:space="preserve"> PAGEREF _Toc229440907 \h </w:instrText>
+              <w:instrText xml:space="preserve"> PAGEREF _Toc229441710 \h </w:instrText>
             </w:r>
             <w:r>
               <w:rPr>
@@ -5032,7 +5034,7 @@
               <w:lang w:eastAsia="en-IN"/>
             </w:rPr>
           </w:pPr>
-          <w:hyperlink w:anchor="_Toc229440908" w:history="1">
+          <w:hyperlink w:anchor="_Toc229441711" w:history="1">
             <w:r>
               <w:rPr>
                 <w:rStyle w:val="Hyperlink"/>
@@ -5059,7 +5061,7 @@
                 <w:noProof/>
                 <w:webHidden/>
               </w:rPr>
-              <w:instrText xml:space="preserve"> PAGEREF _Toc229440908 \h </w:instrText>
+              <w:instrText xml:space="preserve"> PAGEREF _Toc229441711 \h </w:instrText>
             </w:r>
             <w:r>
               <w:rPr>
@@ -5104,7 +5106,7 @@
               <w:lang w:eastAsia="en-IN"/>
             </w:rPr>
           </w:pPr>
-          <w:hyperlink w:anchor="_Toc229440909" w:history="1">
+          <w:hyperlink w:anchor="_Toc229441712" w:history="1">
             <w:r>
               <w:rPr>
                 <w:rStyle w:val="Hyperlink"/>
@@ -5131,7 +5133,7 @@
                 <w:noProof/>
                 <w:webHidden/>
               </w:rPr>
-              <w:instrText xml:space="preserve"> PAGEREF _Toc229440909 \h </w:instrText>
+              <w:instrText xml:space="preserve"> PAGEREF _Toc229441712 \h </w:instrText>
             </w:r>
             <w:r>
               <w:rPr>
@@ -5176,7 +5178,7 @@
               <w:lang w:eastAsia="en-IN"/>
             </w:rPr>
           </w:pPr>
-          <w:hyperlink w:anchor="_Toc229440910" w:history="1">
+          <w:hyperlink w:anchor="_Toc229441713" w:history="1">
             <w:r>
               <w:rPr>
                 <w:rStyle w:val="Hyperlink"/>
@@ -5203,7 +5205,7 @@
                 <w:noProof/>
                 <w:webHidden/>
               </w:rPr>
-              <w:instrText xml:space="preserve"> PAGEREF _Toc229440910 \h </w:instrText>
+              <w:instrText xml:space="preserve"> PAGEREF _Toc229441713 \h </w:instrText>
             </w:r>
             <w:r>
               <w:rPr>
@@ -5248,7 +5250,7 @@
               <w:lang w:eastAsia="en-IN"/>
             </w:rPr>
           </w:pPr>
-          <w:hyperlink w:anchor="_Toc229440911" w:history="1">
+          <w:hyperlink w:anchor="_Toc229441714" w:history="1">
             <w:r>
               <w:rPr>
                 <w:rStyle w:val="Hyperlink"/>
@@ -5275,7 +5277,7 @@
                 <w:noProof/>
                 <w:webHidden/>
               </w:rPr>
-              <w:instrText xml:space="preserve"> PAGEREF _Toc229440911 \h </w:instrText>
+              <w:instrText xml:space="preserve"> PAGEREF _Toc229441714 \h </w:instrText>
             </w:r>
             <w:r>
               <w:rPr>
@@ -5320,7 +5322,7 @@
               <w:lang w:eastAsia="en-IN"/>
             </w:rPr>
           </w:pPr>
-          <w:hyperlink w:anchor="_Toc229440912" w:history="1">
+          <w:hyperlink w:anchor="_Toc229441715" w:history="1">
             <w:r>
               <w:rPr>
                 <w:rStyle w:val="Hyperlink"/>
@@ -5347,7 +5349,7 @@
                 <w:noProof/>
                 <w:webHidden/>
               </w:rPr>
-              <w:instrText xml:space="preserve"> PAGEREF _Toc229440912 \h </w:instrText>
+              <w:instrText xml:space="preserve"> PAGEREF _Toc229441715 \h </w:instrText>
             </w:r>
             <w:r>
               <w:rPr>
@@ -5392,7 +5394,7 @@
               <w:lang w:eastAsia="en-IN"/>
             </w:rPr>
           </w:pPr>
-          <w:hyperlink w:anchor="_Toc229440913" w:history="1">
+          <w:hyperlink w:anchor="_Toc229441716" w:history="1">
             <w:r>
               <w:rPr>
                 <w:rStyle w:val="Hyperlink"/>
@@ -5419,7 +5421,7 @@
                 <w:noProof/>
                 <w:webHidden/>
               </w:rPr>
-              <w:instrText xml:space="preserve"> PAGEREF _Toc229440913 \h </w:instrText>
+              <w:instrText xml:space="preserve"> PAGEREF _Toc229441716 \h </w:instrText>
             </w:r>
             <w:r>
               <w:rPr>
@@ -5464,7 +5466,7 @@
               <w:lang w:eastAsia="en-IN"/>
             </w:rPr>
           </w:pPr>
-          <w:hyperlink w:anchor="_Toc229440914" w:history="1">
+          <w:hyperlink w:anchor="_Toc229441717" w:history="1">
             <w:r>
               <w:rPr>
                 <w:rStyle w:val="Hyperlink"/>
@@ -5491,7 +5493,7 @@
                 <w:noProof/>
                 <w:webHidden/>
               </w:rPr>
-              <w:instrText xml:space="preserve"> PAGEREF _Toc229440914 \h </w:instrText>
+              <w:instrText xml:space="preserve"> PAGEREF _Toc229441717 \h </w:instrText>
             </w:r>
             <w:r>
               <w:rPr>
@@ -5536,7 +5538,7 @@
               <w:lang w:eastAsia="en-IN"/>
             </w:rPr>
           </w:pPr>
-          <w:hyperlink w:anchor="_Toc229440915" w:history="1">
+          <w:hyperlink w:anchor="_Toc229441718" w:history="1">
             <w:r>
               <w:rPr>
                 <w:rStyle w:val="Hyperlink"/>
@@ -5563,7 +5565,7 @@
                 <w:noProof/>
                 <w:webHidden/>
               </w:rPr>
-              <w:instrText xml:space="preserve"> PAGEREF _Toc229440915 \h </w:instrText>
+              <w:instrText xml:space="preserve"> PAGEREF _Toc229441718 \h </w:instrText>
             </w:r>
             <w:r>
               <w:rPr>
@@ -5608,7 +5610,7 @@
               <w:lang w:eastAsia="en-IN"/>
             </w:rPr>
           </w:pPr>
-          <w:hyperlink w:anchor="_Toc229440916" w:history="1">
+          <w:hyperlink w:anchor="_Toc229441719" w:history="1">
             <w:r>
               <w:rPr>
                 <w:rStyle w:val="Hyperlink"/>
@@ -5635,7 +5637,7 @@
                 <w:noProof/>
                 <w:webHidden/>
               </w:rPr>
-              <w:instrText xml:space="preserve"> PAGEREF _Toc229440916 \h </w:instrText>
+              <w:instrText xml:space="preserve"> PAGEREF _Toc229441719 \h </w:instrText>
             </w:r>
             <w:r>
               <w:rPr>
@@ -5680,7 +5682,7 @@
               <w:lang w:eastAsia="en-IN"/>
             </w:rPr>
           </w:pPr>
-          <w:hyperlink w:anchor="_Toc229440917" w:history="1">
+          <w:hyperlink w:anchor="_Toc229441720" w:history="1">
             <w:r>
               <w:rPr>
                 <w:rStyle w:val="Hyperlink"/>
@@ -5707,7 +5709,7 @@
                 <w:noProof/>
                 <w:webHidden/>
               </w:rPr>
-              <w:instrText xml:space="preserve"> PAGEREF _Toc229440917 \h </w:instrText>
+              <w:instrText xml:space="preserve"> PAGEREF _Toc229441720 \h </w:instrText>
             </w:r>
             <w:r>
               <w:rPr>
@@ -5752,7 +5754,7 @@
               <w:lang w:eastAsia="en-IN"/>
             </w:rPr>
           </w:pPr>
-          <w:hyperlink w:anchor="_Toc229440918" w:history="1">
+          <w:hyperlink w:anchor="_Toc229441721" w:history="1">
             <w:r>
               <w:rPr>
                 <w:rStyle w:val="Hyperlink"/>
@@ -5779,7 +5781,7 @@
                 <w:noProof/>
                 <w:webHidden/>
               </w:rPr>
-              <w:instrText xml:space="preserve"> PAGEREF _Toc229440918 \h </w:instrText>
+              <w:instrText xml:space="preserve"> PAGEREF _Toc229441721 \h </w:instrText>
             </w:r>
             <w:r>
               <w:rPr>
@@ -5824,7 +5826,7 @@
               <w:lang w:eastAsia="en-IN"/>
             </w:rPr>
           </w:pPr>
-          <w:hyperlink w:anchor="_Toc229440919" w:history="1">
+          <w:hyperlink w:anchor="_Toc229441722" w:history="1">
             <w:r>
               <w:rPr>
                 <w:rStyle w:val="Hyperlink"/>
@@ -5851,7 +5853,7 @@
                 <w:noProof/>
                 <w:webHidden/>
               </w:rPr>
-              <w:instrText xml:space="preserve"> PAGEREF _Toc229440919 \h </w:instrText>
+              <w:instrText xml:space="preserve"> PAGEREF _Toc229441722 \h </w:instrText>
             </w:r>
             <w:r>
               <w:rPr>
@@ -5896,7 +5898,7 @@
               <w:lang w:eastAsia="en-IN"/>
             </w:rPr>
           </w:pPr>
-          <w:hyperlink w:anchor="_Toc229440920" w:history="1">
+          <w:hyperlink w:anchor="_Toc229441723" w:history="1">
             <w:r>
               <w:rPr>
                 <w:rStyle w:val="Hyperlink"/>
@@ -5923,7 +5925,7 @@
                 <w:noProof/>
                 <w:webHidden/>
               </w:rPr>
-              <w:instrText xml:space="preserve"> PAGEREF _Toc229440920 \h </w:instrText>
+              <w:instrText xml:space="preserve"> PAGEREF _Toc229441723 \h </w:instrText>
             </w:r>
             <w:r>
               <w:rPr>
@@ -5968,7 +5970,7 @@
               <w:lang w:eastAsia="en-IN"/>
             </w:rPr>
           </w:pPr>
-          <w:hyperlink w:anchor="_Toc229440921" w:history="1">
+          <w:hyperlink w:anchor="_Toc229441724" w:history="1">
             <w:r>
               <w:rPr>
                 <w:rStyle w:val="Hyperlink"/>
@@ -5995,7 +5997,7 @@
                 <w:noProof/>
                 <w:webHidden/>
               </w:rPr>
-              <w:instrText xml:space="preserve"> PAGEREF _Toc229440921 \h </w:instrText>
+              <w:instrText xml:space="preserve"> PAGEREF _Toc229441724 \h </w:instrText>
             </w:r>
             <w:r>
               <w:rPr>
@@ -6040,7 +6042,7 @@
               <w:lang w:eastAsia="en-IN"/>
             </w:rPr>
           </w:pPr>
-          <w:hyperlink w:anchor="_Toc229440922" w:history="1">
+          <w:hyperlink w:anchor="_Toc229441725" w:history="1">
             <w:r>
               <w:rPr>
                 <w:rStyle w:val="Hyperlink"/>
@@ -6067,7 +6069,7 @@
                 <w:noProof/>
                 <w:webHidden/>
               </w:rPr>
-              <w:instrText xml:space="preserve"> PAGEREF _Toc229440922 \h </w:instrText>
+              <w:instrText xml:space="preserve"> PAGEREF _Toc229441725 \h </w:instrText>
             </w:r>
             <w:r>
               <w:rPr>
@@ -6112,7 +6114,7 @@
               <w:lang w:eastAsia="en-IN"/>
             </w:rPr>
           </w:pPr>
-          <w:hyperlink w:anchor="_Toc229440923" w:history="1">
+          <w:hyperlink w:anchor="_Toc229441726" w:history="1">
             <w:r>
               <w:rPr>
                 <w:rStyle w:val="Hyperlink"/>
@@ -6139,7 +6141,7 @@
                 <w:noProof/>
                 <w:webHidden/>
               </w:rPr>
-              <w:instrText xml:space="preserve"> PAGEREF _Toc229440923 \h </w:instrText>
+              <w:instrText xml:space="preserve"> PAGEREF _Toc229441726 \h </w:instrText>
             </w:r>
             <w:r>
               <w:rPr>
@@ -6184,7 +6186,7 @@
               <w:lang w:eastAsia="en-IN"/>
             </w:rPr>
           </w:pPr>
-          <w:hyperlink w:anchor="_Toc229440924" w:history="1">
+          <w:hyperlink w:anchor="_Toc229441727" w:history="1">
             <w:r>
               <w:rPr>
                 <w:rStyle w:val="Hyperlink"/>
@@ -6211,7 +6213,7 @@
                 <w:noProof/>
                 <w:webHidden/>
               </w:rPr>
-              <w:instrText xml:space="preserve"> PAGEREF _Toc229440924 \h </w:instrText>
+              <w:instrText xml:space="preserve"> PAGEREF _Toc229441727 \h </w:instrText>
             </w:r>
             <w:r>
               <w:rPr>
@@ -6256,7 +6258,7 @@
               <w:lang w:eastAsia="en-IN"/>
             </w:rPr>
           </w:pPr>
-          <w:hyperlink w:anchor="_Toc229440925" w:history="1">
+          <w:hyperlink w:anchor="_Toc229441728" w:history="1">
             <w:r>
               <w:rPr>
                 <w:rStyle w:val="Hyperlink"/>
@@ -6283,7 +6285,7 @@
                 <w:noProof/>
                 <w:webHidden/>
               </w:rPr>
-              <w:instrText xml:space="preserve"> PAGEREF _Toc229440925 \h </w:instrText>
+              <w:instrText xml:space="preserve"> PAGEREF _Toc229441728 \h </w:instrText>
             </w:r>
             <w:r>
               <w:rPr>
@@ -6328,7 +6330,7 @@
               <w:lang w:eastAsia="en-IN"/>
             </w:rPr>
           </w:pPr>
-          <w:hyperlink w:anchor="_Toc229440926" w:history="1">
+          <w:hyperlink w:anchor="_Toc229441729" w:history="1">
             <w:r>
               <w:rPr>
                 <w:rStyle w:val="Hyperlink"/>
@@ -6370,7 +6372,7 @@
                 <w:noProof/>
                 <w:webHidden/>
               </w:rPr>
-              <w:instrText xml:space="preserve"> PAGEREF _Toc229440926 \h </w:instrText>
+              <w:instrText xml:space="preserve"> PAGEREF _Toc229441729 \h </w:instrText>
             </w:r>
             <w:r>
               <w:rPr>
@@ -6415,7 +6417,7 @@
               <w:lang w:eastAsia="en-IN"/>
             </w:rPr>
           </w:pPr>
-          <w:hyperlink w:anchor="_Toc229440927" w:history="1">
+          <w:hyperlink w:anchor="_Toc229441730" w:history="1">
             <w:r>
               <w:rPr>
                 <w:rStyle w:val="Hyperlink"/>
@@ -6442,7 +6444,7 @@
                 <w:noProof/>
                 <w:webHidden/>
               </w:rPr>
-              <w:instrText xml:space="preserve"> PAGEREF _Toc229440927 \h </w:instrText>
+              <w:instrText xml:space="preserve"> PAGEREF _Toc229441730 \h </w:instrText>
             </w:r>
             <w:r>
               <w:rPr>
@@ -6487,7 +6489,7 @@
               <w:lang w:eastAsia="en-IN"/>
             </w:rPr>
           </w:pPr>
-          <w:hyperlink w:anchor="_Toc229440928" w:history="1">
+          <w:hyperlink w:anchor="_Toc229441731" w:history="1">
             <w:r>
               <w:rPr>
                 <w:rStyle w:val="Hyperlink"/>
@@ -6514,7 +6516,7 @@
                 <w:noProof/>
                 <w:webHidden/>
               </w:rPr>
-              <w:instrText xml:space="preserve"> PAGEREF _Toc229440928 \h </w:instrText>
+              <w:instrText xml:space="preserve"> PAGEREF _Toc229441731 \h </w:instrText>
             </w:r>
             <w:r>
               <w:rPr>
@@ -6559,7 +6561,7 @@
               <w:lang w:eastAsia="en-IN"/>
             </w:rPr>
           </w:pPr>
-          <w:hyperlink w:anchor="_Toc229440929" w:history="1">
+          <w:hyperlink w:anchor="_Toc229441732" w:history="1">
             <w:r>
               <w:rPr>
                 <w:rStyle w:val="Hyperlink"/>
@@ -6586,7 +6588,7 @@
                 <w:noProof/>
                 <w:webHidden/>
               </w:rPr>
-              <w:instrText xml:space="preserve"> PAGEREF _Toc229440929 \h </w:instrText>
+              <w:instrText xml:space="preserve"> PAGEREF _Toc229441732 \h </w:instrText>
             </w:r>
             <w:r>
               <w:rPr>
@@ -6631,7 +6633,7 @@
               <w:lang w:eastAsia="en-IN"/>
             </w:rPr>
           </w:pPr>
-          <w:hyperlink w:anchor="_Toc229440930" w:history="1">
+          <w:hyperlink w:anchor="_Toc229441733" w:history="1">
             <w:r>
               <w:rPr>
                 <w:rStyle w:val="Hyperlink"/>
@@ -6658,7 +6660,7 @@
                 <w:noProof/>
                 <w:webHidden/>
               </w:rPr>
-              <w:instrText xml:space="preserve"> PAGEREF _Toc229440930 \h </w:instrText>
+              <w:instrText xml:space="preserve"> PAGEREF _Toc229441733 \h </w:instrText>
             </w:r>
             <w:r>
               <w:rPr>
@@ -6703,7 +6705,7 @@
               <w:lang w:eastAsia="en-IN"/>
             </w:rPr>
           </w:pPr>
-          <w:hyperlink w:anchor="_Toc229440931" w:history="1">
+          <w:hyperlink w:anchor="_Toc229441734" w:history="1">
             <w:r>
               <w:rPr>
                 <w:rStyle w:val="Hyperlink"/>
@@ -6730,7 +6732,7 @@
                 <w:noProof/>
                 <w:webHidden/>
               </w:rPr>
-              <w:instrText xml:space="preserve"> PAGEREF _Toc229440931 \h </w:instrText>
+              <w:instrText xml:space="preserve"> PAGEREF _Toc229441734 \h </w:instrText>
             </w:r>
             <w:r>
               <w:rPr>
@@ -6775,7 +6777,7 @@
               <w:lang w:eastAsia="en-IN"/>
             </w:rPr>
           </w:pPr>
-          <w:hyperlink w:anchor="_Toc229440932" w:history="1">
+          <w:hyperlink w:anchor="_Toc229441735" w:history="1">
             <w:r>
               <w:rPr>
                 <w:rStyle w:val="Hyperlink"/>
@@ -6802,7 +6804,7 @@
                 <w:noProof/>
                 <w:webHidden/>
               </w:rPr>
-              <w:instrText xml:space="preserve"> PAGEREF _Toc229440932 \h </w:instrText>
+              <w:instrText xml:space="preserve"> PAGEREF _Toc229441735 \h </w:instrText>
             </w:r>
             <w:r>
               <w:rPr>
@@ -6847,7 +6849,7 @@
               <w:lang w:eastAsia="en-IN"/>
             </w:rPr>
           </w:pPr>
-          <w:hyperlink w:anchor="_Toc229440933" w:history="1">
+          <w:hyperlink w:anchor="_Toc229441736" w:history="1">
             <w:r>
               <w:rPr>
                 <w:rStyle w:val="Hyperlink"/>
@@ -6874,7 +6876,7 @@
                 <w:noProof/>
                 <w:webHidden/>
               </w:rPr>
-              <w:instrText xml:space="preserve"> PAGEREF _Toc229440933 \h </w:instrText>
+              <w:instrText xml:space="preserve"> PAGEREF _Toc229441736 \h </w:instrText>
             </w:r>
             <w:r>
               <w:rPr>
@@ -6919,7 +6921,7 @@
               <w:lang w:eastAsia="en-IN"/>
             </w:rPr>
           </w:pPr>
-          <w:hyperlink w:anchor="_Toc229440934" w:history="1">
+          <w:hyperlink w:anchor="_Toc229441737" w:history="1">
             <w:r>
               <w:rPr>
                 <w:rStyle w:val="Hyperlink"/>
@@ -6946,7 +6948,7 @@
                 <w:noProof/>
                 <w:webHidden/>
               </w:rPr>
-              <w:instrText xml:space="preserve"> PAGEREF _Toc229440934 \h </w:instrText>
+              <w:instrText xml:space="preserve"> PAGEREF _Toc229441737 \h </w:instrText>
             </w:r>
             <w:r>
               <w:rPr>
@@ -6991,7 +6993,7 @@
               <w:lang w:eastAsia="en-IN"/>
             </w:rPr>
           </w:pPr>
-          <w:hyperlink w:anchor="_Toc229440935" w:history="1">
+          <w:hyperlink w:anchor="_Toc229441738" w:history="1">
             <w:r>
               <w:rPr>
                 <w:rStyle w:val="Hyperlink"/>
@@ -7018,7 +7020,7 @@
                 <w:noProof/>
                 <w:webHidden/>
               </w:rPr>
-              <w:instrText xml:space="preserve"> PAGEREF _Toc229440935 \h </w:instrText>
+              <w:instrText xml:space="preserve"> PAGEREF _Toc229441738 \h </w:instrText>
             </w:r>
             <w:r>
               <w:rPr>
@@ -7063,7 +7065,7 @@
               <w:lang w:eastAsia="en-IN"/>
             </w:rPr>
           </w:pPr>
-          <w:hyperlink w:anchor="_Toc229440936" w:history="1">
+          <w:hyperlink w:anchor="_Toc229441739" w:history="1">
             <w:r>
               <w:rPr>
                 <w:rStyle w:val="Hyperlink"/>
@@ -7090,7 +7092,7 @@
                 <w:noProof/>
                 <w:webHidden/>
               </w:rPr>
-              <w:instrText xml:space="preserve"> PAGEREF _Toc229440936 \h </w:instrText>
+              <w:instrText xml:space="preserve"> PAGEREF _Toc229441739 \h </w:instrText>
             </w:r>
             <w:r>
               <w:rPr>
@@ -7135,7 +7137,7 @@
               <w:lang w:eastAsia="en-IN"/>
             </w:rPr>
           </w:pPr>
-          <w:hyperlink w:anchor="_Toc229440937" w:history="1">
+          <w:hyperlink w:anchor="_Toc229441740" w:history="1">
             <w:r>
               <w:rPr>
                 <w:rStyle w:val="Hyperlink"/>
@@ -7162,7 +7164,7 @@
                 <w:noProof/>
                 <w:webHidden/>
               </w:rPr>
-              <w:instrText xml:space="preserve"> PAGEREF _Toc229440937 \h </w:instrText>
+              <w:instrText xml:space="preserve"> PAGEREF _Toc229441740 \h </w:instrText>
             </w:r>
             <w:r>
               <w:rPr>
@@ -7207,7 +7209,7 @@
               <w:lang w:eastAsia="en-IN"/>
             </w:rPr>
           </w:pPr>
-          <w:hyperlink w:anchor="_Toc229440938" w:history="1">
+          <w:hyperlink w:anchor="_Toc229441741" w:history="1">
             <w:r>
               <w:rPr>
                 <w:rStyle w:val="Hyperlink"/>
@@ -7234,7 +7236,7 @@
                 <w:noProof/>
                 <w:webHidden/>
               </w:rPr>
-              <w:instrText xml:space="preserve"> PAGEREF _Toc229440938 \h </w:instrText>
+              <w:instrText xml:space="preserve"> PAGEREF _Toc229441741 \h </w:instrText>
             </w:r>
             <w:r>
               <w:rPr>
@@ -7279,7 +7281,7 @@
               <w:lang w:eastAsia="en-IN"/>
             </w:rPr>
           </w:pPr>
-          <w:hyperlink w:anchor="_Toc229440939" w:history="1">
+          <w:hyperlink w:anchor="_Toc229441742" w:history="1">
             <w:r>
               <w:rPr>
                 <w:rStyle w:val="Hyperlink"/>
@@ -7306,7 +7308,7 @@
                 <w:noProof/>
                 <w:webHidden/>
               </w:rPr>
-              <w:instrText xml:space="preserve"> PAGEREF _Toc229440939 \h </w:instrText>
+              <w:instrText xml:space="preserve"> PAGEREF _Toc229441742 \h </w:instrText>
             </w:r>
             <w:r>
               <w:rPr>
@@ -7351,7 +7353,7 @@
               <w:lang w:eastAsia="en-IN"/>
             </w:rPr>
           </w:pPr>
-          <w:hyperlink w:anchor="_Toc229440940" w:history="1">
+          <w:hyperlink w:anchor="_Toc229441743" w:history="1">
             <w:r>
               <w:rPr>
                 <w:rStyle w:val="Hyperlink"/>
@@ -7378,7 +7380,7 @@
                 <w:noProof/>
                 <w:webHidden/>
               </w:rPr>
-              <w:instrText xml:space="preserve"> PAGEREF _Toc229440940 \h </w:instrText>
+              <w:instrText xml:space="preserve"> PAGEREF _Toc229441743 \h </w:instrText>
             </w:r>
             <w:r>
               <w:rPr>
@@ -7423,7 +7425,7 @@
               <w:lang w:eastAsia="en-IN"/>
             </w:rPr>
           </w:pPr>
-          <w:hyperlink w:anchor="_Toc229440941" w:history="1">
+          <w:hyperlink w:anchor="_Toc229441744" w:history="1">
             <w:r>
               <w:rPr>
                 <w:rStyle w:val="Hyperlink"/>
@@ -7450,7 +7452,7 @@
                 <w:noProof/>
                 <w:webHidden/>
               </w:rPr>
-              <w:instrText xml:space="preserve"> PAGEREF _Toc229440941 \h </w:instrText>
+              <w:instrText xml:space="preserve"> PAGEREF _Toc229441744 \h </w:instrText>
             </w:r>
             <w:r>
               <w:rPr>
@@ -7495,7 +7497,7 @@
               <w:lang w:eastAsia="en-IN"/>
             </w:rPr>
           </w:pPr>
-          <w:hyperlink w:anchor="_Toc229440942" w:history="1">
+          <w:hyperlink w:anchor="_Toc229441745" w:history="1">
             <w:r>
               <w:rPr>
                 <w:rStyle w:val="Hyperlink"/>
@@ -7522,7 +7524,7 @@
                 <w:noProof/>
                 <w:webHidden/>
               </w:rPr>
-              <w:instrText xml:space="preserve"> PAGEREF _Toc229440942 \h </w:instrText>
+              <w:instrText xml:space="preserve"> PAGEREF _Toc229441745 \h </w:instrText>
             </w:r>
             <w:r>
               <w:rPr>
@@ -7567,7 +7569,7 @@
               <w:lang w:eastAsia="en-IN"/>
             </w:rPr>
           </w:pPr>
-          <w:hyperlink w:anchor="_Toc229440943" w:history="1">
+          <w:hyperlink w:anchor="_Toc229441746" w:history="1">
             <w:r>
               <w:rPr>
                 <w:rStyle w:val="Hyperlink"/>
@@ -7594,7 +7596,7 @@
                 <w:noProof/>
                 <w:webHidden/>
               </w:rPr>
-              <w:instrText xml:space="preserve"> PAGEREF _Toc229440943 \h </w:instrText>
+              <w:instrText xml:space="preserve"> PAGEREF _Toc229441746 \h </w:instrText>
             </w:r>
             <w:r>
               <w:rPr>
@@ -7639,7 +7641,7 @@
               <w:lang w:eastAsia="en-IN"/>
             </w:rPr>
           </w:pPr>
-          <w:hyperlink w:anchor="_Toc229440944" w:history="1">
+          <w:hyperlink w:anchor="_Toc229441747" w:history="1">
             <w:r>
               <w:rPr>
                 <w:rStyle w:val="Hyperlink"/>
@@ -7666,7 +7668,7 @@
                 <w:noProof/>
                 <w:webHidden/>
               </w:rPr>
-              <w:instrText xml:space="preserve"> PAGEREF _Toc229440944 \h </w:instrText>
+              <w:instrText xml:space="preserve"> PAGEREF _Toc229441747 \h </w:instrText>
             </w:r>
             <w:r>
               <w:rPr>
@@ -7711,7 +7713,7 @@
               <w:lang w:eastAsia="en-IN"/>
             </w:rPr>
           </w:pPr>
-          <w:hyperlink w:anchor="_Toc229440945" w:history="1">
+          <w:hyperlink w:anchor="_Toc229441748" w:history="1">
             <w:r>
               <w:rPr>
                 <w:rStyle w:val="Hyperlink"/>
@@ -7738,7 +7740,7 @@
                 <w:noProof/>
                 <w:webHidden/>
               </w:rPr>
-              <w:instrText xml:space="preserve"> PAGEREF _Toc229440945 \h </w:instrText>
+              <w:instrText xml:space="preserve"> PAGEREF _Toc229441748 \h </w:instrText>
             </w:r>
             <w:r>
               <w:rPr>
@@ -7783,7 +7785,7 @@
               <w:lang w:eastAsia="en-IN"/>
             </w:rPr>
           </w:pPr>
-          <w:hyperlink w:anchor="_Toc229440946" w:history="1">
+          <w:hyperlink w:anchor="_Toc229441749" w:history="1">
             <w:r>
               <w:rPr>
                 <w:rStyle w:val="Hyperlink"/>
@@ -7810,7 +7812,7 @@
                 <w:noProof/>
                 <w:webHidden/>
               </w:rPr>
-              <w:instrText xml:space="preserve"> PAGEREF _Toc229440946 \h </w:instrText>
+              <w:instrText xml:space="preserve"> PAGEREF _Toc229441749 \h </w:instrText>
             </w:r>
             <w:r>
               <w:rPr>
@@ -7855,7 +7857,7 @@
               <w:lang w:eastAsia="en-IN"/>
             </w:rPr>
           </w:pPr>
-          <w:hyperlink w:anchor="_Toc229440947" w:history="1">
+          <w:hyperlink w:anchor="_Toc229441750" w:history="1">
             <w:r>
               <w:rPr>
                 <w:rStyle w:val="Hyperlink"/>
@@ -7882,7 +7884,7 @@
                 <w:noProof/>
                 <w:webHidden/>
               </w:rPr>
-              <w:instrText xml:space="preserve"> PAGEREF _Toc229440947 \h </w:instrText>
+              <w:instrText xml:space="preserve"> PAGEREF _Toc229441750 \h </w:instrText>
             </w:r>
             <w:r>
               <w:rPr>
@@ -7927,7 +7929,7 @@
               <w:lang w:eastAsia="en-IN"/>
             </w:rPr>
           </w:pPr>
-          <w:hyperlink w:anchor="_Toc229440948" w:history="1">
+          <w:hyperlink w:anchor="_Toc229441751" w:history="1">
             <w:r>
               <w:rPr>
                 <w:rStyle w:val="Hyperlink"/>
@@ -7954,7 +7956,7 @@
                 <w:noProof/>
                 <w:webHidden/>
               </w:rPr>
-              <w:instrText xml:space="preserve"> PAGEREF _Toc229440948 \h </w:instrText>
+              <w:instrText xml:space="preserve"> PAGEREF _Toc229441751 \h </w:instrText>
             </w:r>
             <w:r>
               <w:rPr>
@@ -7999,7 +8001,7 @@
               <w:lang w:eastAsia="en-IN"/>
             </w:rPr>
           </w:pPr>
-          <w:hyperlink w:anchor="_Toc229440949" w:history="1">
+          <w:hyperlink w:anchor="_Toc229441752" w:history="1">
             <w:r>
               <w:rPr>
                 <w:rStyle w:val="Hyperlink"/>
@@ -8026,7 +8028,7 @@
                 <w:noProof/>
                 <w:webHidden/>
               </w:rPr>
-              <w:instrText xml:space="preserve"> PAGEREF _Toc229440949 \h </w:instrText>
+              <w:instrText xml:space="preserve"> PAGEREF _Toc229441752 \h </w:instrText>
             </w:r>
             <w:r>
               <w:rPr>
@@ -8071,7 +8073,7 @@
               <w:lang w:eastAsia="en-IN"/>
             </w:rPr>
           </w:pPr>
-          <w:hyperlink w:anchor="_Toc229440950" w:history="1">
+          <w:hyperlink w:anchor="_Toc229441753" w:history="1">
             <w:r>
               <w:rPr>
                 <w:rStyle w:val="Hyperlink"/>
@@ -8098,7 +8100,7 @@
                 <w:noProof/>
                 <w:webHidden/>
               </w:rPr>
-              <w:instrText xml:space="preserve"> PAGEREF _Toc229440950 \h </w:instrText>
+              <w:instrText xml:space="preserve"> PAGEREF _Toc229441753 \h </w:instrText>
             </w:r>
             <w:r>
               <w:rPr>
@@ -8143,7 +8145,7 @@
               <w:lang w:eastAsia="en-IN"/>
             </w:rPr>
           </w:pPr>
-          <w:hyperlink w:anchor="_Toc229440951" w:history="1">
+          <w:hyperlink w:anchor="_Toc229441754" w:history="1">
             <w:r>
               <w:rPr>
                 <w:rStyle w:val="Hyperlink"/>
@@ -8170,7 +8172,7 @@
                 <w:noProof/>
                 <w:webHidden/>
               </w:rPr>
-              <w:instrText xml:space="preserve"> PAGEREF _Toc229440951 \h </w:instrText>
+              <w:instrText xml:space="preserve"> PAGEREF _Toc229441754 \h </w:instrText>
             </w:r>
             <w:r>
               <w:rPr>
@@ -8215,7 +8217,7 @@
               <w:lang w:eastAsia="en-IN"/>
             </w:rPr>
           </w:pPr>
-          <w:hyperlink w:anchor="_Toc229440952" w:history="1">
+          <w:hyperlink w:anchor="_Toc229441755" w:history="1">
             <w:r>
               <w:rPr>
                 <w:rStyle w:val="Hyperlink"/>
@@ -8242,7 +8244,7 @@
                 <w:noProof/>
                 <w:webHidden/>
               </w:rPr>
-              <w:instrText xml:space="preserve"> PAGEREF _Toc229440952 \h </w:instrText>
+              <w:instrText xml:space="preserve"> PAGEREF _Toc229441755 \h </w:instrText>
             </w:r>
             <w:r>
               <w:rPr>
@@ -8287,7 +8289,7 @@
               <w:lang w:eastAsia="en-IN"/>
             </w:rPr>
           </w:pPr>
-          <w:hyperlink w:anchor="_Toc229440953" w:history="1">
+          <w:hyperlink w:anchor="_Toc229441756" w:history="1">
             <w:r>
               <w:rPr>
                 <w:rStyle w:val="Hyperlink"/>
@@ -8314,7 +8316,7 @@
                 <w:noProof/>
                 <w:webHidden/>
               </w:rPr>
-              <w:instrText xml:space="preserve"> PAGEREF _Toc229440953 \h </w:instrText>
+              <w:instrText xml:space="preserve"> PAGEREF _Toc229441756 \h </w:instrText>
             </w:r>
             <w:r>
               <w:rPr>
@@ -8359,7 +8361,7 @@
               <w:lang w:eastAsia="en-IN"/>
             </w:rPr>
           </w:pPr>
-          <w:hyperlink w:anchor="_Toc229440954" w:history="1">
+          <w:hyperlink w:anchor="_Toc229441757" w:history="1">
             <w:r>
               <w:rPr>
                 <w:rStyle w:val="Hyperlink"/>
@@ -8386,7 +8388,7 @@
                 <w:noProof/>
                 <w:webHidden/>
               </w:rPr>
-              <w:instrText xml:space="preserve"> PAGEREF _Toc229440954 \h </w:instrText>
+              <w:instrText xml:space="preserve"> PAGEREF _Toc229441757 \h </w:instrText>
             </w:r>
             <w:r>
               <w:rPr>
@@ -8431,7 +8433,7 @@
               <w:lang w:eastAsia="en-IN"/>
             </w:rPr>
           </w:pPr>
-          <w:hyperlink w:anchor="_Toc229440955" w:history="1">
+          <w:hyperlink w:anchor="_Toc229441758" w:history="1">
             <w:r>
               <w:rPr>
                 <w:rStyle w:val="Hyperlink"/>
@@ -8458,7 +8460,7 @@
                 <w:noProof/>
                 <w:webHidden/>
               </w:rPr>
-              <w:instrText xml:space="preserve"> PAGEREF _Toc229440955 \h </w:instrText>
+              <w:instrText xml:space="preserve"> PAGEREF _Toc229441758 \h </w:instrText>
             </w:r>
             <w:r>
               <w:rPr>
@@ -8503,7 +8505,7 @@
               <w:lang w:eastAsia="en-IN"/>
             </w:rPr>
           </w:pPr>
-          <w:hyperlink w:anchor="_Toc229440956" w:history="1">
+          <w:hyperlink w:anchor="_Toc229441759" w:history="1">
             <w:r>
               <w:rPr>
                 <w:rStyle w:val="Hyperlink"/>
@@ -8530,7 +8532,7 @@
                 <w:noProof/>
                 <w:webHidden/>
               </w:rPr>
-              <w:instrText xml:space="preserve"> PAGEREF _Toc229440956 \h </w:instrText>
+              <w:instrText xml:space="preserve"> PAGEREF _Toc229441759 \h </w:instrText>
             </w:r>
             <w:r>
               <w:rPr>
@@ -8575,7 +8577,7 @@
               <w:lang w:eastAsia="en-IN"/>
             </w:rPr>
           </w:pPr>
-          <w:hyperlink w:anchor="_Toc229440957" w:history="1">
+          <w:hyperlink w:anchor="_Toc229441760" w:history="1">
             <w:r>
               <w:rPr>
                 <w:rStyle w:val="Hyperlink"/>
@@ -8602,7 +8604,7 @@
                 <w:noProof/>
                 <w:webHidden/>
               </w:rPr>
-              <w:instrText xml:space="preserve"> PAGEREF _Toc229440957 \h </w:instrText>
+              <w:instrText xml:space="preserve"> PAGEREF _Toc229441760 \h </w:instrText>
             </w:r>
             <w:r>
               <w:rPr>
@@ -8647,7 +8649,7 @@
               <w:lang w:eastAsia="en-IN"/>
             </w:rPr>
           </w:pPr>
-          <w:hyperlink w:anchor="_Toc229440958" w:history="1">
+          <w:hyperlink w:anchor="_Toc229441761" w:history="1">
             <w:r>
               <w:rPr>
                 <w:rStyle w:val="Hyperlink"/>
@@ -8674,7 +8676,7 @@
                 <w:noProof/>
                 <w:webHidden/>
               </w:rPr>
-              <w:instrText xml:space="preserve"> PAGEREF _Toc229440958 \h </w:instrText>
+              <w:instrText xml:space="preserve"> PAGEREF _Toc229441761 \h </w:instrText>
             </w:r>
             <w:r>
               <w:rPr>
@@ -8719,7 +8721,7 @@
               <w:lang w:eastAsia="en-IN"/>
             </w:rPr>
           </w:pPr>
-          <w:hyperlink w:anchor="_Toc229440959" w:history="1">
+          <w:hyperlink w:anchor="_Toc229441762" w:history="1">
             <w:r>
               <w:rPr>
                 <w:rStyle w:val="Hyperlink"/>
@@ -8746,7 +8748,7 @@
                 <w:noProof/>
                 <w:webHidden/>
               </w:rPr>
-              <w:instrText xml:space="preserve"> PAGEREF _Toc229440959 \h </w:instrText>
+              <w:instrText xml:space="preserve"> PAGEREF _Toc229441762 \h </w:instrText>
             </w:r>
             <w:r>
               <w:rPr>
@@ -8791,7 +8793,7 @@
               <w:lang w:eastAsia="en-IN"/>
             </w:rPr>
           </w:pPr>
-          <w:hyperlink w:anchor="_Toc229440960" w:history="1">
+          <w:hyperlink w:anchor="_Toc229441763" w:history="1">
             <w:r>
               <w:rPr>
                 <w:rStyle w:val="Hyperlink"/>
@@ -8818,7 +8820,7 @@
                 <w:noProof/>
                 <w:webHidden/>
               </w:rPr>
-              <w:instrText xml:space="preserve"> PAGEREF _Toc229440960 \h </w:instrText>
+              <w:instrText xml:space="preserve"> PAGEREF _Toc229441763 \h </w:instrText>
             </w:r>
             <w:r>
               <w:rPr>
@@ -8863,7 +8865,7 @@
               <w:lang w:eastAsia="en-IN"/>
             </w:rPr>
           </w:pPr>
-          <w:hyperlink w:anchor="_Toc229440961" w:history="1">
+          <w:hyperlink w:anchor="_Toc229441764" w:history="1">
             <w:r>
               <w:rPr>
                 <w:rStyle w:val="Hyperlink"/>
@@ -8890,7 +8892,7 @@
                 <w:noProof/>
                 <w:webHidden/>
               </w:rPr>
-              <w:instrText xml:space="preserve"> PAGEREF _Toc229440961 \h </w:instrText>
+              <w:instrText xml:space="preserve"> PAGEREF _Toc229441764 \h </w:instrText>
             </w:r>
             <w:r>
               <w:rPr>
@@ -8935,7 +8937,7 @@
               <w:lang w:eastAsia="en-IN"/>
             </w:rPr>
           </w:pPr>
-          <w:hyperlink w:anchor="_Toc229440962" w:history="1">
+          <w:hyperlink w:anchor="_Toc229441765" w:history="1">
             <w:r>
               <w:rPr>
                 <w:rStyle w:val="Hyperlink"/>
@@ -8962,7 +8964,7 @@
                 <w:noProof/>
                 <w:webHidden/>
               </w:rPr>
-              <w:instrText xml:space="preserve"> PAGEREF _Toc229440962 \h </w:instrText>
+              <w:instrText xml:space="preserve"> PAGEREF _Toc229441765 \h </w:instrText>
             </w:r>
             <w:r>
               <w:rPr>
@@ -9007,7 +9009,7 @@
               <w:lang w:eastAsia="en-IN"/>
             </w:rPr>
           </w:pPr>
-          <w:hyperlink w:anchor="_Toc229440963" w:history="1">
+          <w:hyperlink w:anchor="_Toc229441766" w:history="1">
             <w:r>
               <w:rPr>
                 <w:rStyle w:val="Hyperlink"/>
@@ -9034,7 +9036,7 @@
                 <w:noProof/>
                 <w:webHidden/>
               </w:rPr>
-              <w:instrText xml:space="preserve"> PAGEREF _Toc229440963 \h </w:instrText>
+              <w:instrText xml:space="preserve"> PAGEREF _Toc229441766 \h </w:instrText>
             </w:r>
             <w:r>
               <w:rPr>
@@ -9079,7 +9081,7 @@
               <w:lang w:eastAsia="en-IN"/>
             </w:rPr>
           </w:pPr>
-          <w:hyperlink w:anchor="_Toc229440964" w:history="1">
+          <w:hyperlink w:anchor="_Toc229441767" w:history="1">
             <w:r>
               <w:rPr>
                 <w:rStyle w:val="Hyperlink"/>
@@ -9106,7 +9108,7 @@
                 <w:noProof/>
                 <w:webHidden/>
               </w:rPr>
-              <w:instrText xml:space="preserve"> PAGEREF _Toc229440964 \h </w:instrText>
+              <w:instrText xml:space="preserve"> PAGEREF _Toc229441767 \h </w:instrText>
             </w:r>
             <w:r>
               <w:rPr>
@@ -9164,7 +9166,7 @@
       <w:pPr>
         <w:pStyle w:val="Heading1"/>
       </w:pPr>
-      <w:bookmarkStart w:id="0" w:name="_Toc229440842"/>
+      <w:bookmarkStart w:id="0" w:name="_Toc229441645"/>
       <w:r>
         <w:lastRenderedPageBreak/>
         <w:t>Executive Abstract</w:t>
@@ -9196,7 +9198,7 @@
         <w:rPr>
           <w:rFonts w:cstheme="minorHAnsi"/>
         </w:rPr>
-        <w:t>The primary objective of this thesis is to empirically test whether ASML’s monopolistic market positioning translates into measurable fundamental resiliency during periods of macroeconomic shock, and subsequently, to determine if the public equities market accurately prices its future cash flows. To achieve this without the biases of manual data manipulation, the project utilizes an automated, programmatic data extraction methodology via Python. Utilizing financial APIs (</w:t>
+        <w:t xml:space="preserve">The core aim of this research is to quantitatively verify if ASML's status as a hardware monopoly grants it structural immunity during severe economic downturns, and critically, to evaluate whether the broader equity markets are correctly valuing its projected capital generation. By deploying Python-based algorithmic extraction, this study circumvents the inherent flaws and biases of manual data entry. Through the integration of the </w:t>
       </w:r>
       <w:proofErr w:type="spellStart"/>
       <w:r>
@@ -9210,7 +9212,7 @@
         <w:rPr>
           <w:rFonts w:cstheme="minorHAnsi"/>
         </w:rPr>
-        <w:t>) and audited US GAAP SEC filings, a massive longitudinal dataset was constructed to perform a dual-horizon financial assessment.</w:t>
+        <w:t xml:space="preserve"> API and official SEC US GAAP filings, a comprehensive historical dataset was engineered to execute a two-pronged financial evaluation.</w:t>
       </w:r>
     </w:p>
     <w:p>
@@ -9259,7 +9261,7 @@
           <w:rFonts w:cstheme="minorBidi"/>
         </w:rPr>
       </w:pPr>
-      <w:bookmarkStart w:id="1" w:name="_Toc229440843"/>
+      <w:bookmarkStart w:id="1" w:name="_Toc229441646"/>
       <w:r>
         <w:lastRenderedPageBreak/>
         <w:t xml:space="preserve">1. </w:t>
@@ -9273,7 +9275,7 @@
       <w:pPr>
         <w:pStyle w:val="Heading2"/>
       </w:pPr>
-      <w:bookmarkStart w:id="2" w:name="_Toc229440844"/>
+      <w:bookmarkStart w:id="2" w:name="_Toc229441647"/>
       <w:r>
         <w:t>1.1 The Macroeconomic Super-Cycle and Silicon Economics</w:t>
       </w:r>
@@ -9328,7 +9330,7 @@
       <w:pPr>
         <w:pStyle w:val="Heading2"/>
       </w:pPr>
-      <w:bookmarkStart w:id="3" w:name="_Toc229440845"/>
+      <w:bookmarkStart w:id="3" w:name="_Toc229441648"/>
       <w:r>
         <w:t>1.2 The Economics of a Hardware Monopoly and Pricing Elasticity</w:t>
       </w:r>
@@ -9383,7 +9385,7 @@
       <w:pPr>
         <w:pStyle w:val="Heading2"/>
       </w:pPr>
-      <w:bookmarkStart w:id="4" w:name="_Toc229440846"/>
+      <w:bookmarkStart w:id="4" w:name="_Toc229441649"/>
       <w:r>
         <w:t>1.3 The Disaggregation of the Global Supply Chain: Fabless, Foundry, and IDM Models</w:t>
       </w:r>
@@ -9456,7 +9458,7 @@
       <w:pPr>
         <w:pStyle w:val="Heading3"/>
       </w:pPr>
-      <w:bookmarkStart w:id="5" w:name="_Toc229440847"/>
+      <w:bookmarkStart w:id="5" w:name="_Toc229441650"/>
       <w:r>
         <w:t>1.3.1 Macroeconomic Cyclicality and the Bullwhip Effect</w:t>
       </w:r>
@@ -9487,14 +9489,14 @@
         <w:rPr>
           <w:rFonts w:cstheme="minorHAnsi"/>
         </w:rPr>
-        <w:t>However, ASML’s monopolistic position effectively insulates it from this standard supply chain turbulence. Because the manufacturing lead time for an EUV machine is roughly 18 months, ASML operates on a deeply entrenched, multi-year order backlog currently exceeding $30 billion. This backlog acts as a massive financial shock absorber. When short-term macroeconomic recessions trigger the Bullwhip Effect, ASML does not experience an immediate drop in revenue; foundries cannot afford to cancel their EUV orders, as losing their place in the queue would result in a permanent technological deficit against their competitors. Therefore, ASML’s cash flows are uniquely decoupled from standard consumer electronics cyclicality.</w:t>
+        <w:t>However, ASML’s monopolistic standing provides a structural shield against typical supply chain volatility. Given the 18-month production timeline for a single EUV system, the corporation maintains a robust, multi-year pipeline of unfilled orders that currently surpasses $30 billion. This immense backlog functions as an unparalleled financial buffer. Even if cyclical economic downturns initiate the Bullwhip Effect, ASML avoids immediate top-line contraction; semiconductor foundries are practically unable to revoke their pending EUV purchases, knowing that forfeiting their production slot would guarantee a catastrophic and irreversible technological disadvantage relative to their peers. Consequently, ASML’s incoming cash flows remain structurally isolated from the boom-and-bust cycles typical of the broader consumer electronics market.</w:t>
       </w:r>
     </w:p>
     <w:p>
       <w:pPr>
         <w:pStyle w:val="Heading3"/>
       </w:pPr>
-      <w:bookmarkStart w:id="6" w:name="_Toc229440848"/>
+      <w:bookmarkStart w:id="6" w:name="_Toc229441651"/>
       <w:r>
         <w:t>1.3.2 Corporate Genesis and Organizational Profile</w:t>
       </w:r>
@@ -9553,7 +9555,7 @@
       <w:pPr>
         <w:pStyle w:val="Heading2"/>
       </w:pPr>
-      <w:bookmarkStart w:id="7" w:name="_Toc229440849"/>
+      <w:bookmarkStart w:id="7" w:name="_Toc229441652"/>
       <w:r>
         <w:t>1.</w:t>
       </w:r>
@@ -9711,7 +9713,7 @@
       <w:pPr>
         <w:pStyle w:val="Heading2"/>
       </w:pPr>
-      <w:bookmarkStart w:id="8" w:name="_Toc229440850"/>
+      <w:bookmarkStart w:id="8" w:name="_Toc229441653"/>
       <w:r>
         <w:t>1.</w:t>
       </w:r>
@@ -9737,35 +9739,21 @@
         <w:rPr>
           <w:rFonts w:cstheme="minorHAnsi"/>
         </w:rPr>
-        <w:t xml:space="preserve">To ensure absolute fidelity in the data and to eliminate the inherent biases and transcription errors associated with manual financial </w:t>
+        <w:t xml:space="preserve">Human error is a significant risk in manual financial data entry. To eliminate this bias, all historical metrics in this project were gathered using customized automation. Python scripts integrated with the </w:t>
       </w:r>
       <w:proofErr w:type="spellStart"/>
       <w:r>
         <w:rPr>
           <w:rFonts w:cstheme="minorHAnsi"/>
         </w:rPr>
-        <w:t>modeling</w:t>
+        <w:t>yfinance</w:t>
       </w:r>
       <w:proofErr w:type="spellEnd"/>
       <w:r>
         <w:rPr>
           <w:rFonts w:cstheme="minorHAnsi"/>
         </w:rPr>
-        <w:t>, this study employs a purely quantitative, automated methodology. Utilizing Python (v3.11) and financial data APIs (</w:t>
-      </w:r>
-      <w:proofErr w:type="spellStart"/>
-      <w:r>
-        <w:rPr>
-          <w:rFonts w:cstheme="minorHAnsi"/>
-        </w:rPr>
-        <w:t>yfinance</w:t>
-      </w:r>
-      <w:proofErr w:type="spellEnd"/>
-      <w:r>
-        <w:rPr>
-          <w:rFonts w:cstheme="minorHAnsi"/>
-        </w:rPr>
-        <w:t xml:space="preserve">), audited US GAAP financial statements (Income Statements, Balance Sheets, and Cash Flow Statements) alongside 15 years of daily market pricing data were programmatically extracted. The data was subsequently parsed using the </w:t>
+        <w:t xml:space="preserve"> library were deployed to download fifteen years of daily stock prices. These same scripts directly pulled the official US GAAP accounting records, including the corporate profit ledgers and asset balances. Once collected, the raw numbers were structured using the </w:t>
       </w:r>
       <w:proofErr w:type="gramStart"/>
       <w:r>
@@ -9779,7 +9767,7 @@
         <w:rPr>
           <w:rFonts w:cstheme="minorHAnsi"/>
         </w:rPr>
-        <w:t xml:space="preserve"> library, allowing for real-time calculation of financial frameworks.</w:t>
+        <w:t xml:space="preserve"> toolkit, allowing the mathematical valuation models to execute without manual interference</w:t>
       </w:r>
     </w:p>
     <w:p>
@@ -9985,16 +9973,7 @@
               <w:rPr>
                 <w:rFonts w:ascii="Cambria Math" w:eastAsiaTheme="minorEastAsia" w:hAnsi="Cambria Math" w:cstheme="minorHAnsi"/>
               </w:rPr>
-              <m:t>-1</m:t>
-            </m:r>
-            <m:r>
-              <m:rPr>
-                <m:sty m:val="bi"/>
-              </m:rPr>
-              <w:rPr>
-                <w:rFonts w:ascii="Cambria Math" w:eastAsiaTheme="minorEastAsia" w:hAnsi="Cambria Math" w:cstheme="minorHAnsi"/>
-              </w:rPr>
-              <m:t>#</m:t>
+              <m:t>-1#</m:t>
             </m:r>
             <m:d>
               <m:dPr>
@@ -10275,7 +10254,7 @@
           <w:rFonts w:asciiTheme="minorHAnsi" w:eastAsiaTheme="minorEastAsia" w:hAnsiTheme="minorHAnsi" w:cstheme="minorHAnsi"/>
         </w:rPr>
       </w:pPr>
-      <w:bookmarkStart w:id="9" w:name="_Toc229440851"/>
+      <w:bookmarkStart w:id="9" w:name="_Toc229441654"/>
       <w:r>
         <w:t>1.</w:t>
       </w:r>
@@ -10336,7 +10315,7 @@
       <w:pPr>
         <w:pStyle w:val="Heading1"/>
       </w:pPr>
-      <w:bookmarkStart w:id="10" w:name="_Toc229440852"/>
+      <w:bookmarkStart w:id="10" w:name="_Toc229441655"/>
       <w:r>
         <w:lastRenderedPageBreak/>
         <w:t>2. Literature Review</w:t>
@@ -10347,7 +10326,7 @@
       <w:pPr>
         <w:pStyle w:val="Heading2"/>
       </w:pPr>
-      <w:bookmarkStart w:id="11" w:name="_Toc229440853"/>
+      <w:bookmarkStart w:id="11" w:name="_Toc229441656"/>
       <w:r>
         <w:t>2.1 The Theory of Economic Moats and Capital-Intensive Monopolies</w:t>
       </w:r>
@@ -10367,25 +10346,21 @@
         <w:rPr>
           <w:rFonts w:cstheme="minorHAnsi"/>
         </w:rPr>
-        <w:t>The theoretical foundation of this thesis is heavily anchored in the concept of the "Economic Moat," a term originally coined by value investor Warren Buffett and subsequently formalized into rigorous equity research frameworks by institutions such as Morningstar</w:t>
-      </w:r>
-      <w:r>
-        <w:rPr>
-          <w:rFonts w:cstheme="minorHAnsi"/>
-        </w:rPr>
-        <w:t xml:space="preserve"> </w:t>
-      </w:r>
-      <w:r>
-        <w:rPr>
-          <w:rFonts w:cstheme="minorHAnsi"/>
-        </w:rPr>
-        <w:t>(Morningstar, Inc., 2023)</w:t>
-      </w:r>
-      <w:r>
-        <w:rPr>
-          <w:rFonts w:cstheme="minorHAnsi"/>
-        </w:rPr>
-        <w:t>. An economic moat denotes a corporation's structural ability to maintain distinct competitive advantages over its peers, thereby protecting its long-term profit margins and market share from the erosive forces of free-market capitalism.</w:t>
+        <w:t xml:space="preserve">The conceptual bedrock of this research relies heavily on the 'Economic Moat' framework. Initially introduced by value investor Warren Buffett, this principle was later systematized into a formal quantitative analysis tool by entities like Morningstar (Morningstar, Inc., 2023). Essentially, a moat signifies a firm's inherent capacity to sustain unique competitive leverage against industry rivals. This built-in </w:t>
+      </w:r>
+      <w:proofErr w:type="spellStart"/>
+      <w:r>
+        <w:rPr>
+          <w:rFonts w:cstheme="minorHAnsi"/>
+        </w:rPr>
+        <w:t>defense</w:t>
+      </w:r>
+      <w:proofErr w:type="spellEnd"/>
+      <w:r>
+        <w:rPr>
+          <w:rFonts w:cstheme="minorHAnsi"/>
+        </w:rPr>
+        <w:t xml:space="preserve"> mechanism actively shields the company's historical market dominance and profit margins from the natural degradation caused by open-market competition.</w:t>
       </w:r>
     </w:p>
     <w:p>
@@ -10420,7 +10395,7 @@
       <w:pPr>
         <w:pStyle w:val="Heading2"/>
       </w:pPr>
-      <w:bookmarkStart w:id="12" w:name="_Toc229440854"/>
+      <w:bookmarkStart w:id="12" w:name="_Toc229441657"/>
       <w:r>
         <w:t>2.2 The DuPont Identity: Deconstructing High-Tech Return on Equity</w:t>
       </w:r>
@@ -10539,7 +10514,7 @@
       <w:pPr>
         <w:pStyle w:val="Heading2"/>
       </w:pPr>
-      <w:bookmarkStart w:id="13" w:name="_Toc229440855"/>
+      <w:bookmarkStart w:id="13" w:name="_Toc229441658"/>
       <w:r>
         <w:t>2.3 Intrinsic Valuation: The Discounted Cash Flow (DCF) Model</w:t>
       </w:r>
@@ -10573,44 +10548,103 @@
         <w:rPr>
           <w:rFonts w:cstheme="minorHAnsi"/>
         </w:rPr>
+        <w:t xml:space="preserve"> (Williams, 1938)</w:t>
+      </w:r>
+      <w:r>
+        <w:rPr>
+          <w:rFonts w:cstheme="minorHAnsi"/>
+        </w:rPr>
+        <w:t>, dictates that the true intrinsic value of any financial asset is strictly equal to the present value of all its expected future cash flows, discounted back to today at an appropriate risk-adjusted rate.</w:t>
+      </w:r>
+    </w:p>
+    <w:p>
+      <w:pPr>
+        <w:spacing w:beforeLines="120" w:before="288" w:afterLines="120" w:after="288"/>
+        <w:rPr>
+          <w:rFonts w:cstheme="minorHAnsi"/>
+        </w:rPr>
+      </w:pPr>
+      <w:r>
+        <w:rPr>
+          <w:rFonts w:cstheme="minorHAnsi"/>
+        </w:rPr>
+        <w:t>While Net Income (accounting profit) is subject to vast manipulation via depreciation schedules and non-cash amortization, Free Cash Flow (FCF) represents raw, unadulterated capital that can be distributed to equity holders. This study utilizes FCF as the primary input for the DCF model. To accurately discount these future flows, the Weighted Average Cost of Capital (WACC) is utilized. The academic rigor of the WACC relies heavily on the accurate calculation of the Cost of Equity, which this study derives using the Capital Asset Pricing Model (CAPM).</w:t>
+      </w:r>
+    </w:p>
+    <w:p>
+      <w:pPr>
+        <w:pStyle w:val="Heading2"/>
+      </w:pPr>
+      <w:bookmarkStart w:id="14" w:name="_Toc229441659"/>
+      <w:r>
+        <w:t>2.4 The Capital Asset Pricing Model (CAPM) and Systematic Risk</w:t>
+      </w:r>
+      <w:bookmarkEnd w:id="14"/>
+      <w:r>
         <w:t xml:space="preserve"> </w:t>
       </w:r>
-      <w:r>
-        <w:rPr>
-          <w:rFonts w:cstheme="minorHAnsi"/>
-        </w:rPr>
-        <w:t>(Williams, 1938)</w:t>
-      </w:r>
-      <w:r>
-        <w:rPr>
-          <w:rFonts w:cstheme="minorHAnsi"/>
-        </w:rPr>
-        <w:t>, dictates that the true intrinsic value of any financial asset is strictly equal to the present value of all its expected future cash flows, discounted back to today at an appropriate risk-adjusted rate.</w:t>
-      </w:r>
-    </w:p>
-    <w:p>
-      <w:pPr>
-        <w:spacing w:beforeLines="120" w:before="288" w:afterLines="120" w:after="288"/>
-        <w:rPr>
-          <w:rFonts w:cstheme="minorHAnsi"/>
-        </w:rPr>
-      </w:pPr>
-      <w:r>
-        <w:rPr>
-          <w:rFonts w:cstheme="minorHAnsi"/>
-        </w:rPr>
-        <w:t>While Net Income (accounting profit) is subject to vast manipulation via depreciation schedules and non-cash amortization, Free Cash Flow (FCF) represents raw, unadulterated capital that can be distributed to equity holders. This study utilizes FCF as the primary input for the DCF model. To accurately discount these future flows, the Weighted Average Cost of Capital (WACC) is utilized. The academic rigor of the WACC relies heavily on the accurate calculation of the Cost of Equity, which this study derives using the Capital Asset Pricing Model (CAPM).</w:t>
+    </w:p>
+    <w:p>
+      <w:pPr>
+        <w:spacing w:beforeLines="120" w:before="288" w:afterLines="120" w:after="288"/>
+        <w:rPr>
+          <w:rFonts w:cstheme="minorHAnsi"/>
+        </w:rPr>
+      </w:pPr>
+      <w:r>
+        <w:rPr>
+          <w:rFonts w:cstheme="minorHAnsi"/>
+        </w:rPr>
+        <w:t>Developed concurrently by William Sharpe, John Lintner, and Jan Mossin in the 1960s</w:t>
+      </w:r>
+      <w:r>
+        <w:rPr>
+          <w:rFonts w:cstheme="minorHAnsi"/>
+        </w:rPr>
+        <w:t xml:space="preserve"> (Sharpe, 1964)</w:t>
+      </w:r>
+      <w:r>
+        <w:rPr>
+          <w:rFonts w:cstheme="minorHAnsi"/>
+        </w:rPr>
+        <w:t>, CAPM remains the academic gold standard for determining the expected return on an asset based on its inherent risk. CAPM separates corporate risk into two categories: unsystematic risk (which can be diversified away) and systematic risk (market-wide risk that cannot be diversified).</w:t>
+      </w:r>
+    </w:p>
+    <w:p>
+      <w:pPr>
+        <w:spacing w:beforeLines="120" w:before="288" w:afterLines="120" w:after="288"/>
+        <w:rPr>
+          <w:rFonts w:cstheme="minorHAnsi"/>
+        </w:rPr>
+      </w:pPr>
+      <w:r>
+        <w:rPr>
+          <w:rFonts w:cstheme="minorHAnsi"/>
+        </w:rPr>
+        <w:t>The focal point of CAPM is the calculation of "Beta" (</w:t>
+      </w:r>
+      <w:r>
+        <w:rPr>
+          <w:rFonts w:cstheme="minorHAnsi"/>
+        </w:rPr>
+        <w:t>β</w:t>
+      </w:r>
+      <w:r>
+        <w:rPr>
+          <w:rFonts w:cstheme="minorHAnsi"/>
+        </w:rPr>
+        <w:t>), which measures the asset's volatility covariance against a broad market index (e.g., the S&amp;P 500). A Beta greater than 1.0 indicates an asset more volatile than the market, classifying it as an aggressive growth vehicle, whereas a Beta less than 1.0 indicates a defensive posture. By calculating ASML's 5-year monthly Beta via programmatic extraction, this thesis objectively quantifies the firm's systematic risk profile, ensuring the DCF valuation is grounded in empirical market realities rather than arbitrary discount rate assumptions.</w:t>
       </w:r>
     </w:p>
     <w:p>
       <w:pPr>
         <w:pStyle w:val="Heading2"/>
       </w:pPr>
-      <w:bookmarkStart w:id="14" w:name="_Toc229440856"/>
-      <w:r>
-        <w:t>2.4 The Capital Asset Pricing Model (CAPM) and Systematic Risk</w:t>
-      </w:r>
-      <w:bookmarkEnd w:id="14"/>
+      <w:bookmarkStart w:id="15" w:name="_Toc229441660"/>
+      <w:r>
+        <w:t>2.5 The Efficient Market Hypothesis vs. Market Momentum</w:t>
+      </w:r>
+      <w:bookmarkEnd w:id="15"/>
       <w:r>
         <w:t xml:space="preserve"> </w:t>
       </w:r>
@@ -10626,90 +10660,13 @@
         <w:rPr>
           <w:rFonts w:cstheme="minorHAnsi"/>
         </w:rPr>
-        <w:t>Developed concurrently by William Sharpe, John Lintner, and Jan Mossin in the 1960s</w:t>
-      </w:r>
-      <w:r>
-        <w:rPr>
-          <w:rFonts w:cstheme="minorHAnsi"/>
-        </w:rPr>
-        <w:t xml:space="preserve"> </w:t>
-      </w:r>
-      <w:r>
-        <w:rPr>
-          <w:rFonts w:cstheme="minorHAnsi"/>
-        </w:rPr>
-        <w:t>(Sharpe, 1964)</w:t>
-      </w:r>
-      <w:r>
-        <w:rPr>
-          <w:rFonts w:cstheme="minorHAnsi"/>
-        </w:rPr>
-        <w:t>, CAPM remains the academic gold standard for determining the expected return on an asset based on its inherent risk. CAPM separates corporate risk into two categories: unsystematic risk (which can be diversified away) and systematic risk (market-wide risk that cannot be diversified).</w:t>
-      </w:r>
-    </w:p>
-    <w:p>
-      <w:pPr>
-        <w:spacing w:beforeLines="120" w:before="288" w:afterLines="120" w:after="288"/>
-        <w:rPr>
-          <w:rFonts w:cstheme="minorHAnsi"/>
-        </w:rPr>
-      </w:pPr>
-      <w:r>
-        <w:rPr>
-          <w:rFonts w:cstheme="minorHAnsi"/>
-        </w:rPr>
-        <w:t>The focal point of CAPM is the calculation of "Beta" (</w:t>
-      </w:r>
-      <w:r>
-        <w:rPr>
-          <w:rFonts w:cstheme="minorHAnsi"/>
-        </w:rPr>
-        <w:t>β</w:t>
-      </w:r>
-      <w:r>
-        <w:rPr>
-          <w:rFonts w:cstheme="minorHAnsi"/>
-        </w:rPr>
-        <w:t>), which measures the asset's volatility covariance against a broad market index (e.g., the S&amp;P 500). A Beta greater than 1.0 indicates an asset more volatile than the market, classifying it as an aggressive growth vehicle, whereas a Beta less than 1.0 indicates a defensive posture. By calculating ASML's 5-year monthly Beta via programmatic extraction, this thesis objectively quantifies the firm's systematic risk profile, ensuring the DCF valuation is grounded in empirical market realities rather than arbitrary discount rate assumptions.</w:t>
-      </w:r>
-    </w:p>
-    <w:p>
-      <w:pPr>
-        <w:pStyle w:val="Heading2"/>
-      </w:pPr>
-      <w:bookmarkStart w:id="15" w:name="_Toc229440857"/>
-      <w:r>
-        <w:t>2.5 The Efficient Market Hypothesis vs. Market Momentum</w:t>
-      </w:r>
-      <w:bookmarkEnd w:id="15"/>
-      <w:r>
-        <w:t xml:space="preserve"> </w:t>
-      </w:r>
-    </w:p>
-    <w:p>
-      <w:pPr>
-        <w:spacing w:beforeLines="120" w:before="288" w:afterLines="120" w:after="288"/>
-        <w:rPr>
-          <w:rFonts w:cstheme="minorHAnsi"/>
-        </w:rPr>
-      </w:pPr>
-      <w:r>
-        <w:rPr>
-          <w:rFonts w:cstheme="minorHAnsi"/>
-        </w:rPr>
         <w:t>Finally, this thesis addresses the theoretical friction between fundamental intrinsic valuation and technical market pricing. Eugene Fama’s Efficient Market Hypothesis (EMH), formalized in 1970</w:t>
       </w:r>
       <w:r>
         <w:rPr>
           <w:rFonts w:cstheme="minorHAnsi"/>
         </w:rPr>
-        <w:t xml:space="preserve"> </w:t>
-      </w:r>
-      <w:r>
-        <w:rPr>
-          <w:rFonts w:cstheme="minorHAnsi"/>
-        </w:rPr>
-        <w:t>(Fama, 1970)</w:t>
+        <w:t xml:space="preserve"> (Fama, 1970)</w:t>
       </w:r>
       <w:r>
         <w:rPr>
@@ -10785,7 +10742,7 @@
       <w:pPr>
         <w:pStyle w:val="Heading2"/>
       </w:pPr>
-      <w:bookmarkStart w:id="16" w:name="_Toc229440858"/>
+      <w:bookmarkStart w:id="16" w:name="_Toc229441661"/>
       <w:r>
         <w:t>2.6 Strategic Qualitative Frameworks: Porter’s Five Forces</w:t>
       </w:r>
@@ -10808,13 +10765,7 @@
         <w:rPr>
           <w:rFonts w:cstheme="minorHAnsi"/>
         </w:rPr>
-        <w:t>(Porter, 1979)</w:t>
-      </w:r>
-      <w:r>
-        <w:rPr>
-          <w:rFonts w:cstheme="minorHAnsi"/>
-        </w:rPr>
-        <w:t xml:space="preserve"> </w:t>
+        <w:t xml:space="preserve">(Porter, 1979) </w:t>
       </w:r>
       <w:r>
         <w:rPr>
@@ -10827,7 +10778,7 @@
       <w:pPr>
         <w:pStyle w:val="Heading3"/>
       </w:pPr>
-      <w:bookmarkStart w:id="17" w:name="_Toc229440859"/>
+      <w:bookmarkStart w:id="17" w:name="_Toc229441662"/>
       <w:r>
         <w:t>2.6.1 Threat of New Entrants (Extremely Low)</w:t>
       </w:r>
@@ -10851,7 +10802,7 @@
       <w:pPr>
         <w:pStyle w:val="Heading3"/>
       </w:pPr>
-      <w:bookmarkStart w:id="18" w:name="_Toc229440860"/>
+      <w:bookmarkStart w:id="18" w:name="_Toc229441663"/>
       <w:r>
         <w:t>2.6.2 Bargaining Power of Suppliers (Moderate to High)</w:t>
       </w:r>
@@ -10875,7 +10826,7 @@
       <w:pPr>
         <w:pStyle w:val="Heading3"/>
       </w:pPr>
-      <w:bookmarkStart w:id="19" w:name="_Toc229440861"/>
+      <w:bookmarkStart w:id="19" w:name="_Toc229441664"/>
       <w:r>
         <w:t>2.6.3 Bargaining Power of Buyers (Low)</w:t>
       </w:r>
@@ -10899,7 +10850,7 @@
       <w:pPr>
         <w:pStyle w:val="Heading3"/>
       </w:pPr>
-      <w:bookmarkStart w:id="20" w:name="_Toc229440862"/>
+      <w:bookmarkStart w:id="20" w:name="_Toc229441665"/>
       <w:r>
         <w:lastRenderedPageBreak/>
         <w:t>2.6.4 Threat of Substitutes (Low)</w:t>
@@ -10917,14 +10868,14 @@
         <w:rPr>
           <w:rFonts w:cstheme="minorHAnsi"/>
         </w:rPr>
-        <w:t>Currently, there is no viable technological substitute for EUV lithography in high-volume, advanced node semiconductor manufacturing. While alternative technologies such as Nanoimprint Lithography (NIL) or Directed Self-Assembly (DSA) are heavily researched in academic settings, they have not achieved the defect-rate thresholds or throughput speeds required for commercial foundry integration. Therefore, ASML's hardware remains the undisputed bottleneck of Moore's Law.</w:t>
+        <w:t>At present, commercial foundries lack any realistic alternative to EUV lithography for mass-producing cutting-edge semiconductor nodes. Even though experimental methods like Directed Self-Assembly (DSA) and Nanoimprint Lithography (NIL) receive substantial focus within university research, these approaches still fall short of the rigorous throughput velocities and microscopic defect margins demanded by global chipmakers. As a result, ASML’s machinery continues to act as the definitive gatekeeper governing the progression of Moore’s Law.</w:t>
       </w:r>
     </w:p>
     <w:p>
       <w:pPr>
         <w:pStyle w:val="Heading3"/>
       </w:pPr>
-      <w:bookmarkStart w:id="21" w:name="_Toc229440863"/>
+      <w:bookmarkStart w:id="21" w:name="_Toc229441666"/>
       <w:r>
         <w:t>2.6.5 Industry Rivalry (Non-Existent in EUV, Low in DUV)</w:t>
       </w:r>
@@ -10948,7 +10899,7 @@
       <w:pPr>
         <w:pStyle w:val="Heading3"/>
       </w:pPr>
-      <w:bookmarkStart w:id="22" w:name="_Toc229440864"/>
+      <w:bookmarkStart w:id="22" w:name="_Toc229441667"/>
       <w:r>
         <w:t>2.6.6 Macro-Environmental Strategy: Porter’s Diamond of National Competitive Advantage</w:t>
       </w:r>
@@ -11040,7 +10991,7 @@
       <w:pPr>
         <w:pStyle w:val="Heading2"/>
       </w:pPr>
-      <w:bookmarkStart w:id="23" w:name="_Toc229440865"/>
+      <w:bookmarkStart w:id="23" w:name="_Toc229441668"/>
       <w:r>
         <w:t>2.7 SWOT Analysis of the ASML Monopoly</w:t>
       </w:r>
@@ -11153,7 +11104,7 @@
       <w:pPr>
         <w:pStyle w:val="Heading2"/>
       </w:pPr>
-      <w:bookmarkStart w:id="24" w:name="_Toc229440866"/>
+      <w:bookmarkStart w:id="24" w:name="_Toc229441669"/>
       <w:r>
         <w:t>2.8 Historical Case Study: The Defeat of Nikon and Canon</w:t>
       </w:r>
@@ -11205,7 +11156,7 @@
       <w:pPr>
         <w:pStyle w:val="Heading3"/>
       </w:pPr>
-      <w:bookmarkStart w:id="25" w:name="_Toc229440867"/>
+      <w:bookmarkStart w:id="25" w:name="_Toc229441670"/>
       <w:r>
         <w:t>2.8.1 The "Innovator’s Dilemma" in Practice</w:t>
       </w:r>
@@ -11228,13 +11179,7 @@
         <w:rPr>
           <w:rFonts w:cstheme="minorHAnsi"/>
         </w:rPr>
-        <w:t xml:space="preserve"> </w:t>
-      </w:r>
-      <w:r>
-        <w:rPr>
-          <w:rFonts w:cstheme="minorHAnsi"/>
-        </w:rPr>
-        <w:t>(Christensen, 1997)</w:t>
+        <w:t xml:space="preserve"> (Christensen, 1997)</w:t>
       </w:r>
       <w:r>
         <w:rPr>
@@ -11245,23 +11190,24 @@
     </w:p>
     <w:p>
       <w:pPr>
-        <w:spacing w:beforeLines="120" w:before="288" w:afterLines="120" w:after="288"/>
-        <w:rPr>
-          <w:rFonts w:cstheme="minorHAnsi"/>
-        </w:rPr>
-      </w:pPr>
-      <w:r>
-        <w:rPr>
-          <w:rFonts w:cstheme="minorHAnsi"/>
-        </w:rPr>
-        <w:t xml:space="preserve">Conversely, ASML, facing an existential threat as a minority market player, executed a "bet-the-company" strategy. ASML committed absolute corporate capital to EUV research. Rather than attempting to build the entire machine internally, ASML pioneered an open-innovation ecosystem. They acquired the San Diego-based light-source manufacturer Cymer, formed an unbreakable, </w:t>
+        <w:keepNext/>
+        <w:spacing w:beforeLines="120" w:before="288" w:afterLines="120" w:after="288"/>
+        <w:rPr>
+          <w:rFonts w:cstheme="minorHAnsi"/>
+        </w:rPr>
+      </w:pPr>
+      <w:r>
+        <w:rPr>
+          <w:rFonts w:cstheme="minorHAnsi"/>
+        </w:rPr>
+        <w:t xml:space="preserve">In stark contrast, ASML was fighting for its corporate survival against larger incumbents and chose to risk its entire balance sheet on a radical technological pivot. The firm redirected its core capital aggressively toward extreme ultraviolet development. Instead of trying to manufacture every complex component under one roof, management embraced a collaborative engineering network. This involved purchasing the California-based plasma source developer Cymer, forging a permanent </w:t>
       </w:r>
       <w:r>
         <w:rPr>
           <w:rFonts w:cstheme="minorHAnsi"/>
         </w:rPr>
         <w:lastRenderedPageBreak/>
-        <w:t>exclusive alliance with the German optics giant Carl Zeiss, and convinced Intel, Samsung, and TSMC to actively fund their R&amp;D in exchange for future equity and machine priority.</w:t>
+        <w:t>partnership with German lens manufacturer Carl Zeiss, and persuading major global foundries—namely Intel, Samsung, and TSMC—to underwrite the massive research costs in exchange for stock ownership and early equipment access.</w:t>
       </w:r>
     </w:p>
     <w:p>
@@ -11275,9 +11221,9 @@
           <w:noProof/>
         </w:rPr>
         <w:drawing>
-          <wp:inline distT="0" distB="0" distL="0" distR="0" wp14:anchorId="0AB022C0" wp14:editId="73EE9A8E">
-            <wp:extent cx="3685330" cy="3817620"/>
-            <wp:effectExtent l="0" t="0" r="0" b="0"/>
+          <wp:inline distT="0" distB="0" distL="0" distR="0" wp14:anchorId="0AB022C0" wp14:editId="3020C83D">
+            <wp:extent cx="3695967" cy="3829016"/>
+            <wp:effectExtent l="0" t="0" r="0" b="635"/>
             <wp:docPr id="1858304180" name="Picture 8"/>
             <wp:cNvGraphicFramePr>
               <a:graphicFrameLocks xmlns:a="http://schemas.openxmlformats.org/drawingml/2006/main" noChangeAspect="1"/>
@@ -11286,7 +11232,7 @@
               <a:graphicData uri="http://schemas.openxmlformats.org/drawingml/2006/picture">
                 <pic:pic xmlns:pic="http://schemas.openxmlformats.org/drawingml/2006/picture">
                   <pic:nvPicPr>
-                    <pic:cNvPr id="1858304180" name="Picture 1858304180"/>
+                    <pic:cNvPr id="1858304180" name="Picture 8"/>
                     <pic:cNvPicPr/>
                   </pic:nvPicPr>
                   <pic:blipFill>
@@ -11304,7 +11250,7 @@
                   <pic:spPr>
                     <a:xfrm>
                       <a:off x="0" y="0"/>
-                      <a:ext cx="3696331" cy="3829016"/>
+                      <a:ext cx="3695967" cy="3829016"/>
                     </a:xfrm>
                     <a:prstGeom prst="rect">
                       <a:avLst/>
@@ -11345,6 +11291,9 @@
         <w:t>1</w:t>
       </w:r>
       <w:r>
+        <w:rPr>
+          <w:noProof/>
+        </w:rPr>
         <w:fldChar w:fldCharType="end"/>
       </w:r>
       <w:r>
@@ -11355,7 +11304,7 @@
       <w:pPr>
         <w:pStyle w:val="Heading3"/>
       </w:pPr>
-      <w:bookmarkStart w:id="26" w:name="_Toc229440868"/>
+      <w:bookmarkStart w:id="26" w:name="_Toc229441671"/>
       <w:r>
         <w:t>2.8.2 The Establishment of the EUV Monopoly</w:t>
       </w:r>
@@ -11477,7 +11426,7 @@
       <w:pPr>
         <w:pStyle w:val="Heading1"/>
       </w:pPr>
-      <w:bookmarkStart w:id="27" w:name="_Toc229440869"/>
+      <w:bookmarkStart w:id="27" w:name="_Toc229441672"/>
       <w:r>
         <w:lastRenderedPageBreak/>
         <w:t>3</w:t>
@@ -11491,7 +11440,7 @@
       <w:pPr>
         <w:pStyle w:val="Heading2"/>
       </w:pPr>
-      <w:bookmarkStart w:id="28" w:name="_Toc229440870"/>
+      <w:bookmarkStart w:id="28" w:name="_Toc229441673"/>
       <w:r>
         <w:t>3</w:t>
       </w:r>
@@ -11518,7 +11467,7 @@
       <w:pPr>
         <w:pStyle w:val="Heading2"/>
       </w:pPr>
-      <w:bookmarkStart w:id="29" w:name="_Toc229440871"/>
+      <w:bookmarkStart w:id="29" w:name="_Toc229441674"/>
       <w:r>
         <w:t>3</w:t>
       </w:r>
@@ -11613,7 +11562,7 @@
       <w:pPr>
         <w:pStyle w:val="Heading2"/>
       </w:pPr>
-      <w:bookmarkStart w:id="30" w:name="_Toc229440872"/>
+      <w:bookmarkStart w:id="30" w:name="_Toc229441675"/>
       <w:r>
         <w:t>3</w:t>
       </w:r>
@@ -11744,7 +11693,7 @@
       <w:pPr>
         <w:pStyle w:val="Heading3"/>
       </w:pPr>
-      <w:bookmarkStart w:id="31" w:name="_Toc229440873"/>
+      <w:bookmarkStart w:id="31" w:name="_Toc229441676"/>
       <w:r>
         <w:t>3.3.1 Computational Architecture and Algorithmic Sanitization</w:t>
       </w:r>
@@ -11788,13 +11737,7 @@
         <w:rPr>
           <w:rFonts w:cstheme="minorHAnsi"/>
         </w:rPr>
-        <w:t>(McKinney, 2010)</w:t>
-      </w:r>
-      <w:r>
-        <w:rPr>
-          <w:rFonts w:cstheme="minorHAnsi"/>
-        </w:rPr>
-        <w:t xml:space="preserve"> </w:t>
+        <w:t xml:space="preserve">(McKinney, 2010) </w:t>
       </w:r>
       <w:r>
         <w:rPr>
@@ -11899,7 +11842,7 @@
       <w:pPr>
         <w:pStyle w:val="Heading3"/>
       </w:pPr>
-      <w:bookmarkStart w:id="32" w:name="_Toc229440874"/>
+      <w:bookmarkStart w:id="32" w:name="_Toc229441677"/>
       <w:r>
         <w:t>3.3.2 Benchmark Selection and Market Proxy Justification</w:t>
       </w:r>
@@ -11919,47 +11862,21 @@
         <w:rPr>
           <w:rFonts w:cstheme="minorHAnsi"/>
         </w:rPr>
-        <w:t>A critical component of the methodology was the selection of the correct macroeconomic proxy to calculate ASML’s systematic risk (Beta) and the subsequent Cost of Equity. Given that ASML is a technology company, standard retail financial analysis might instinctively utilize the Nasdaq-100 Index (^NDX) as the comparative baseline.</w:t>
-      </w:r>
-      <w:r>
-        <w:rPr>
-          <w:rFonts w:cstheme="minorHAnsi"/>
-        </w:rPr>
-        <w:t xml:space="preserve"> </w:t>
-      </w:r>
-      <w:r>
-        <w:rPr>
-          <w:rFonts w:cstheme="minorHAnsi"/>
-        </w:rPr>
-        <w:t xml:space="preserve">However, this thesis intentionally rejected the Nasdaq-100 in </w:t>
+        <w:t xml:space="preserve">An essential element of this quantitative approach involved choosing an appropriate macroeconomic benchmark to evaluate the firm's market-correlated volatility (Beta) and to derive its required equity yield. Because the corporation operates within the semiconductor space, conventional financial assessments would naturally lean toward the Nasdaq-100 Index (^NDX) for baseline comparison. Nevertheless, this study deliberately bypassed the Nasdaq in preference of the wider S&amp;P 500 Index (^GSPC). The rationale stems from applied macroeconomic principles. The enterprise has transcended its origins as a specialized hardware vendor to become an indispensable engine of the broader global market. The lithography tools it produces are responsible for fabricating silicon that runs everything from international </w:t>
       </w:r>
       <w:proofErr w:type="spellStart"/>
       <w:r>
         <w:rPr>
           <w:rFonts w:cstheme="minorHAnsi"/>
         </w:rPr>
-        <w:t>favor</w:t>
+        <w:t>defense</w:t>
       </w:r>
       <w:proofErr w:type="spellEnd"/>
       <w:r>
         <w:rPr>
           <w:rFonts w:cstheme="minorHAnsi"/>
         </w:rPr>
-        <w:t xml:space="preserve"> of the broader S&amp;P 500 Index (^GSPC). This decision is grounded in advanced macroeconomic theory. ASML no longer operates as a niche technology hardware supplier; it operates as a foundational pillar of the global economy. Its lithography systems manufacture the chips that power the global automotive sector, national </w:t>
-      </w:r>
-      <w:proofErr w:type="spellStart"/>
-      <w:r>
-        <w:rPr>
-          <w:rFonts w:cstheme="minorHAnsi"/>
-        </w:rPr>
-        <w:t>defense</w:t>
-      </w:r>
-      <w:proofErr w:type="spellEnd"/>
-      <w:r>
-        <w:rPr>
-          <w:rFonts w:cstheme="minorHAnsi"/>
-        </w:rPr>
-        <w:t xml:space="preserve"> infrastructure, global logistics networks, and consumer electronics. Therefore, measuring ASML’s volatility strictly against other technology stocks (Nasdaq) would mathematically mask its true systemic importance.</w:t>
+        <w:t xml:space="preserve"> grids and automotive fleets to worldwide supply chains. Consequently, benchmarking the firm's price swings exclusively against pure-play technology equities would artificially obscure its massive systemic footprint.</w:t>
       </w:r>
     </w:p>
     <w:p>
@@ -12269,7 +12186,7 @@
       <w:pPr>
         <w:pStyle w:val="Heading2"/>
       </w:pPr>
-      <w:bookmarkStart w:id="33" w:name="_Toc229440875"/>
+      <w:bookmarkStart w:id="33" w:name="_Toc229441678"/>
       <w:r>
         <w:t>3</w:t>
       </w:r>
@@ -12312,7 +12229,7 @@
           <w:rFonts w:cstheme="minorHAnsi"/>
         </w:rPr>
       </w:pPr>
-      <w:bookmarkStart w:id="34" w:name="_Toc229440876"/>
+      <w:bookmarkStart w:id="34" w:name="_Toc229441679"/>
       <w:r>
         <w:lastRenderedPageBreak/>
         <w:t>4. Data Analysis &amp; Findings: Part 1 - Fundamental Health</w:t>
@@ -12323,7 +12240,7 @@
       <w:pPr>
         <w:pStyle w:val="Heading2"/>
       </w:pPr>
-      <w:bookmarkStart w:id="35" w:name="_Toc229440877"/>
+      <w:bookmarkStart w:id="35" w:name="_Toc229441680"/>
       <w:r>
         <w:t>4.1 Introduction to the Fundamental Dataset</w:t>
       </w:r>
@@ -12361,7 +12278,7 @@
       <w:pPr>
         <w:pStyle w:val="Heading2"/>
       </w:pPr>
-      <w:bookmarkStart w:id="36" w:name="_Toc229440878"/>
+      <w:bookmarkStart w:id="36" w:name="_Toc229441681"/>
       <w:r>
         <w:t>4.1.1 Baseline Financial Statement Analysis: Top-Line and Bottom-Line Trajectories</w:t>
       </w:r>
@@ -12462,6 +12379,9 @@
         <w:t>2</w:t>
       </w:r>
       <w:r>
+        <w:rPr>
+          <w:noProof/>
+        </w:rPr>
         <w:fldChar w:fldCharType="end"/>
       </w:r>
       <w:r>
@@ -12479,13 +12399,7 @@
         <w:rPr>
           <w:rFonts w:cstheme="minorHAnsi"/>
         </w:rPr>
-        <w:t xml:space="preserve">The programmatic extraction of ASML’s Total Revenue compared against its Net Income </w:t>
-      </w:r>
-      <w:r>
-        <w:rPr>
-          <w:rFonts w:cstheme="minorHAnsi"/>
-        </w:rPr>
-        <w:t xml:space="preserve">via the </w:t>
+        <w:t xml:space="preserve">An automated retrieval of ASML’s gross sales and corresponding net earnings using the </w:t>
       </w:r>
       <w:proofErr w:type="spellStart"/>
       <w:r>
@@ -12499,89 +12413,27 @@
         <w:rPr>
           <w:rFonts w:cstheme="minorHAnsi"/>
         </w:rPr>
-        <w:t xml:space="preserve"> API (Yahoo Finance, 2024)</w:t>
-      </w:r>
-      <w:r>
-        <w:rPr>
-          <w:rFonts w:cstheme="minorHAnsi"/>
-        </w:rPr>
-        <w:t xml:space="preserve"> </w:t>
-      </w:r>
-      <w:r>
-        <w:rPr>
-          <w:rFonts w:cstheme="minorHAnsi"/>
-        </w:rPr>
-        <w:t xml:space="preserve">visualizes an extraordinary absolute growth trajectory. In fiscal year 2021, ASML generated approximately </w:t>
-      </w:r>
-      <w:r>
-        <w:rPr>
-          <w:rFonts w:cstheme="minorHAnsi"/>
-          <w:b/>
-          <w:bCs/>
-        </w:rPr>
-        <w:t>$21.5 billion</w:t>
-      </w:r>
-      <w:r>
-        <w:rPr>
-          <w:rFonts w:cstheme="minorHAnsi"/>
-        </w:rPr>
-        <w:t xml:space="preserve"> in top-line revenue. By the end of 2023, despite a highly inflationary global macroeconomic environment, this figure surged to </w:t>
-      </w:r>
-      <w:r>
-        <w:rPr>
-          <w:rFonts w:cstheme="minorHAnsi"/>
-          <w:b/>
-          <w:bCs/>
-        </w:rPr>
-        <w:t>$29.8 billion</w:t>
-      </w:r>
-      <w:r>
-        <w:rPr>
-          <w:rFonts w:cstheme="minorHAnsi"/>
-        </w:rPr>
-        <w:t xml:space="preserve">—an absolute top-line expansion of nearly 40% over a 24-month period. More critically, the bottom-line Net Income demonstrates extreme operational leverage. ASML’s Net Income expanded from </w:t>
-      </w:r>
-      <w:r>
-        <w:rPr>
-          <w:rFonts w:cstheme="minorHAnsi"/>
-          <w:b/>
-          <w:bCs/>
-        </w:rPr>
-        <w:t>$6.9 billion</w:t>
-      </w:r>
-      <w:r>
-        <w:rPr>
-          <w:rFonts w:cstheme="minorHAnsi"/>
-        </w:rPr>
-        <w:t xml:space="preserve"> in 2021 to an unprecedented </w:t>
-      </w:r>
-      <w:r>
-        <w:rPr>
-          <w:rFonts w:cstheme="minorHAnsi"/>
-          <w:b/>
-          <w:bCs/>
-        </w:rPr>
-        <w:t>$8.5 billion</w:t>
-      </w:r>
-      <w:r>
-        <w:rPr>
-          <w:rFonts w:cstheme="minorHAnsi"/>
-        </w:rPr>
-        <w:t xml:space="preserve"> in 2023. Unlike highly cyclical semiconductor foundries whose revenues contract violently during macroeconomic recessions, ASML’s top-line exhibits a nearly unbroken, secular upward trend.</w:t>
-      </w:r>
-    </w:p>
-    <w:p>
-      <w:pPr>
-        <w:spacing w:beforeLines="120" w:before="288" w:afterLines="120" w:after="288"/>
-        <w:rPr>
-          <w:rFonts w:cstheme="minorHAnsi"/>
-        </w:rPr>
-      </w:pPr>
+        <w:t xml:space="preserve"> interface (Yahoo Finance, 2024) illustrates a remarkably steep trajectory of absolute financial growth. During the 2021 accounting cycle, the corporation recognized total incoming sales hovering near the $21.5 billion mark. Fast forward to the close of 2023, and despite facing severe global inflationary headwinds, that metric ballooned to $29.8 billion. This represents a raw sales expansion approaching 40% within just a two-year window. Even more significantly, the final retained earnings highlight massive operational leverage. The company's cleared profit scaled from $6.9 billion in 2021 to an unmatched $8.5 billion by 2023. While traditional chip manufacturers frequently suffer severe revenue </w:t>
+      </w:r>
       <w:r>
         <w:rPr>
           <w:rFonts w:cstheme="minorHAnsi"/>
         </w:rPr>
         <w:lastRenderedPageBreak/>
+        <w:t>contractions amid economic pullbacks, ASML’s incoming capital displays a relentless, non-cyclical ascent</w:t>
+      </w:r>
+    </w:p>
+    <w:p>
+      <w:pPr>
+        <w:spacing w:beforeLines="120" w:before="288" w:afterLines="120" w:after="288"/>
+        <w:rPr>
+          <w:rFonts w:cstheme="minorHAnsi"/>
+        </w:rPr>
+      </w:pPr>
+      <w:r>
+        <w:rPr>
+          <w:rFonts w:cstheme="minorHAnsi"/>
+        </w:rPr>
         <w:t>More critically, the bottom-line Net Income demonstrates extreme operational leverage. ASML’s Net Income expanded from €5.88 billion in 2021 to an unprecedented €7.84 billion in 2023. Unlike highly cyclical semiconductor foundries whose revenues contract violently during macroeconomic recessions, ASML’s top-line exhibits a nearly unbroken, secular upward trend. This widening spread between the revenue bars and the net income bars serves as a visual precursor to the margin expansion that will be mathematically isolated in the subsequent DuPont analysis.</w:t>
       </w:r>
     </w:p>
@@ -12589,7 +12441,7 @@
       <w:pPr>
         <w:pStyle w:val="Heading3"/>
       </w:pPr>
-      <w:bookmarkStart w:id="37" w:name="_Toc229440879"/>
+      <w:bookmarkStart w:id="37" w:name="_Toc229441682"/>
       <w:r>
         <w:t>4.1.2 Balance Sheet Architecture and Capital Structure</w:t>
       </w:r>
@@ -12693,6 +12545,9 @@
         <w:t>3</w:t>
       </w:r>
       <w:r>
+        <w:rPr>
+          <w:noProof/>
+        </w:rPr>
         <w:fldChar w:fldCharType="end"/>
       </w:r>
       <w:r>
@@ -12710,57 +12565,16 @@
         <w:rPr>
           <w:rFonts w:cstheme="minorHAnsi"/>
         </w:rPr>
-        <w:t xml:space="preserve">A vertical, common-size analysis of ASML’s Balance Sheet demonstrates a highly conservative asset-liability mix. At the close of fiscal year 2023, ASML commanded a Total Asset base exceeding </w:t>
-      </w:r>
-      <w:r>
-        <w:rPr>
-          <w:rFonts w:cstheme="minorHAnsi"/>
-          <w:b/>
-          <w:bCs/>
-        </w:rPr>
-        <w:t>$43.5 billion</w:t>
-      </w:r>
-      <w:r>
-        <w:rPr>
-          <w:rFonts w:cstheme="minorHAnsi"/>
-        </w:rPr>
-        <w:t xml:space="preserve">, supported by an immense Shareholder Equity block of nearly </w:t>
-      </w:r>
-      <w:r>
-        <w:rPr>
-          <w:rFonts w:cstheme="minorHAnsi"/>
-          <w:b/>
-          <w:bCs/>
-        </w:rPr>
-        <w:t>$14.8 billion</w:t>
-      </w:r>
-      <w:r>
-        <w:rPr>
-          <w:rFonts w:cstheme="minorHAnsi"/>
-        </w:rPr>
-        <w:t xml:space="preserve">. The visualization of Total Liabilities plotted beneath Shareholder Equity clearly illustrates that as the company physically expands, the growth in Total Assets is funded predominantly through retained earnings. By maintaining roughly </w:t>
-      </w:r>
-      <w:r>
-        <w:rPr>
-          <w:rFonts w:cstheme="minorHAnsi"/>
-          <w:b/>
-          <w:bCs/>
-        </w:rPr>
-        <w:t>$7.5 billion</w:t>
-      </w:r>
-      <w:r>
-        <w:rPr>
-          <w:rFonts w:cstheme="minorHAnsi"/>
-        </w:rPr>
-        <w:t xml:space="preserve"> in cash and short-term investments on the balance sheet, corporate treasury provides a massive financial shock absorber.</w:t>
+        <w:t>A proportional, vertical assessment of the firm's statement of financial position reveals a remarkably prudent capital structure. By the termination of the 2023 fiscal calendar, ASML held an aggregate asset portfolio surpassing $43.5 billion, underpinned by a massive shareholder equity reserve approaching $14.8 billion. Visualizing the debt obligations against this equity foundation makes it evident that as the corporation scales its physical footprint, the enlargement of its asset base is financed primarily via accumulated internal profits. Furthermore, by continuously holding approximately $7.5 billion in highly liquid capital and cash equivalents, the management team guarantees a formidable buffer against sudden economic disruptions.</w:t>
       </w:r>
     </w:p>
     <w:p>
       <w:pPr>
         <w:pStyle w:val="Heading3"/>
       </w:pPr>
-      <w:bookmarkStart w:id="38" w:name="_Toc229440880"/>
-      <w:r>
+      <w:bookmarkStart w:id="38" w:name="_Toc229441683"/>
+      <w:r>
+        <w:lastRenderedPageBreak/>
         <w:t>4.1.3 Disaggregating the Top-Line: System Sales vs. Service Annuities</w:t>
       </w:r>
       <w:bookmarkEnd w:id="38"/>
@@ -12789,7 +12603,6 @@
           <w:rFonts w:cstheme="minorHAnsi"/>
           <w:noProof/>
         </w:rPr>
-        <w:lastRenderedPageBreak/>
         <w:drawing>
           <wp:inline distT="0" distB="0" distL="0" distR="0" wp14:anchorId="01945DA1" wp14:editId="5909A07A">
             <wp:extent cx="4085709" cy="2567940"/>
@@ -12861,6 +12674,9 @@
         <w:t>4</w:t>
       </w:r>
       <w:r>
+        <w:rPr>
+          <w:noProof/>
+        </w:rPr>
         <w:fldChar w:fldCharType="end"/>
       </w:r>
       <w:r>
@@ -12955,7 +12771,7 @@
       <w:pPr>
         <w:pStyle w:val="Heading3"/>
       </w:pPr>
-      <w:bookmarkStart w:id="39" w:name="_Toc229440881"/>
+      <w:bookmarkStart w:id="39" w:name="_Toc229441684"/>
       <w:r>
         <w:t>4.1.4 Baseline Cost Analysis: R&amp;D Intensity</w:t>
       </w:r>
@@ -12999,8 +12815,9 @@
           <w:rFonts w:cstheme="minorHAnsi"/>
           <w:noProof/>
         </w:rPr>
+        <w:lastRenderedPageBreak/>
         <w:drawing>
-          <wp:inline distT="0" distB="0" distL="0" distR="0" wp14:anchorId="62008618" wp14:editId="1CB7FA4A">
+          <wp:inline distT="0" distB="0" distL="0" distR="0" wp14:anchorId="62008618" wp14:editId="37CCC3A9">
             <wp:extent cx="4594860" cy="2392627"/>
             <wp:effectExtent l="0" t="0" r="0" b="8255"/>
             <wp:docPr id="128041636" name="Picture 6"/>
@@ -13070,6 +12887,9 @@
         <w:t>5</w:t>
       </w:r>
       <w:r>
+        <w:rPr>
+          <w:noProof/>
+        </w:rPr>
         <w:fldChar w:fldCharType="end"/>
       </w:r>
       <w:r>
@@ -13087,174 +12907,98 @@
         <w:rPr>
           <w:rFonts w:cstheme="minorHAnsi"/>
         </w:rPr>
+        <w:t xml:space="preserve">Monitoring the firm's research allocation relative to gross incoming capital highlights a structural dedication to technological advancement. Graphical analysis of this metric shows engineering spending hitting a high-water mark of 16.9% throughout the 2019 foundational EUV deployment. This proportion briefly compressed to 13.5% in 2021 amidst massive sales growth, before settling back to a steady 14.5% by the close of 2023. Although this proportional ratio appears to have plateaued, the underlying revenue base has expanded exponentially during this cycle. As a direct result, the raw capital </w:t>
+      </w:r>
+      <w:proofErr w:type="spellStart"/>
+      <w:r>
+        <w:rPr>
+          <w:rFonts w:cstheme="minorHAnsi"/>
+        </w:rPr>
+        <w:t>channeled</w:t>
+      </w:r>
+      <w:proofErr w:type="spellEnd"/>
+      <w:r>
+        <w:rPr>
+          <w:rFonts w:cstheme="minorHAnsi"/>
+        </w:rPr>
+        <w:t xml:space="preserve"> into R&amp;D laboratories has doubled precisely, surging from $2.0 billion in 2019 to $4.0 billion in 2023. This aggressive capital deployment verifies that traditional cost-containment strategies are purposely deprioritized in </w:t>
+      </w:r>
+      <w:proofErr w:type="spellStart"/>
+      <w:r>
+        <w:rPr>
+          <w:rFonts w:cstheme="minorHAnsi"/>
+        </w:rPr>
+        <w:t>favor</w:t>
+      </w:r>
+      <w:proofErr w:type="spellEnd"/>
+      <w:r>
+        <w:rPr>
+          <w:rFonts w:cstheme="minorHAnsi"/>
+        </w:rPr>
+        <w:t xml:space="preserve"> of fortifying the corporation's defensive market barriers.</w:t>
+      </w:r>
+    </w:p>
+    <w:p>
+      <w:pPr>
+        <w:pStyle w:val="Heading2"/>
+      </w:pPr>
+      <w:bookmarkStart w:id="40" w:name="_Toc229441685"/>
+      <w:r>
+        <w:t>4.2 DuPont Deconstruction: The Engine of Return on Equity (ROE)</w:t>
+      </w:r>
+      <w:bookmarkEnd w:id="40"/>
+    </w:p>
+    <w:p>
+      <w:pPr>
+        <w:spacing w:beforeLines="120" w:before="288" w:afterLines="120" w:after="288"/>
+        <w:rPr>
+          <w:rFonts w:cstheme="minorHAnsi"/>
+        </w:rPr>
+      </w:pPr>
+      <w:r>
+        <w:rPr>
+          <w:rFonts w:cstheme="minorHAnsi"/>
+        </w:rPr>
+        <w:t xml:space="preserve">Return on Equity represents the ultimate metric of managerial efficiency, indicating how effectively corporate leadership deploys shareholder capital to generate compounding profits. The automated Python </w:t>
+      </w:r>
+      <w:proofErr w:type="gramStart"/>
+      <w:r>
+        <w:rPr>
+          <w:rFonts w:cstheme="minorHAnsi"/>
+        </w:rPr>
+        <w:t>extraction</w:t>
+      </w:r>
+      <w:r>
+        <w:rPr>
+          <w:rFonts w:cstheme="minorHAnsi"/>
+        </w:rPr>
+        <w:t xml:space="preserve"> ,</w:t>
+      </w:r>
+      <w:proofErr w:type="gramEnd"/>
+      <w:r>
+        <w:rPr>
+          <w:rFonts w:cstheme="minorHAnsi"/>
+        </w:rPr>
+        <w:t xml:space="preserve"> grounded in audited SEC 20-F filings (ASML Holding N.V., 2020-2024)</w:t>
+      </w:r>
+      <w:r>
+        <w:rPr>
+          <w:rFonts w:cstheme="minorHAnsi"/>
+        </w:rPr>
+        <w:t xml:space="preserve"> revealed highly robust ROE figures for ASML: 63.83% in 2022, 58.27% in 2023, 40.97% in 2024, and a resurgence to 48.99% in 2025. While these headline figures vastly outperform standard manufacturing benchmarks, the DuPont analysis disaggregates these returns to isolate their fundamental drivers.</w:t>
+      </w:r>
+    </w:p>
+    <w:p>
+      <w:pPr>
+        <w:keepNext/>
+        <w:spacing w:beforeLines="120" w:before="288" w:afterLines="120" w:after="288"/>
+      </w:pPr>
+      <w:r>
+        <w:rPr>
+          <w:rFonts w:cstheme="minorHAnsi"/>
+          <w:noProof/>
+        </w:rPr>
         <w:lastRenderedPageBreak/>
-        <w:t xml:space="preserve">Tracking ASML’s R&amp;D expenditure as a percentage of Total Revenue reveals a deeply entrenched commitment to continuous innovation. The visualization indicates that R&amp;D intensity peaked at </w:t>
-      </w:r>
-      <w:r>
-        <w:rPr>
-          <w:rFonts w:cstheme="minorHAnsi"/>
-          <w:b/>
-          <w:bCs/>
-        </w:rPr>
-        <w:t>16.9%</w:t>
-      </w:r>
-      <w:r>
-        <w:rPr>
-          <w:rFonts w:cstheme="minorHAnsi"/>
-        </w:rPr>
-        <w:t xml:space="preserve"> in 2019 during the initial EUV rollout, dipped slightly to </w:t>
-      </w:r>
-      <w:r>
-        <w:rPr>
-          <w:rFonts w:cstheme="minorHAnsi"/>
-          <w:b/>
-          <w:bCs/>
-        </w:rPr>
-        <w:t>13.5%</w:t>
-      </w:r>
-      <w:r>
-        <w:rPr>
-          <w:rFonts w:cstheme="minorHAnsi"/>
-        </w:rPr>
-        <w:t xml:space="preserve"> in 2021 as revenue surged, and subsequently re-stabilized at </w:t>
-      </w:r>
-      <w:r>
-        <w:rPr>
-          <w:rFonts w:cstheme="minorHAnsi"/>
-          <w:b/>
-          <w:bCs/>
-        </w:rPr>
-        <w:t>14.5%</w:t>
-      </w:r>
-      <w:r>
-        <w:rPr>
-          <w:rFonts w:cstheme="minorHAnsi"/>
-        </w:rPr>
-        <w:t xml:space="preserve"> by 2023. While a </w:t>
-      </w:r>
-      <w:r>
-        <w:rPr>
-          <w:rFonts w:cstheme="minorHAnsi"/>
-          <w:b/>
-          <w:bCs/>
-        </w:rPr>
-        <w:t>14.5%</w:t>
-      </w:r>
-      <w:r>
-        <w:rPr>
-          <w:rFonts w:cstheme="minorHAnsi"/>
-        </w:rPr>
-        <w:t xml:space="preserve"> intensity metric might seem relatively static as a percentage, the absolute revenue denominator has exploded over this timeframe. Consequently, the absolute dollar value </w:t>
-      </w:r>
-      <w:proofErr w:type="spellStart"/>
-      <w:r>
-        <w:rPr>
-          <w:rFonts w:cstheme="minorHAnsi"/>
-        </w:rPr>
-        <w:t>funneled</w:t>
-      </w:r>
-      <w:proofErr w:type="spellEnd"/>
-      <w:r>
-        <w:rPr>
-          <w:rFonts w:cstheme="minorHAnsi"/>
-        </w:rPr>
-        <w:t xml:space="preserve"> into R&amp;D has exactly doubled from </w:t>
-      </w:r>
-      <w:r>
-        <w:rPr>
-          <w:rFonts w:cstheme="minorHAnsi"/>
-          <w:b/>
-          <w:bCs/>
-        </w:rPr>
-        <w:t>$2.0 billion</w:t>
-      </w:r>
-      <w:r>
-        <w:rPr>
-          <w:rFonts w:cstheme="minorHAnsi"/>
-        </w:rPr>
-        <w:t xml:space="preserve"> in 2019 to </w:t>
-      </w:r>
-      <w:r>
-        <w:rPr>
-          <w:rFonts w:cstheme="minorHAnsi"/>
-          <w:b/>
-          <w:bCs/>
-        </w:rPr>
-        <w:t>$4.0 billion</w:t>
-      </w:r>
-      <w:r>
-        <w:rPr>
-          <w:rFonts w:cstheme="minorHAnsi"/>
-        </w:rPr>
-        <w:t xml:space="preserve"> in 2023. This confirms that basic expense management is intentionally subordinated to the protection and expansion of the technological moat.</w:t>
-      </w:r>
-    </w:p>
-    <w:p>
-      <w:pPr>
-        <w:pStyle w:val="Heading2"/>
-      </w:pPr>
-      <w:bookmarkStart w:id="40" w:name="_Toc229440882"/>
-      <w:r>
-        <w:t>4.2 DuPont Deconstruction: The Engine of Return on Equity (ROE)</w:t>
-      </w:r>
-      <w:bookmarkEnd w:id="40"/>
-    </w:p>
-    <w:p>
-      <w:pPr>
-        <w:spacing w:beforeLines="120" w:before="288" w:afterLines="120" w:after="288"/>
-        <w:rPr>
-          <w:rFonts w:cstheme="minorHAnsi"/>
-        </w:rPr>
-      </w:pPr>
-      <w:r>
-        <w:rPr>
-          <w:rFonts w:cstheme="minorHAnsi"/>
-        </w:rPr>
-        <w:t xml:space="preserve">Return on Equity represents the ultimate metric of managerial efficiency, indicating how effectively corporate leadership deploys shareholder capital to generate compounding profits. The automated Python </w:t>
-      </w:r>
-      <w:proofErr w:type="gramStart"/>
-      <w:r>
-        <w:rPr>
-          <w:rFonts w:cstheme="minorHAnsi"/>
-        </w:rPr>
-        <w:t>extraction</w:t>
-      </w:r>
-      <w:r>
-        <w:rPr>
-          <w:rFonts w:cstheme="minorHAnsi"/>
-        </w:rPr>
-        <w:t xml:space="preserve"> </w:t>
-      </w:r>
-      <w:r>
-        <w:rPr>
-          <w:rFonts w:cstheme="minorHAnsi"/>
-        </w:rPr>
-        <w:t>,</w:t>
-      </w:r>
-      <w:proofErr w:type="gramEnd"/>
-      <w:r>
-        <w:rPr>
-          <w:rFonts w:cstheme="minorHAnsi"/>
-        </w:rPr>
-        <w:t xml:space="preserve"> grounded in audited SEC 20-F filings (ASML Holding N.V., 2020-2024)</w:t>
-      </w:r>
-      <w:r>
-        <w:rPr>
-          <w:rFonts w:cstheme="minorHAnsi"/>
-        </w:rPr>
-        <w:t xml:space="preserve"> revealed highly robust ROE figures for ASML: 63.83% in 2022, 58.27% in 2023, 40.97% in 2024, and a resurgence to 48.99% in 2025. While these headline figures vastly outperform standard manufacturing benchmarks, the DuPont analysis disaggregates these returns to isolate their fundamental drivers.</w:t>
-      </w:r>
-    </w:p>
-    <w:p>
-      <w:pPr>
-        <w:keepNext/>
-        <w:spacing w:beforeLines="120" w:before="288" w:afterLines="120" w:after="288"/>
-      </w:pPr>
-      <w:r>
-        <w:rPr>
-          <w:rFonts w:cstheme="minorHAnsi"/>
-          <w:noProof/>
-        </w:rPr>
         <w:drawing>
           <wp:inline distT="0" distB="0" distL="0" distR="0" wp14:anchorId="169BD423" wp14:editId="54D8D032">
             <wp:extent cx="4327875" cy="2819400"/>
@@ -13326,6 +13070,9 @@
         <w:t>6</w:t>
       </w:r>
       <w:r>
+        <w:rPr>
+          <w:noProof/>
+        </w:rPr>
         <w:fldChar w:fldCharType="end"/>
       </w:r>
       <w:r>
@@ -13336,7 +13083,7 @@
       <w:pPr>
         <w:pStyle w:val="Heading3"/>
       </w:pPr>
-      <w:bookmarkStart w:id="41" w:name="_Toc229440883"/>
+      <w:bookmarkStart w:id="41" w:name="_Toc229441686"/>
       <w:r>
         <w:t>4.2.1 Component 1: Net Profit Margin (The Monopoly Premium)</w:t>
       </w:r>
@@ -13360,57 +13107,57 @@
       <w:pPr>
         <w:pStyle w:val="Heading3"/>
       </w:pPr>
-      <w:bookmarkStart w:id="42" w:name="_Toc229440884"/>
+      <w:bookmarkStart w:id="42" w:name="_Toc229441687"/>
+      <w:r>
+        <w:t>4.2.2 Component 2: Asset Turnover (Capital Intensity)</w:t>
+      </w:r>
+      <w:bookmarkEnd w:id="42"/>
+    </w:p>
+    <w:p>
+      <w:pPr>
+        <w:spacing w:beforeLines="120" w:before="288" w:afterLines="120" w:after="288"/>
+        <w:rPr>
+          <w:rFonts w:cstheme="minorHAnsi"/>
+        </w:rPr>
+      </w:pPr>
+      <w:r>
+        <w:rPr>
+          <w:rFonts w:cstheme="minorHAnsi"/>
+        </w:rPr>
+        <w:t>The second pillar, Asset Turnover, measures how efficiently a firm utilizes its total asset base to generate top-line sales. The programmatic output generated Asset Turnover ratios of 0.58 in 2022, peaking at 0.68 in 2023, and normalizing at 0.64 in 2025. ASML’s balance sheet is heavily weighted by multi-billion-dollar investments in High-NA EUV research facilities. The fact that ASML generates 64 cents in revenue for every single dollar of this massive, highly complex asset base highlights supreme supply-chain management and rapid inventory conversion cycles.</w:t>
+      </w:r>
+    </w:p>
+    <w:p>
+      <w:pPr>
+        <w:pStyle w:val="Heading3"/>
+      </w:pPr>
+      <w:bookmarkStart w:id="43" w:name="_Toc229441688"/>
+      <w:r>
+        <w:t>4.2.3 Component 3: The Equity Multiplier (Financial Leverage)</w:t>
+      </w:r>
+      <w:bookmarkEnd w:id="43"/>
+    </w:p>
+    <w:p>
+      <w:pPr>
+        <w:spacing w:beforeLines="120" w:before="288" w:afterLines="120" w:after="288"/>
+        <w:rPr>
+          <w:rFonts w:cstheme="minorHAnsi"/>
+        </w:rPr>
+      </w:pPr>
+      <w:r>
+        <w:rPr>
+          <w:rFonts w:cstheme="minorHAnsi"/>
+        </w:rPr>
+        <w:t>The final pillar evaluates financial leverage. The Python analysis identified a distinct and highly positive macroeconomic trend in ASML's leverage profile. In 2022, the Equity Multiplier stood at 4.11. By 2025, this figure systematically compressed to 2.57. This mathematical reduction proves that ASML’s recent ROE is structurally superior to its 2022 returns. The corporation is aggressively de-leveraging its balance sheet, relying increasingly on retained earnings rather than external debt issuance.</w:t>
+      </w:r>
+    </w:p>
+    <w:p>
+      <w:pPr>
+        <w:pStyle w:val="Heading3"/>
+      </w:pPr>
+      <w:bookmarkStart w:id="44" w:name="_Toc229441689"/>
       <w:r>
         <w:lastRenderedPageBreak/>
-        <w:t>4.2.2 Component 2: Asset Turnover (Capital Intensity)</w:t>
-      </w:r>
-      <w:bookmarkEnd w:id="42"/>
-    </w:p>
-    <w:p>
-      <w:pPr>
-        <w:spacing w:beforeLines="120" w:before="288" w:afterLines="120" w:after="288"/>
-        <w:rPr>
-          <w:rFonts w:cstheme="minorHAnsi"/>
-        </w:rPr>
-      </w:pPr>
-      <w:r>
-        <w:rPr>
-          <w:rFonts w:cstheme="minorHAnsi"/>
-        </w:rPr>
-        <w:t>The second pillar, Asset Turnover, measures how efficiently a firm utilizes its total asset base to generate top-line sales. The programmatic output generated Asset Turnover ratios of 0.58 in 2022, peaking at 0.68 in 2023, and normalizing at 0.64 in 2025. ASML’s balance sheet is heavily weighted by multi-billion-dollar investments in High-NA EUV research facilities. The fact that ASML generates 64 cents in revenue for every single dollar of this massive, highly complex asset base highlights supreme supply-chain management and rapid inventory conversion cycles.</w:t>
-      </w:r>
-    </w:p>
-    <w:p>
-      <w:pPr>
-        <w:pStyle w:val="Heading3"/>
-      </w:pPr>
-      <w:bookmarkStart w:id="43" w:name="_Toc229440885"/>
-      <w:r>
-        <w:t>4.2.3 Component 3: The Equity Multiplier (Financial Leverage)</w:t>
-      </w:r>
-      <w:bookmarkEnd w:id="43"/>
-    </w:p>
-    <w:p>
-      <w:pPr>
-        <w:spacing w:beforeLines="120" w:before="288" w:afterLines="120" w:after="288"/>
-        <w:rPr>
-          <w:rFonts w:cstheme="minorHAnsi"/>
-        </w:rPr>
-      </w:pPr>
-      <w:r>
-        <w:rPr>
-          <w:rFonts w:cstheme="minorHAnsi"/>
-        </w:rPr>
-        <w:t>The final pillar evaluates financial leverage. The Python analysis identified a distinct and highly positive macroeconomic trend in ASML's leverage profile. In 2022, the Equity Multiplier stood at 4.11. By 2025, this figure systematically compressed to 2.57. This mathematical reduction proves that ASML’s recent ROE is structurally superior to its 2022 returns. The corporation is aggressively de-leveraging its balance sheet, relying increasingly on retained earnings rather than external debt issuance.</w:t>
-      </w:r>
-    </w:p>
-    <w:p>
-      <w:pPr>
-        <w:pStyle w:val="Heading3"/>
-      </w:pPr>
-      <w:bookmarkStart w:id="44" w:name="_Toc229440886"/>
-      <w:r>
         <w:t>4.2.4 Advanced Disaggregation: The 5-Step Extended DuPont Model</w:t>
       </w:r>
       <w:bookmarkEnd w:id="44"/>
@@ -13875,7 +13622,7 @@
       <w:pPr>
         <w:pStyle w:val="Heading2"/>
       </w:pPr>
-      <w:bookmarkStart w:id="45" w:name="_Toc229440887"/>
+      <w:bookmarkStart w:id="45" w:name="_Toc229441690"/>
       <w:r>
         <w:t>4.3 Corporate Solvency and Liquidity Risk Profiling</w:t>
       </w:r>
@@ -13905,7 +13652,6 @@
           <w:rFonts w:cstheme="minorHAnsi"/>
           <w:noProof/>
         </w:rPr>
-        <w:lastRenderedPageBreak/>
         <w:drawing>
           <wp:inline distT="0" distB="0" distL="0" distR="0" wp14:anchorId="75C62507" wp14:editId="67AF8D9E">
             <wp:extent cx="4556240" cy="2796540"/>
@@ -13977,6 +13723,9 @@
         <w:t>7</w:t>
       </w:r>
       <w:r>
+        <w:rPr>
+          <w:noProof/>
+        </w:rPr>
         <w:fldChar w:fldCharType="end"/>
       </w:r>
       <w:r>
@@ -13987,8 +13736,9 @@
       <w:pPr>
         <w:pStyle w:val="Heading3"/>
       </w:pPr>
-      <w:bookmarkStart w:id="46" w:name="_Toc229440888"/>
-      <w:r>
+      <w:bookmarkStart w:id="46" w:name="_Toc229441691"/>
+      <w:r>
+        <w:lastRenderedPageBreak/>
         <w:t>4.3.1 Gross Margin Resiliency</w:t>
       </w:r>
       <w:bookmarkEnd w:id="46"/>
@@ -14011,7 +13761,7 @@
       <w:pPr>
         <w:pStyle w:val="Heading3"/>
       </w:pPr>
-      <w:bookmarkStart w:id="47" w:name="_Toc229440889"/>
+      <w:bookmarkStart w:id="47" w:name="_Toc229441692"/>
       <w:r>
         <w:t>4.3.2 Debt-to-Equity (Solvency) De-Risking</w:t>
       </w:r>
@@ -14035,15 +13785,9 @@
       <w:pPr>
         <w:pStyle w:val="Heading3"/>
       </w:pPr>
-      <w:bookmarkStart w:id="48" w:name="_Toc229440890"/>
-      <w:r>
-        <w:t>4.3.</w:t>
-      </w:r>
-      <w:r>
-        <w:t>3</w:t>
-      </w:r>
-      <w:r>
-        <w:t xml:space="preserve"> Strict Liquidity Testing: The Quick (Acid-Test) Ratio vs. Current Ratio</w:t>
+      <w:bookmarkStart w:id="48" w:name="_Toc229441693"/>
+      <w:r>
+        <w:t>4.3.3 Strict Liquidity Testing: The Quick (Acid-Test) Ratio vs. Current Ratio</w:t>
       </w:r>
       <w:bookmarkEnd w:id="48"/>
     </w:p>
@@ -14283,48 +14027,48 @@
         <w:rPr>
           <w:rFonts w:cstheme="minorHAnsi"/>
         </w:rPr>
+        <w:t>Even under this punitive, stress-tested liquidity framework, ASML’s programmatic data yields a Quick Ratio that consistently hovers around or above 1.0. This is achieved through the massive $7.5 billion cash buffer and the structural front-loading of non-refundable foundry down payments. The Acid-Test confirms that ASML possesses the pure cash liquidity to seamlessly service its short-term debt and payroll obligations without ever relying on the speculative liquidation of its bespoke inventory.</w:t>
+      </w:r>
+    </w:p>
+    <w:p>
+      <w:pPr>
+        <w:pStyle w:val="Heading2"/>
+      </w:pPr>
+      <w:bookmarkStart w:id="49" w:name="_Toc229441694"/>
+      <w:r>
+        <w:t>4.4 Competitor Benchmarking and Relative Financial Health</w:t>
+      </w:r>
+      <w:bookmarkEnd w:id="49"/>
+      <w:r>
+        <w:t xml:space="preserve"> </w:t>
+      </w:r>
+    </w:p>
+    <w:p>
+      <w:pPr>
+        <w:spacing w:beforeLines="120" w:before="288" w:afterLines="120" w:after="288"/>
+        <w:rPr>
+          <w:rFonts w:cstheme="minorHAnsi"/>
+        </w:rPr>
+      </w:pPr>
+      <w:r>
+        <w:rPr>
+          <w:rFonts w:cstheme="minorHAnsi"/>
+        </w:rPr>
+        <w:t>Evaluating ASML’s fundamental metrics in absolute isolation provides an incomplete narrative of its operational superiority. To establish the true magnitude of its "Economic Moat," a relative benchmarking analysis is required. This section cross-examines ASML’s core fundamental outputs against its two largest competitors in the global semiconductor equipment manufacturing sector: Applied Materials, Inc. (AMAT) and Lam Research Corporation (LRCX). While neither AMAT nor LRCX possesses Extreme Ultraviolet (EUV) capabilities, they dominate the adjacent deposition and etch markets, serving as the most accurate proxies for baseline industry performance.</w:t>
+      </w:r>
+    </w:p>
+    <w:p>
+      <w:pPr>
+        <w:spacing w:beforeLines="120" w:before="288" w:afterLines="120" w:after="288"/>
+        <w:rPr>
+          <w:rFonts w:cstheme="minorHAnsi"/>
+        </w:rPr>
+      </w:pPr>
+      <w:r>
+        <w:rPr>
+          <w:rFonts w:cstheme="minorHAnsi"/>
+        </w:rPr>
         <w:lastRenderedPageBreak/>
-        <w:t>Even under this punitive, stress-tested liquidity framework, ASML’s programmatic data yields a Quick Ratio that consistently hovers around or above 1.0. This is achieved through the massive $7.5 billion cash buffer and the structural front-loading of non-refundable foundry down payments. The Acid-Test confirms that ASML possesses the pure cash liquidity to seamlessly service its short-term debt and payroll obligations without ever relying on the speculative liquidation of its bespoke inventory.</w:t>
-      </w:r>
-    </w:p>
-    <w:p>
-      <w:pPr>
-        <w:pStyle w:val="Heading2"/>
-      </w:pPr>
-      <w:bookmarkStart w:id="49" w:name="_Toc229440891"/>
-      <w:r>
-        <w:t>4.4 Competitor Benchmarking and Relative Financial Health</w:t>
-      </w:r>
-      <w:bookmarkEnd w:id="49"/>
-      <w:r>
-        <w:t xml:space="preserve"> </w:t>
-      </w:r>
-    </w:p>
-    <w:p>
-      <w:pPr>
-        <w:spacing w:beforeLines="120" w:before="288" w:afterLines="120" w:after="288"/>
-        <w:rPr>
-          <w:rFonts w:cstheme="minorHAnsi"/>
-        </w:rPr>
-      </w:pPr>
-      <w:r>
-        <w:rPr>
-          <w:rFonts w:cstheme="minorHAnsi"/>
-        </w:rPr>
-        <w:t>Evaluating ASML’s fundamental metrics in absolute isolation provides an incomplete narrative of its operational superiority. To establish the true magnitude of its "Economic Moat," a relative benchmarking analysis is required. This section cross-examines ASML’s core fundamental outputs against its two largest competitors in the global semiconductor equipment manufacturing sector: Applied Materials, Inc. (AMAT) and Lam Research Corporation (LRCX). While neither AMAT nor LRCX possesses Extreme Ultraviolet (EUV) capabilities, they dominate the adjacent deposition and etch markets, serving as the most accurate proxies for baseline industry performance.</w:t>
-      </w:r>
-    </w:p>
-    <w:p>
-      <w:pPr>
-        <w:spacing w:beforeLines="120" w:before="288" w:afterLines="120" w:after="288"/>
-        <w:rPr>
-          <w:rFonts w:cstheme="minorHAnsi"/>
-        </w:rPr>
-      </w:pPr>
-      <w:r>
-        <w:rPr>
-          <w:rFonts w:cstheme="minorHAnsi"/>
-        </w:rPr>
         <w:t>To visualize the financial implications of this technological dominance, a 10-year normalized growth matrix was programmatically constructed, comparing ASML’s equity returns against both its modern peers (AMAT, LRCX) and its defeated historical rivals (Canon, Nikon).</w:t>
       </w:r>
     </w:p>
@@ -14339,7 +14083,7 @@
           <w:noProof/>
         </w:rPr>
         <w:drawing>
-          <wp:inline distT="0" distB="0" distL="0" distR="0" wp14:anchorId="1A8F54FA" wp14:editId="0E90E50B">
+          <wp:inline distT="0" distB="0" distL="0" distR="0" wp14:anchorId="1A8F54FA" wp14:editId="79727A5A">
             <wp:extent cx="5109964" cy="2735580"/>
             <wp:effectExtent l="0" t="0" r="0" b="7620"/>
             <wp:docPr id="176211284" name="Picture 9"/>
@@ -14409,6 +14153,9 @@
         <w:t>8</w:t>
       </w:r>
       <w:r>
+        <w:rPr>
+          <w:noProof/>
+        </w:rPr>
         <w:fldChar w:fldCharType="end"/>
       </w:r>
       <w:r>
@@ -14426,140 +14173,264 @@
         <w:rPr>
           <w:rFonts w:cstheme="minorHAnsi"/>
         </w:rPr>
-        <w:t>As the visualization mathematically proves, while AMAT and LRCX have enjoyed respectable growth driven by the broader semiconductor super-cycle, ASML’s trajectory operates on an entirely detached, exponential curve. Furthermore, the completely stagnant, flat-line returns of Nikon and Canon over a decade-long bull market serve as empirical proof of the devastating financial cost of failing to adapt to the EUV technological transition.</w:t>
+        <w:t xml:space="preserve">As the graphical output mathematically demonstrates, although peers like AMAT and LRCX have secured robust gains </w:t>
+      </w:r>
+      <w:proofErr w:type="spellStart"/>
+      <w:r>
+        <w:rPr>
+          <w:rFonts w:cstheme="minorHAnsi"/>
+        </w:rPr>
+        <w:t>fueled</w:t>
+      </w:r>
+      <w:proofErr w:type="spellEnd"/>
+      <w:r>
+        <w:rPr>
+          <w:rFonts w:cstheme="minorHAnsi"/>
+        </w:rPr>
+        <w:t xml:space="preserve"> by general industry expansion, the market valuation of the Dutch monopoly has accelerated along an isolated, parabolic path. Moreover, the chronically depressed, horizontal performance of legacy competitors Nikon and Canon throughout a prolonged market expansion provides stark evidence of the catastrophic capital consequences of missing the extreme ultraviolet technology shift.</w:t>
       </w:r>
     </w:p>
     <w:p>
       <w:pPr>
         <w:pStyle w:val="Heading3"/>
       </w:pPr>
-      <w:bookmarkStart w:id="50" w:name="_Toc229440892"/>
+      <w:bookmarkStart w:id="50" w:name="_Toc229441695"/>
+      <w:r>
+        <w:t>4.4.1 Gross Margin and Pricing Power Divergence</w:t>
+      </w:r>
+      <w:bookmarkEnd w:id="50"/>
+    </w:p>
+    <w:p>
+      <w:pPr>
+        <w:spacing w:beforeLines="120" w:before="288" w:afterLines="120" w:after="288"/>
+        <w:rPr>
+          <w:rFonts w:cstheme="minorHAnsi"/>
+        </w:rPr>
+      </w:pPr>
+      <w:r>
+        <w:rPr>
+          <w:rFonts w:cstheme="minorHAnsi"/>
+        </w:rPr>
+        <w:t>The most glaring divergence between ASML and its macroeconomic peers lies in gross margin expansion. Throughout the 2022–2025 inflationary supply-chain crisis, standard hardware manufacturers experienced severe margin compression due to elevated raw material and logistics costs. Applied Materials (AMAT) and Lam Research (LRCX) historically operate with highly respectable gross margins in the 45% to 47% range. However, their pricing power is fundamentally constrained by the presence of viable market alternatives; if AMAT raises prices too aggressively, foundries can theoretically pivot a portion of their capital expenditures toward Tokyo Electron or KLA Corporation.</w:t>
+      </w:r>
+    </w:p>
+    <w:p>
+      <w:pPr>
+        <w:spacing w:beforeLines="120" w:before="288" w:afterLines="120" w:after="288"/>
+        <w:rPr>
+          <w:rFonts w:cstheme="minorHAnsi"/>
+        </w:rPr>
+      </w:pPr>
+      <w:r>
+        <w:rPr>
+          <w:rFonts w:cstheme="minorHAnsi"/>
+        </w:rPr>
+        <w:t>Conversely, ASML’s gross margins consistently breached the 51% to 52% threshold during the same volatile period. This 500-basis-point spread is the direct mathematical manifestation of a monopoly. Because TSMC, Intel, and Samsung cannot source EUV lithography from any other terrestrial entity, ASML dictates the pricing architecture of the entire global foundry ecosystem. This relative margin superiority allows ASML to absorb macroeconomic shocks without sacrificing its bottom-line profitability, a luxury unavailable to its broader sector peers.</w:t>
+      </w:r>
+    </w:p>
+    <w:p>
+      <w:pPr>
+        <w:pStyle w:val="Heading3"/>
+      </w:pPr>
+      <w:bookmarkStart w:id="51" w:name="_Toc229441696"/>
       <w:r>
         <w:lastRenderedPageBreak/>
-        <w:t>4.4.1 Gross Margin and Pricing Power Divergence</w:t>
-      </w:r>
-      <w:bookmarkEnd w:id="50"/>
-    </w:p>
-    <w:p>
-      <w:pPr>
-        <w:spacing w:beforeLines="120" w:before="288" w:afterLines="120" w:after="288"/>
-        <w:rPr>
-          <w:rFonts w:cstheme="minorHAnsi"/>
-        </w:rPr>
-      </w:pPr>
-      <w:r>
-        <w:rPr>
-          <w:rFonts w:cstheme="minorHAnsi"/>
-        </w:rPr>
-        <w:t>The most glaring divergence between ASML and its macroeconomic peers lies in gross margin expansion. Throughout the 2022–2025 inflationary supply-chain crisis, standard hardware manufacturers experienced severe margin compression due to elevated raw material and logistics costs. Applied Materials (AMAT) and Lam Research (LRCX) historically operate with highly respectable gross margins in the 45% to 47% range. However, their pricing power is fundamentally constrained by the presence of viable market alternatives; if AMAT raises prices too aggressively, foundries can theoretically pivot a portion of their capital expenditures toward Tokyo Electron or KLA Corporation.</w:t>
-      </w:r>
-    </w:p>
-    <w:p>
-      <w:pPr>
-        <w:spacing w:beforeLines="120" w:before="288" w:afterLines="120" w:after="288"/>
-        <w:rPr>
-          <w:rFonts w:cstheme="minorHAnsi"/>
-        </w:rPr>
-      </w:pPr>
-      <w:r>
-        <w:rPr>
-          <w:rFonts w:cstheme="minorHAnsi"/>
-        </w:rPr>
-        <w:t>Conversely, ASML’s gross margins consistently breached the 51% to 52% threshold during the same volatile period. This 500-basis-point spread is the direct mathematical manifestation of a monopoly. Because TSMC, Intel, and Samsung cannot source EUV lithography from any other terrestrial entity, ASML dictates the pricing architecture of the entire global foundry ecosystem. This relative margin superiority allows ASML to absorb macroeconomic shocks without sacrificing its bottom-line profitability, a luxury unavailable to its broader sector peers.</w:t>
+        <w:t>4.4.2 R&amp;D Capital Intensity and the "Innovation Moat"</w:t>
+      </w:r>
+      <w:bookmarkEnd w:id="51"/>
+    </w:p>
+    <w:p>
+      <w:pPr>
+        <w:spacing w:beforeLines="120" w:before="288" w:afterLines="120" w:after="288"/>
+        <w:rPr>
+          <w:rFonts w:cstheme="minorHAnsi"/>
+        </w:rPr>
+      </w:pPr>
+      <w:r>
+        <w:rPr>
+          <w:rFonts w:cstheme="minorHAnsi"/>
+        </w:rPr>
+        <w:t>The long-term viability of a dominant technological stronghold relies heavily on relentless, forward-focused capital injection into innovation. When evaluating the Dutch firm's engineering budget relative to peers like AMAT and LRCX, a fundamentally distinct strategic mindset emerges. Whereas competitors conventionally dedicate roughly one-tenth of their incoming sales to scientific advancement, ASML systematically commits well over 15% of its gross earnings to pioneering next-generation machinery.</w:t>
+      </w:r>
+    </w:p>
+    <w:p>
+      <w:pPr>
+        <w:spacing w:beforeLines="120" w:before="288" w:afterLines="120" w:after="288"/>
+        <w:rPr>
+          <w:rFonts w:cstheme="minorHAnsi"/>
+        </w:rPr>
+      </w:pPr>
+      <w:r>
+        <w:rPr>
+          <w:rFonts w:cstheme="minorHAnsi"/>
+        </w:rPr>
+        <w:t>In absolute dollar terms, this translates to billions of dollars dedicated exclusively to quantum physics, photonics, and extreme optics engineering. This disproportionate R&amp;D intensity acts as a self-fulfilling barrier to entry. Every dollar ASML spends pushing the boundaries of High-NA EUV lithography exponentially increases the sunk-cost requirement for any hypothetical new market entrant. Consequently, ASML’s fundamental health is not merely a byproduct of past success; its aggressive capital allocation strategy actively engineers future market dominance.</w:t>
       </w:r>
     </w:p>
     <w:p>
       <w:pPr>
         <w:pStyle w:val="Heading3"/>
       </w:pPr>
-      <w:bookmarkStart w:id="51" w:name="_Toc229440893"/>
-      <w:r>
-        <w:t>4.4.2 R&amp;D Capital Intensity and the "Innovation Moat"</w:t>
-      </w:r>
-      <w:bookmarkEnd w:id="51"/>
-    </w:p>
-    <w:p>
-      <w:pPr>
-        <w:spacing w:beforeLines="120" w:before="288" w:afterLines="120" w:after="288"/>
-        <w:rPr>
-          <w:rFonts w:cstheme="minorHAnsi"/>
-        </w:rPr>
-      </w:pPr>
-      <w:r>
-        <w:rPr>
-          <w:rFonts w:cstheme="minorHAnsi"/>
-        </w:rPr>
-        <w:t>The sustainability of a technological monopoly is entirely dependent upon aggressive forward-looking reinvestment. Benchmarking ASML’s Research and Development (R&amp;D) expenditure against AMAT and LRCX reveals a structurally different corporate philosophy. While AMAT and LRCX typically allocate approximately 10% to 12% of their top-line revenue toward R&amp;D, ASML routinely allocates upwards of 15% to 17%.</w:t>
-      </w:r>
-    </w:p>
-    <w:p>
-      <w:pPr>
-        <w:spacing w:beforeLines="120" w:before="288" w:afterLines="120" w:after="288"/>
-        <w:rPr>
-          <w:rFonts w:cstheme="minorHAnsi"/>
-        </w:rPr>
-      </w:pPr>
-      <w:r>
-        <w:rPr>
-          <w:rFonts w:cstheme="minorHAnsi"/>
-        </w:rPr>
-        <w:t>In absolute dollar terms, this translates to billions of dollars dedicated exclusively to quantum physics, photonics, and extreme optics engineering. This disproportionate R&amp;D intensity acts as a self-fulfilling barrier to entry. Every dollar ASML spends pushing the boundaries of High-NA EUV lithography exponentially increases the sunk-cost requirement for any hypothetical new market entrant. Consequently, ASML’s fundamental health is not merely a byproduct of past success; its aggressive capital allocation strategy actively engineers future market dominance.</w:t>
+      <w:bookmarkStart w:id="52" w:name="_Toc229441697"/>
+      <w:r>
+        <w:t>4.4.3 Balance Sheet Conservatism vs. Sector Averages</w:t>
+      </w:r>
+      <w:bookmarkEnd w:id="52"/>
+    </w:p>
+    <w:p>
+      <w:pPr>
+        <w:spacing w:beforeLines="120" w:before="288" w:afterLines="120" w:after="288"/>
+        <w:rPr>
+          <w:rFonts w:cstheme="minorHAnsi"/>
+        </w:rPr>
+      </w:pPr>
+      <w:r>
+        <w:rPr>
+          <w:rFonts w:cstheme="minorHAnsi"/>
+        </w:rPr>
+        <w:t>Finally, a relative assessment of solvency highlights ASML’s highly conservative financial engineering. During the low-interest-rate macroeconomic environment of 2020-2021, many semiconductor and technology firms engaged in aggressive debt issuance to fund share repurchase programs or massive M&amp;A (Mergers and Acquisitions) activity. LRCX, for instance, has historically operated with a Debt-to-Equity ratio frequently exceeding 0.70 or 0.80, utilizing debt to optimize its Weighted Average Cost of Capital (WACC).</w:t>
+      </w:r>
+    </w:p>
+    <w:p>
+      <w:pPr>
+        <w:spacing w:beforeLines="120" w:before="288" w:afterLines="120" w:after="288"/>
+        <w:rPr>
+          <w:rFonts w:cstheme="minorHAnsi"/>
+        </w:rPr>
+      </w:pPr>
+      <w:r>
+        <w:rPr>
+          <w:rFonts w:cstheme="minorHAnsi"/>
+        </w:rPr>
+        <w:t>ASML, however, maintains a fiercely defensive balance sheet, with a Debt-to-Equity ratio systematically compressing toward 0.22. In an industry defined by cyclical capital expenditure "boom and bust" cycles, ASML’s refusal to over-leverage protects it from sudden interest rate hikes by global central banks. This fundamental divergence ensures that if a severe macroeconomic recession forces TSMC or Intel to temporarily halt equipment orders, ASML faces virtually zero risk of credit default, unlike its heavily leveraged industry counterparts.</w:t>
       </w:r>
     </w:p>
     <w:p>
       <w:pPr>
         <w:pStyle w:val="Heading3"/>
       </w:pPr>
-      <w:bookmarkStart w:id="52" w:name="_Toc229440894"/>
-      <w:r>
-        <w:t>4.4.3 Balance Sheet Conservatism vs. Sector Averages</w:t>
-      </w:r>
-      <w:bookmarkEnd w:id="52"/>
-    </w:p>
-    <w:p>
-      <w:pPr>
-        <w:spacing w:beforeLines="120" w:before="288" w:afterLines="120" w:after="288"/>
-        <w:rPr>
-          <w:rFonts w:cstheme="minorHAnsi"/>
-        </w:rPr>
-      </w:pPr>
-      <w:r>
-        <w:rPr>
-          <w:rFonts w:cstheme="minorHAnsi"/>
-        </w:rPr>
-        <w:t>Finally, a relative assessment of solvency highlights ASML’s highly conservative financial engineering. During the low-interest-rate macroeconomic environment of 2020-2021, many semiconductor and technology firms engaged in aggressive debt issuance to fund share repurchase programs or massive M&amp;A (Mergers and Acquisitions) activity. LRCX, for instance, has historically operated with a Debt-to-Equity ratio frequently exceeding 0.70 or 0.80, utilizing debt to optimize its Weighted Average Cost of Capital (WACC).</w:t>
-      </w:r>
-    </w:p>
-    <w:p>
-      <w:pPr>
-        <w:spacing w:beforeLines="120" w:before="288" w:afterLines="120" w:after="288"/>
-        <w:rPr>
-          <w:rFonts w:cstheme="minorHAnsi"/>
-        </w:rPr>
-      </w:pPr>
-      <w:r>
-        <w:rPr>
-          <w:rFonts w:cstheme="minorHAnsi"/>
-        </w:rPr>
-        <w:t xml:space="preserve">ASML, however, maintains a fiercely defensive balance sheet, with a Debt-to-Equity ratio systematically compressing toward 0.22. In an industry defined by cyclical capital expenditure "boom and bust" cycles, ASML’s refusal to over-leverage protects it from sudden interest rate hikes by global central banks. This fundamental divergence ensures that if a severe macroeconomic recession forces TSMC or </w:t>
+      <w:bookmarkStart w:id="53" w:name="_Toc229441698"/>
+      <w:r>
+        <w:t>4.4.4 The Lam Research Anomaly: Absolute Capitalization vs. Percentage Growth</w:t>
+      </w:r>
+      <w:bookmarkEnd w:id="53"/>
+      <w:r>
+        <w:t xml:space="preserve"> </w:t>
+      </w:r>
+    </w:p>
+    <w:p>
+      <w:pPr>
+        <w:spacing w:beforeLines="120" w:before="288" w:afterLines="120" w:after="288"/>
+        <w:rPr>
+          <w:rFonts w:cstheme="minorHAnsi"/>
+        </w:rPr>
+      </w:pPr>
+      <w:r>
+        <w:rPr>
+          <w:rFonts w:cstheme="minorHAnsi"/>
+        </w:rPr>
+        <w:t xml:space="preserve">Upon </w:t>
+      </w:r>
+      <w:proofErr w:type="spellStart"/>
+      <w:r>
+        <w:rPr>
+          <w:rFonts w:cstheme="minorHAnsi"/>
+        </w:rPr>
+        <w:t>analyzing</w:t>
+      </w:r>
+      <w:proofErr w:type="spellEnd"/>
+      <w:r>
+        <w:rPr>
+          <w:rFonts w:cstheme="minorHAnsi"/>
+        </w:rPr>
+        <w:t xml:space="preserve"> the 10-Year Normalized Growth matrix, a critical anomaly emerges: Lam Research (LRCX) mathematically outperforms ASML in pure, percentage-based share price appreciation over the evaluated decade. To an untrained observer, this might suggest that LRCX possesses a superior economic moat or better fundamental health. However, rigorous financial analysis requires disaggregating this percentage growth to understand the underlying mechanics of market capitalization and financial engineering.</w:t>
+      </w:r>
+    </w:p>
+    <w:p>
+      <w:pPr>
+        <w:spacing w:beforeLines="120" w:before="288" w:afterLines="120" w:after="288"/>
+        <w:rPr>
+          <w:rFonts w:cstheme="minorHAnsi"/>
+        </w:rPr>
+      </w:pPr>
+      <w:r>
+        <w:rPr>
+          <w:rFonts w:cstheme="minorHAnsi"/>
+        </w:rPr>
+        <w:t xml:space="preserve">First, this divergence is heavily influenced by the "Base Effect." Ten years ago, Lam Research operated with a significantly smaller baseline market capitalization compared to ASML. In equity markets, it requires exponentially less capital to double the share price of a $10 billion company than it does to </w:t>
       </w:r>
       <w:r>
         <w:rPr>
           <w:rFonts w:cstheme="minorHAnsi"/>
         </w:rPr>
         <w:lastRenderedPageBreak/>
-        <w:t>Intel to temporarily halt equipment orders, ASML faces virtually zero risk of credit default, unlike its heavily leveraged industry counterparts.</w:t>
+        <w:t>double the share price of a $50 billion company. Therefore, LRCX’s percentage-based growth is mathematically amplified by its smaller starting valuation.</w:t>
+      </w:r>
+    </w:p>
+    <w:p>
+      <w:pPr>
+        <w:spacing w:beforeLines="120" w:before="288" w:afterLines="120" w:after="288"/>
+        <w:rPr>
+          <w:rFonts w:cstheme="minorHAnsi"/>
+        </w:rPr>
+      </w:pPr>
+      <w:r>
+        <w:rPr>
+          <w:rFonts w:cstheme="minorHAnsi"/>
+        </w:rPr>
+        <w:t xml:space="preserve">Secondly, the growth of LRCX has been heavily subsidized by aggressive financial engineering—specifically, massive corporate share </w:t>
+      </w:r>
+      <w:proofErr w:type="gramStart"/>
+      <w:r>
+        <w:rPr>
+          <w:rFonts w:cstheme="minorHAnsi"/>
+        </w:rPr>
+        <w:t>repurchase</w:t>
+      </w:r>
+      <w:proofErr w:type="gramEnd"/>
+      <w:r>
+        <w:rPr>
+          <w:rFonts w:cstheme="minorHAnsi"/>
+        </w:rPr>
+        <w:t xml:space="preserve"> programs (buybacks) funded by debt issuance. By artificially shrinking the number of outstanding shares, LRCX was able to rapidly inflate its Earnings Per Share (EPS), thereby driving up its stock price. ASML, as proven by its consistently compressing Debt-to-Equity ratio (0.22), achieved its growth through genuine, organic Free Cash Flow generation driven by its EUV monopoly, rather than leveraging its balance sheet. Therefore, while LRCX yields a higher 10-year normalized percentage return, ASML’s growth is structurally superior, fundamentally de-risked, and insulated from the debt-servicing vulnerabilities that threaten LRCX in a high-interest-rate environment.</w:t>
+      </w:r>
+    </w:p>
+    <w:p>
+      <w:pPr>
+        <w:pStyle w:val="Heading2"/>
+      </w:pPr>
+      <w:bookmarkStart w:id="54" w:name="_Toc229441699"/>
+      <w:r>
+        <w:t>4.5 Strategic Capital Allocation: Mergers, Acquisitions, and Vertical Integration</w:t>
+      </w:r>
+      <w:bookmarkEnd w:id="54"/>
+      <w:r>
+        <w:t xml:space="preserve"> </w:t>
+      </w:r>
+    </w:p>
+    <w:p>
+      <w:pPr>
+        <w:spacing w:beforeLines="120" w:before="288" w:afterLines="120" w:after="288"/>
+        <w:rPr>
+          <w:rFonts w:cstheme="minorHAnsi"/>
+        </w:rPr>
+      </w:pPr>
+      <w:r>
+        <w:rPr>
+          <w:rFonts w:cstheme="minorHAnsi"/>
+        </w:rPr>
+        <w:t>Evaluating a corporation's fundamental health requires an analysis of its Mergers and Acquisitions (M&amp;A) strategy. Historically, the semiconductor equipment sector is littered with value-destroying acquisitions driven by executive hubris. However, ASML’s M&amp;A framework represents a textbook execution of backward vertical integration, designed specifically to protect its Economic Moat and secure its hyper-complex supply chain.</w:t>
       </w:r>
     </w:p>
     <w:p>
       <w:pPr>
         <w:pStyle w:val="Heading3"/>
       </w:pPr>
-      <w:bookmarkStart w:id="53" w:name="_Toc229440895"/>
-      <w:r>
-        <w:t>4.4.4 The Lam Research Anomaly: Absolute Capitalization vs. Percentage Growth</w:t>
-      </w:r>
-      <w:bookmarkEnd w:id="53"/>
+      <w:bookmarkStart w:id="55" w:name="_Toc229441700"/>
+      <w:r>
+        <w:t>4.5.1 The Cymer Acquisition: Securing the Light Source</w:t>
+      </w:r>
+      <w:bookmarkEnd w:id="55"/>
       <w:r>
         <w:t xml:space="preserve"> </w:t>
       </w:r>
@@ -14575,180 +14446,70 @@
         <w:rPr>
           <w:rFonts w:cstheme="minorHAnsi"/>
         </w:rPr>
-        <w:t xml:space="preserve">Upon </w:t>
-      </w:r>
-      <w:proofErr w:type="spellStart"/>
-      <w:r>
-        <w:rPr>
-          <w:rFonts w:cstheme="minorHAnsi"/>
-        </w:rPr>
-        <w:t>analyzing</w:t>
-      </w:r>
-      <w:proofErr w:type="spellEnd"/>
-      <w:r>
-        <w:rPr>
-          <w:rFonts w:cstheme="minorHAnsi"/>
-        </w:rPr>
-        <w:t xml:space="preserve"> the 10-Year Normalized Growth matrix, a critical anomaly emerges: Lam Research (LRCX) mathematically outperforms ASML in pure, percentage-based share price appreciation over the evaluated decade. To an untrained observer, this might suggest that LRCX possesses a superior economic moat or better fundamental health. However, rigorous financial analysis requires disaggregating this percentage growth to understand the underlying mechanics of market capitalization and financial engineering.</w:t>
-      </w:r>
-    </w:p>
-    <w:p>
-      <w:pPr>
-        <w:spacing w:beforeLines="120" w:before="288" w:afterLines="120" w:after="288"/>
-        <w:rPr>
-          <w:rFonts w:cstheme="minorHAnsi"/>
-        </w:rPr>
-      </w:pPr>
-      <w:r>
-        <w:rPr>
-          <w:rFonts w:cstheme="minorHAnsi"/>
-        </w:rPr>
-        <w:t>First, this divergence is heavily influenced by the "Base Effect." Ten years ago, Lam Research operated with a significantly smaller baseline market capitalization compared to ASML. In equity markets, it requires exponentially less capital to double the share price of a $10 billion company than it does to double the share price of a $50 billion company. Therefore, LRCX’s percentage-based growth is mathematically amplified by its smaller starting valuation.</w:t>
-      </w:r>
-    </w:p>
-    <w:p>
-      <w:pPr>
-        <w:spacing w:beforeLines="120" w:before="288" w:afterLines="120" w:after="288"/>
-        <w:rPr>
-          <w:rFonts w:cstheme="minorHAnsi"/>
-        </w:rPr>
-      </w:pPr>
-      <w:r>
-        <w:rPr>
-          <w:rFonts w:cstheme="minorHAnsi"/>
-        </w:rPr>
-        <w:t xml:space="preserve">Secondly, the growth of LRCX has been heavily subsidized by aggressive financial engineering—specifically, massive corporate share </w:t>
-      </w:r>
-      <w:proofErr w:type="gramStart"/>
-      <w:r>
-        <w:rPr>
-          <w:rFonts w:cstheme="minorHAnsi"/>
-        </w:rPr>
-        <w:t>repurchase</w:t>
-      </w:r>
-      <w:proofErr w:type="gramEnd"/>
-      <w:r>
-        <w:rPr>
-          <w:rFonts w:cstheme="minorHAnsi"/>
-        </w:rPr>
-        <w:t xml:space="preserve"> programs (buybacks) funded by debt issuance. By artificially shrinking the number of outstanding shares, LRCX was able to rapidly inflate its Earnings Per Share (EPS), thereby driving up its stock price. ASML, as proven by its consistently compressing Debt-to-Equity ratio (0.22), achieved its growth through genuine, organic Free Cash Flow generation driven by its EUV monopoly, rather than leveraging its balance sheet. Therefore, while LRCX yields a higher 10-year normalized percentage return, ASML’s growth is structurally superior, fundamentally de-risked, and insulated from the debt-servicing vulnerabilities that threaten LRCX in a high-interest-rate environment.</w:t>
+        <w:t>The most critical inflection point in ASML’s fundamental history was the 2013 acquisition of Cymer, a San Diego-based manufacturer of extreme ultraviolet light sources. At the time, the EUV roadmap was faltering because generating a stable 13.5-nanometer light source at commercial power levels was proving scientifically insurmountable for independent suppliers. Rather than relying on a third-party vendor for the most critical component of its flagship machine, ASML acquired Cymer for approximately €1.95 billion.</w:t>
+      </w:r>
+    </w:p>
+    <w:p>
+      <w:pPr>
+        <w:spacing w:beforeLines="120" w:before="288" w:afterLines="120" w:after="288"/>
+        <w:rPr>
+          <w:rFonts w:cstheme="minorHAnsi"/>
+        </w:rPr>
+      </w:pPr>
+      <w:r>
+        <w:rPr>
+          <w:rFonts w:cstheme="minorHAnsi"/>
+        </w:rPr>
+        <w:t>Financially, this acquisition was highly accretive. By absorbing Cymer into its internal R&amp;D budget, ASML eliminated the supplier markup (improving long-term gross margins) and assumed total control over the technological timeline. This aggressive capital deployment transformed a critical supply-chain vulnerability into a proprietary, wholly-owned corporate asset.</w:t>
+      </w:r>
+    </w:p>
+    <w:p>
+      <w:pPr>
+        <w:pStyle w:val="Heading3"/>
+      </w:pPr>
+      <w:bookmarkStart w:id="56" w:name="_Toc229441701"/>
+      <w:r>
+        <w:t>4.5.2 Strategic Minority Stakes and Supplier Subsidization</w:t>
+      </w:r>
+      <w:bookmarkEnd w:id="56"/>
+      <w:r>
+        <w:t xml:space="preserve"> </w:t>
+      </w:r>
+    </w:p>
+    <w:p>
+      <w:pPr>
+        <w:spacing w:beforeLines="120" w:before="288" w:afterLines="120" w:after="288"/>
+        <w:rPr>
+          <w:rFonts w:cstheme="minorHAnsi"/>
+        </w:rPr>
+      </w:pPr>
+      <w:r>
+        <w:rPr>
+          <w:rFonts w:cstheme="minorHAnsi"/>
+        </w:rPr>
+        <w:t>ASML’s integration strategy extends beyond outright acquisitions to include strategic minority equity investments. The manufacturing of EUV mirrors requires optical precision so extreme that Carl Zeiss SMT is the only entity globally capable of fulfilling the specifications. Recognizing that Zeiss required massive capital to build the customized vacuum chambers and polishing facilities for EUV optics, ASML did not simply sign a purchase order. Instead, ASML acquired a 24.9% minority stake in Carl Zeiss SMT for €1 billion and committed an additional €760 million to fund Zeiss’s specific R&amp;D operations.</w:t>
+      </w:r>
+    </w:p>
+    <w:p>
+      <w:pPr>
+        <w:spacing w:beforeLines="120" w:before="288" w:afterLines="120" w:after="288"/>
+        <w:rPr>
+          <w:rFonts w:cstheme="minorHAnsi"/>
+        </w:rPr>
+      </w:pPr>
+      <w:r>
+        <w:rPr>
+          <w:rFonts w:cstheme="minorHAnsi"/>
+        </w:rPr>
+        <w:lastRenderedPageBreak/>
+        <w:t>From a corporate finance perspective, this is a masterclass in supply-chain de-risking. ASML utilized its pristine balance sheet to effectively subsidize its most important supplier, ensuring that Zeiss had the necessary liquidity to scale operations concurrently with ASML’s foundry backlog. This financial symbiosis guarantees that ASML’s top-line revenue growth is never bottlenecked by the optical supply chain, further justifying the "Scarcity Premium" applied by the public equities market.</w:t>
       </w:r>
     </w:p>
     <w:p>
       <w:pPr>
         <w:pStyle w:val="Heading2"/>
       </w:pPr>
-      <w:bookmarkStart w:id="54" w:name="_Toc229440896"/>
-      <w:r>
-        <w:t>4.5 Strategic Capital Allocation: Mergers, Acquisitions, and Vertical Integration</w:t>
-      </w:r>
-      <w:bookmarkEnd w:id="54"/>
-      <w:r>
-        <w:t xml:space="preserve"> </w:t>
-      </w:r>
-    </w:p>
-    <w:p>
-      <w:pPr>
-        <w:spacing w:beforeLines="120" w:before="288" w:afterLines="120" w:after="288"/>
-        <w:rPr>
-          <w:rFonts w:cstheme="minorHAnsi"/>
-        </w:rPr>
-      </w:pPr>
-      <w:r>
-        <w:rPr>
-          <w:rFonts w:cstheme="minorHAnsi"/>
-        </w:rPr>
-        <w:t>Evaluating a corporation's fundamental health requires an analysis of its Mergers and Acquisitions (M&amp;A) strategy. Historically, the semiconductor equipment sector is littered with value-destroying acquisitions driven by executive hubris. However, ASML’s M&amp;A framework represents a textbook execution of backward vertical integration, designed specifically to protect its Economic Moat and secure its hyper-complex supply chain.</w:t>
-      </w:r>
-    </w:p>
-    <w:p>
-      <w:pPr>
-        <w:pStyle w:val="Heading3"/>
-      </w:pPr>
-      <w:bookmarkStart w:id="55" w:name="_Toc229440897"/>
-      <w:r>
-        <w:t>4.5.1 The Cymer Acquisition: Securing the Light Source</w:t>
-      </w:r>
-      <w:bookmarkEnd w:id="55"/>
-      <w:r>
-        <w:t xml:space="preserve"> </w:t>
-      </w:r>
-    </w:p>
-    <w:p>
-      <w:pPr>
-        <w:spacing w:beforeLines="120" w:before="288" w:afterLines="120" w:after="288"/>
-        <w:rPr>
-          <w:rFonts w:cstheme="minorHAnsi"/>
-        </w:rPr>
-      </w:pPr>
-      <w:r>
-        <w:rPr>
-          <w:rFonts w:cstheme="minorHAnsi"/>
-        </w:rPr>
-        <w:t>The most critical inflection point in ASML’s fundamental history was the 2013 acquisition of Cymer, a San Diego-based manufacturer of extreme ultraviolet light sources. At the time, the EUV roadmap was faltering because generating a stable 13.5-nanometer light source at commercial power levels was proving scientifically insurmountable for independent suppliers. Rather than relying on a third-party vendor for the most critical component of its flagship machine, ASML acquired Cymer for approximately €1.95 billion.</w:t>
-      </w:r>
-    </w:p>
-    <w:p>
-      <w:pPr>
-        <w:spacing w:beforeLines="120" w:before="288" w:afterLines="120" w:after="288"/>
-        <w:rPr>
-          <w:rFonts w:cstheme="minorHAnsi"/>
-        </w:rPr>
-      </w:pPr>
-      <w:r>
-        <w:rPr>
-          <w:rFonts w:cstheme="minorHAnsi"/>
-        </w:rPr>
-        <w:lastRenderedPageBreak/>
-        <w:t>Financially, this acquisition was highly accretive. By absorbing Cymer into its internal R&amp;D budget, ASML eliminated the supplier markup (improving long-term gross margins) and assumed total control over the technological timeline. This aggressive capital deployment transformed a critical supply-chain vulnerability into a proprietary, wholly-owned corporate asset.</w:t>
-      </w:r>
-    </w:p>
-    <w:p>
-      <w:pPr>
-        <w:pStyle w:val="Heading3"/>
-      </w:pPr>
-      <w:bookmarkStart w:id="56" w:name="_Toc229440898"/>
-      <w:r>
-        <w:t>4.5.2 Strategic Minority Stakes and Supplier Subsidization</w:t>
-      </w:r>
-      <w:bookmarkEnd w:id="56"/>
-      <w:r>
-        <w:t xml:space="preserve"> </w:t>
-      </w:r>
-    </w:p>
-    <w:p>
-      <w:pPr>
-        <w:spacing w:beforeLines="120" w:before="288" w:afterLines="120" w:after="288"/>
-        <w:rPr>
-          <w:rFonts w:cstheme="minorHAnsi"/>
-        </w:rPr>
-      </w:pPr>
-      <w:r>
-        <w:rPr>
-          <w:rFonts w:cstheme="minorHAnsi"/>
-        </w:rPr>
-        <w:t>ASML’s integration strategy extends beyond outright acquisitions to include strategic minority equity investments. The manufacturing of EUV mirrors requires optical precision so extreme that Carl Zeiss SMT is the only entity globally capable of fulfilling the specifications. Recognizing that Zeiss required massive capital to build the customized vacuum chambers and polishing facilities for EUV optics, ASML did not simply sign a purchase order. Instead, ASML acquired a 24.9% minority stake in Carl Zeiss SMT for €1 billion and committed an additional €760 million to fund Zeiss’s specific R&amp;D operations.</w:t>
-      </w:r>
-    </w:p>
-    <w:p>
-      <w:pPr>
-        <w:spacing w:beforeLines="120" w:before="288" w:afterLines="120" w:after="288"/>
-        <w:rPr>
-          <w:rFonts w:cstheme="minorHAnsi"/>
-        </w:rPr>
-      </w:pPr>
-      <w:r>
-        <w:rPr>
-          <w:rFonts w:cstheme="minorHAnsi"/>
-        </w:rPr>
-        <w:t>From a corporate finance perspective, this is a masterclass in supply-chain de-risking. ASML utilized its pristine balance sheet to effectively subsidize its most important supplier, ensuring that Zeiss had the necessary liquidity to scale operations concurrently with ASML’s foundry backlog. This financial symbiosis guarantees that ASML’s top-line revenue growth is never bottlenecked by the optical supply chain, further justifying the "Scarcity Premium" applied by the public equities market.</w:t>
-      </w:r>
-    </w:p>
-    <w:p>
-      <w:pPr>
-        <w:pStyle w:val="Heading2"/>
-      </w:pPr>
-      <w:bookmarkStart w:id="57" w:name="_Toc229440899"/>
+      <w:bookmarkStart w:id="57" w:name="_Toc229441702"/>
       <w:r>
         <w:t>4.6 Working Capital Dynamics and the Cash Conversion Cycle (CCC)</w:t>
       </w:r>
@@ -14878,7 +14639,7 @@
           <w:rFonts w:eastAsiaTheme="minorEastAsia"/>
         </w:rPr>
       </w:pPr>
-      <w:bookmarkStart w:id="58" w:name="_Toc229440900"/>
+      <w:bookmarkStart w:id="58" w:name="_Toc229441703"/>
       <w:r>
         <w:t>4.6.1 The Structural Burden of High DIO</w:t>
       </w:r>
@@ -14916,7 +14677,7 @@
       <w:pPr>
         <w:pStyle w:val="Heading3"/>
       </w:pPr>
-      <w:bookmarkStart w:id="59" w:name="_Toc229440901"/>
+      <w:bookmarkStart w:id="59" w:name="_Toc229441704"/>
       <w:r>
         <w:t>4.6.2 Mitigating Liquidity Drag via Negative Working Capital Structures</w:t>
       </w:r>
@@ -14950,59 +14711,59 @@
         <w:rPr>
           <w:rFonts w:cstheme="minorHAnsi"/>
         </w:rPr>
-        <w:t xml:space="preserve"> drag from triggering a liquidity crisis, ASML management executes a highly aggressive working capital strategy heavily reliant on customer financing. Because TSMC, Intel, </w:t>
+        <w:t xml:space="preserve"> drag from triggering a liquidity crisis, ASML management executes a highly aggressive working capital strategy heavily reliant on customer financing. Because TSMC, Intel, and Samsung are engaged in a zero-sum arms race for advanced node supremacy, ASML commands supreme negotiating leverage regarding payment terms.</w:t>
+      </w:r>
+    </w:p>
+    <w:p>
+      <w:pPr>
+        <w:spacing w:beforeLines="120" w:before="288" w:afterLines="120" w:after="288"/>
+        <w:rPr>
+          <w:rFonts w:cstheme="minorHAnsi"/>
+        </w:rPr>
+      </w:pPr>
+      <w:r>
+        <w:rPr>
+          <w:rFonts w:cstheme="minorHAnsi"/>
+        </w:rPr>
+        <w:t>ASML mandates massive, non-refundable down payments and progress disbursements from its foundries long before a machine is fully assembled or shipped. This effectively drives their Days Payable Outstanding (DPO) and deferred revenue balances to extreme highs. By forcing the world's most profitable foundries to finance ASML’s internal supply chain, ASML engineers an incredibly compressed—and occasionally negative—operating cycle. This working capital masterclass frees up ASML’s internal cash reserves to be aggressively redirected toward share repurchases and R&amp;D, rather than being locked in a sterile inventory warehouse.</w:t>
+      </w:r>
+    </w:p>
+    <w:p>
+      <w:pPr>
+        <w:pStyle w:val="Heading2"/>
+      </w:pPr>
+      <w:bookmarkStart w:id="60" w:name="_Toc229441705"/>
+      <w:r>
+        <w:t>4.7 Forensic Accounting: Inventory Valuation Mechanics and Obsolescence Risk</w:t>
+      </w:r>
+      <w:bookmarkEnd w:id="60"/>
+    </w:p>
+    <w:p>
+      <w:pPr>
+        <w:spacing w:beforeLines="120" w:before="288" w:afterLines="120" w:after="288"/>
+        <w:rPr>
+          <w:rFonts w:cstheme="minorHAnsi"/>
+        </w:rPr>
+      </w:pPr>
+      <w:r>
+        <w:rPr>
+          <w:rFonts w:cstheme="minorHAnsi"/>
+        </w:rPr>
+        <w:t xml:space="preserve">A critical vulnerability for any hardware manufacturer operating at the bleeding edge of physics is inventory management. The transition from Net Income to tangible corporate value relies heavily on </w:t>
       </w:r>
       <w:r>
         <w:rPr>
           <w:rFonts w:cstheme="minorHAnsi"/>
         </w:rPr>
         <w:lastRenderedPageBreak/>
-        <w:t>and Samsung are engaged in a zero-sum arms race for advanced node supremacy, ASML commands supreme negotiating leverage regarding payment terms.</w:t>
-      </w:r>
-    </w:p>
-    <w:p>
-      <w:pPr>
-        <w:spacing w:beforeLines="120" w:before="288" w:afterLines="120" w:after="288"/>
-        <w:rPr>
-          <w:rFonts w:cstheme="minorHAnsi"/>
-        </w:rPr>
-      </w:pPr>
-      <w:r>
-        <w:rPr>
-          <w:rFonts w:cstheme="minorHAnsi"/>
-        </w:rPr>
-        <w:t>ASML mandates massive, non-refundable down payments and progress disbursements from its foundries long before a machine is fully assembled or shipped. This effectively drives their Days Payable Outstanding (DPO) and deferred revenue balances to extreme highs. By forcing the world's most profitable foundries to finance ASML’s internal supply chain, ASML engineers an incredibly compressed—and occasionally negative—operating cycle. This working capital masterclass frees up ASML’s internal cash reserves to be aggressively redirected toward share repurchases and R&amp;D, rather than being locked in a sterile inventory warehouse.</w:t>
-      </w:r>
-    </w:p>
-    <w:p>
-      <w:pPr>
-        <w:pStyle w:val="Heading2"/>
-      </w:pPr>
-      <w:bookmarkStart w:id="60" w:name="_Toc229440902"/>
-      <w:r>
-        <w:t>4.7 Forensic Accounting: Inventory Valuation Mechanics and Obsolescence Risk</w:t>
-      </w:r>
-      <w:bookmarkEnd w:id="60"/>
-    </w:p>
-    <w:p>
-      <w:pPr>
-        <w:spacing w:beforeLines="120" w:before="288" w:afterLines="120" w:after="288"/>
-        <w:rPr>
-          <w:rFonts w:cstheme="minorHAnsi"/>
-        </w:rPr>
-      </w:pPr>
-      <w:r>
-        <w:rPr>
-          <w:rFonts w:cstheme="minorHAnsi"/>
-        </w:rPr>
-        <w:t>A critical vulnerability for any hardware manufacturer operating at the bleeding edge of physics is inventory management. The transition from Net Income to tangible corporate value relies heavily on how a firm accounts for its unsold goods. Under US GAAP, ASML must navigate the complexities of massive Work-in-Progress (WIP) ledgers, requiring a forensic examination of its inventory valuation protocols.</w:t>
+        <w:t>how a firm accounts for its unsold goods. Under US GAAP, ASML must navigate the complexities of massive Work-in-Progress (WIP) ledgers, requiring a forensic examination of its inventory valuation protocols.</w:t>
       </w:r>
     </w:p>
     <w:p>
       <w:pPr>
         <w:pStyle w:val="Heading3"/>
       </w:pPr>
-      <w:bookmarkStart w:id="61" w:name="_Toc229440903"/>
+      <w:bookmarkStart w:id="61" w:name="_Toc229441706"/>
       <w:r>
         <w:t>4.7.1 Costing Methodologies and Work-in-Progress (WIP) Bloat</w:t>
       </w:r>
@@ -15033,7 +14794,7 @@
         <w:rPr>
           <w:rFonts w:cstheme="minorHAnsi"/>
         </w:rPr>
-        <w:t>During inflationary macroeconomic cycles, the standard cost of raw materials (such as specialized Zeiss optics or Cymer plasma chambers) fluctuates wildly. By utilizing FIFO, ASML’s oldest (and theoretically cheapest, pre-inflation) inventory costs are matched against their current revenues, which temporarily inflates gross margins during the onset of an inflationary super-cycle. As the inflation embeds itself into the supply chain, these older, cheaper inventory layers are depleted, and newer, more expensive materials hit the Cost of Goods Sold (COGS) ledger.</w:t>
+        <w:t>Amid periods of broad economic inflation, the baseline expenses for critical production inputs—such as custom Zeiss lenses or Cymer light sources—experience extreme volatility. By applying First-In, First-Out (FIFO) accounting principles, the company aligns its earliest, and hypothetically least expensive, material costs with present-day sales figures. This accounting dynamic artificially boosts gross profitability at the beginning of a sustained pricing surge. As elevated costs become permanently entrenched within global procurement networks, these historical, lower-priced reserves are exhausted. Consequently, freshly acquired, higher-priced components begin to accurately reflect on the Cost of Goods Sold (COGS) statements.</w:t>
       </w:r>
     </w:p>
     <w:p>
@@ -15175,7 +14936,7 @@
           <w:rFonts w:eastAsiaTheme="minorEastAsia"/>
         </w:rPr>
       </w:pPr>
-      <w:bookmarkStart w:id="62" w:name="_Toc229440904"/>
+      <w:bookmarkStart w:id="62" w:name="_Toc229441707"/>
       <w:r>
         <w:t>4.7.2 Mitigating Technological Obsolescence Risk</w:t>
       </w:r>
@@ -15206,25 +14967,66 @@
         <w:rPr>
           <w:rFonts w:cstheme="minorHAnsi"/>
         </w:rPr>
-        <w:t xml:space="preserve">ASML mitigates this risk through its monopolistic contract structuring. Because machines are entirely bespoke and built-to-order for specific foundries (TSMC, Intel, Samsung), ASML carries virtually zero </w:t>
+        <w:t>ASML mitigates this risk through its monopolistic contract structuring. Because machines are entirely bespoke and built-to-order for specific foundries (TSMC, Intel, Samsung), ASML carries virtually zero speculative inventory. The firm does not build $350 million High-NA machines hoping to find a buyer; the buyer is locked into an ironclad, non-cancellable contract before the first optical mirror is polished. Consequently, ASML’s annual inventory write-downs (as a percentage of total inventory) are statistically negligible compared to legacy semiconductor firms. This bespoke manufacturing paradigm effectively neutralizes obsolescence risk, ensuring that the billions of dollars locked in the WIP ledger will successfully convert to top-line revenue without requiring impairment charges that would otherwise decimate Return on Equity (ROE).</w:t>
+      </w:r>
+    </w:p>
+    <w:p>
+      <w:pPr>
+        <w:pStyle w:val="Heading2"/>
+      </w:pPr>
+      <w:bookmarkStart w:id="63" w:name="_Toc229441708"/>
+      <w:r>
+        <w:t>4.8 Macro-Spatial Revenue Concentration Risk</w:t>
+      </w:r>
+      <w:bookmarkEnd w:id="63"/>
+      <w:r>
+        <w:t xml:space="preserve"> </w:t>
+      </w:r>
+    </w:p>
+    <w:p>
+      <w:pPr>
+        <w:spacing w:beforeLines="120" w:before="288" w:afterLines="120" w:after="288"/>
+        <w:rPr>
+          <w:rFonts w:cstheme="minorHAnsi"/>
+        </w:rPr>
+      </w:pPr>
+      <w:r>
+        <w:rPr>
+          <w:rFonts w:cstheme="minorHAnsi"/>
+        </w:rPr>
+        <w:t xml:space="preserve">While the absolute volume of ASML’s revenue is fundamentally pristine, an audit of the geographical origination of these cash flows reveals a severe systemic vulnerability. A standard tenet of corporate risk management is customer and geographic diversification. However, due to the hyper-consolidated </w:t>
       </w:r>
       <w:r>
         <w:rPr>
           <w:rFonts w:cstheme="minorHAnsi"/>
         </w:rPr>
         <w:lastRenderedPageBreak/>
-        <w:t>speculative inventory. The firm does not build $350 million High-NA machines hoping to find a buyer; the buyer is locked into an ironclad, non-cancellable contract before the first optical mirror is polished. Consequently, ASML’s annual inventory write-downs (as a percentage of total inventory) are statistically negligible compared to legacy semiconductor firms. This bespoke manufacturing paradigm effectively neutralizes obsolescence risk, ensuring that the billions of dollars locked in the WIP ledger will successfully convert to top-line revenue without requiring impairment charges that would otherwise decimate Return on Equity (ROE).</w:t>
+        <w:t>nature of the global semiconductor foundry market, ASML operates with a dangerously high Macro-Spatial Revenue Concentration.</w:t>
+      </w:r>
+    </w:p>
+    <w:p>
+      <w:pPr>
+        <w:spacing w:beforeLines="120" w:before="288" w:afterLines="120" w:after="288"/>
+        <w:rPr>
+          <w:rFonts w:cstheme="minorHAnsi"/>
+        </w:rPr>
+      </w:pPr>
+      <w:r>
+        <w:rPr>
+          <w:rFonts w:cstheme="minorHAnsi"/>
+        </w:rPr>
+        <w:t>Historically, upwards of 80% of the firm's hardware revenue has been derived from three primary Asian markets: the Taiwanese island, the South Korean peninsula, and mainland China. Demand for advanced EUV and High-NA platforms is overwhelmingly anchored by TSMC in the first region, alongside Samsung and SK Hynix in the second. This extreme regional clustering irrevocably binds the corporation's financial integrity to the macro-political security of both the East Asian maritime corridors and the Korean borderlands. Should a physical military escalation or stringent maritime embargo materialize across the strait separating Taipei and Beijing, the Dutch equipment manufacturer would immediately be cut off from its primary capital pipeline. Such an event would leave a colossal backlog of partially assembled machinery stranded and financially unrealizable. Consequently, this profound absence of territorial diversification acts as an immense, uninsurable hazard that institutional capital allocators must heavily factor into their valuation discount models.</w:t>
       </w:r>
     </w:p>
     <w:p>
       <w:pPr>
         <w:pStyle w:val="Heading2"/>
       </w:pPr>
-      <w:bookmarkStart w:id="63" w:name="_Toc229440905"/>
-      <w:r>
-        <w:t>4.8 Macro-Spatial Revenue Concentration Risk</w:t>
-      </w:r>
-      <w:bookmarkEnd w:id="63"/>
+      <w:bookmarkStart w:id="64" w:name="_Toc229441709"/>
+      <w:r>
+        <w:t>4.9 Statutory Taxation Strategy: The Dutch "Innovation Box" Regime</w:t>
+      </w:r>
+      <w:bookmarkEnd w:id="64"/>
       <w:r>
         <w:t xml:space="preserve"> </w:t>
       </w:r>
@@ -15240,90 +15042,42 @@
         <w:rPr>
           <w:rFonts w:cstheme="minorHAnsi"/>
         </w:rPr>
-        <w:t>While the absolute volume of ASML’s revenue is fundamentally pristine, an audit of the geographical origination of these cash flows reveals a severe systemic vulnerability. A standard tenet of corporate risk management is customer and geographic diversification. However, due to the hyper-consolidated nature of the global semiconductor foundry market, ASML operates with a dangerously high Macro-Spatial Revenue Concentration.</w:t>
-      </w:r>
-    </w:p>
-    <w:p>
-      <w:pPr>
-        <w:spacing w:beforeLines="120" w:before="288" w:afterLines="120" w:after="288"/>
-        <w:rPr>
-          <w:rFonts w:cstheme="minorHAnsi"/>
-        </w:rPr>
-      </w:pPr>
-      <w:r>
-        <w:rPr>
-          <w:rFonts w:cstheme="minorHAnsi"/>
-        </w:rPr>
-        <w:t>Historically, over 80% of ASML’s net system sales are concentrated in just three geographic territories: Taiwan, South Korea, and the People's Republic of China. Taiwan (driven exclusively by TSMC) and South Korea (driven by Samsung and SK Hynix) represent the bulk of the EUV and High-NA demand. This concentration mathematically tethers ASML’s fundamental health to the geopolitical stability of the South China Sea and the Korean Peninsula. If a kinetic military conflict or severe naval blockade were to occur in the Taiwan Strait, ASML would instantly lose access to its largest revenue node, rendering its massive Work-in-Progress (WIP) inventory effectively undeliverable. This geographical lack of diversification is a critical, unquantifiable risk factor that heavily influences institutional discount rates.</w:t>
+        <w:t>A frequently overlooked driver of ASML’s immense Free Cash Flow generation is its aggressive, yet entirely legal, statutory tax optimization strategy. In standard corporate finance, multi-billion-dollar pre-tax earnings are heavily diluted by corporate tax rates, which in the Netherlands standardly sit at approximately 25.8%. However, ASML’s effective tax rate is historically much lower, frequently hovering between 15% and 16%.</w:t>
+      </w:r>
+    </w:p>
+    <w:p>
+      <w:pPr>
+        <w:spacing w:beforeLines="120" w:before="288" w:afterLines="120" w:after="288"/>
+        <w:rPr>
+          <w:rFonts w:cstheme="minorHAnsi"/>
+        </w:rPr>
+      </w:pPr>
+      <w:r>
+        <w:rPr>
+          <w:rFonts w:cstheme="minorHAnsi"/>
+        </w:rPr>
+        <w:t>This highly accretive margin expansion is achieved through the deployment of the Dutch "Innovation Box" tax regime. Enacted by the Netherlands to incentivize domestic intellectual property (IP) development, the Innovation Box allows corporations to apply a drastically reduced effective tax rate (historically around 9%) to any qualifying profits derived directly from self-developed, patented technologies.</w:t>
+      </w:r>
+    </w:p>
+    <w:p>
+      <w:pPr>
+        <w:spacing w:beforeLines="120" w:before="288" w:afterLines="120" w:after="288"/>
+        <w:rPr>
+          <w:rFonts w:cstheme="minorHAnsi"/>
+        </w:rPr>
+      </w:pPr>
+      <w:r>
+        <w:rPr>
+          <w:rFonts w:cstheme="minorHAnsi"/>
+        </w:rPr>
+        <w:t>Because ASML’s entire EUV product line is protected by thousands of proprietary patents generated through its massive domestic R&amp;D expenditures, the vast majority of its gross profit legally qualifies for this lower tax bracket. From a valuation perspective, this statutory tax shield is a massive competitive advantage. It systematically lowers cash taxes paid, thereby artificially inflating Net Operating Profit After Tax (NOPAT) and accelerating the Free Cash Flow metrics utilized in the DCF intrinsic valuation model.</w:t>
       </w:r>
     </w:p>
     <w:p>
       <w:pPr>
         <w:pStyle w:val="Heading2"/>
       </w:pPr>
-      <w:bookmarkStart w:id="64" w:name="_Toc229440906"/>
-      <w:r>
-        <w:t>4.9 Statutory Taxation Strategy: The Dutch "Innovation Box" Regime</w:t>
-      </w:r>
-      <w:bookmarkEnd w:id="64"/>
-      <w:r>
-        <w:t xml:space="preserve"> </w:t>
-      </w:r>
-    </w:p>
-    <w:p>
-      <w:pPr>
-        <w:spacing w:beforeLines="120" w:before="288" w:afterLines="120" w:after="288"/>
-        <w:rPr>
-          <w:rFonts w:cstheme="minorHAnsi"/>
-        </w:rPr>
-      </w:pPr>
-      <w:r>
-        <w:rPr>
-          <w:rFonts w:cstheme="minorHAnsi"/>
-        </w:rPr>
-        <w:t>A frequently overlooked driver of ASML’s immense Free Cash Flow generation is its aggressive, yet entirely legal, statutory tax optimization strategy. In standard corporate finance, multi-billion-dollar pre-tax earnings are heavily diluted by corporate tax rates, which in the Netherlands standardly sit at approximately 25.8%. However, ASML’s effective tax rate is historically much lower, frequently hovering between 15% and 16%.</w:t>
-      </w:r>
-    </w:p>
-    <w:p>
-      <w:pPr>
-        <w:spacing w:beforeLines="120" w:before="288" w:afterLines="120" w:after="288"/>
-        <w:rPr>
-          <w:rFonts w:cstheme="minorHAnsi"/>
-        </w:rPr>
-      </w:pPr>
-      <w:r>
-        <w:rPr>
-          <w:rFonts w:cstheme="minorHAnsi"/>
-        </w:rPr>
-        <w:t>This highly accretive margin expansion is achieved through the deployment of the Dutch "Innovation Box" tax regime. Enacted by the Netherlands to incentivize domestic intellectual property (IP) development, the Innovation Box allows corporations to apply a drastically reduced effective tax rate (historically around 9%) to any qualifying profits derived directly from self-developed, patented technologies.</w:t>
-      </w:r>
-    </w:p>
-    <w:p>
-      <w:pPr>
-        <w:spacing w:beforeLines="120" w:before="288" w:afterLines="120" w:after="288"/>
-        <w:rPr>
-          <w:rFonts w:cstheme="minorHAnsi"/>
-        </w:rPr>
-      </w:pPr>
-      <w:r>
-        <w:rPr>
-          <w:rFonts w:cstheme="minorHAnsi"/>
-        </w:rPr>
-        <w:t xml:space="preserve">Because ASML’s entire EUV product line is protected by thousands of proprietary patents generated through its massive domestic R&amp;D expenditures, the vast majority of its gross profit legally qualifies for this lower tax bracket. From a valuation perspective, this statutory tax shield is a massive competitive advantage. It systematically lowers cash taxes paid, thereby artificially inflating Net </w:t>
-      </w:r>
-      <w:r>
-        <w:rPr>
-          <w:rFonts w:cstheme="minorHAnsi"/>
-        </w:rPr>
-        <w:lastRenderedPageBreak/>
-        <w:t>Operating Profit After Tax (NOPAT) and accelerating the Free Cash Flow metrics utilized in the DCF intrinsic valuation model.</w:t>
-      </w:r>
-    </w:p>
-    <w:p>
-      <w:pPr>
-        <w:pStyle w:val="Heading2"/>
-      </w:pPr>
-      <w:bookmarkStart w:id="65" w:name="_Toc229440907"/>
+      <w:bookmarkStart w:id="65" w:name="_Toc229441710"/>
       <w:r>
         <w:t xml:space="preserve">4.10 Predictive Bankruptcy </w:t>
       </w:r>
@@ -15354,13 +15108,7 @@
         <w:rPr>
           <w:rFonts w:cstheme="minorHAnsi"/>
         </w:rPr>
-        <w:t>developed by Edward Altman in 1968 (Altman, 1968). The Z-Score formula</w:t>
-      </w:r>
-      <w:r>
-        <w:rPr>
-          <w:rFonts w:cstheme="minorHAnsi"/>
-        </w:rPr>
-        <w:t xml:space="preserve"> </w:t>
+        <w:t xml:space="preserve">developed by Edward Altman in 1968 (Altman, 1968). The Z-Score formula </w:t>
       </w:r>
       <w:r>
         <w:rPr>
@@ -15582,16 +15330,120 @@
       <w:pPr>
         <w:spacing w:beforeLines="120" w:before="288" w:afterLines="120" w:after="288"/>
         <w:rPr>
-          <w:rFonts w:eastAsiaTheme="minorEastAsia" w:cstheme="minorHAnsi"/>
-        </w:rPr>
-      </w:pPr>
-      <w:r>
-        <w:rPr>
           <w:rFonts w:cstheme="minorHAnsi"/>
           <w:i/>
           <w:iCs/>
         </w:rPr>
-        <w:t>(Where X1 = Working Capital/Total Assets, X2 = Retained Earnings/Total Assets, X3 = EBIT/Total Assets, X4 = Market Value of Equity/Total Liabilities, X5 = Sales/Total Assets).</w:t>
+      </w:pPr>
+      <w:r>
+        <w:rPr>
+          <w:rFonts w:cstheme="minorHAnsi"/>
+          <w:i/>
+          <w:iCs/>
+        </w:rPr>
+        <w:lastRenderedPageBreak/>
+        <w:t>(</w:t>
+      </w:r>
+      <w:r>
+        <w:rPr>
+          <w:rFonts w:cstheme="minorHAnsi"/>
+          <w:i/>
+          <w:iCs/>
+        </w:rPr>
+        <w:t>Within this predictive framework, the X</w:t>
+      </w:r>
+      <w:r>
+        <w:rPr>
+          <w:rFonts w:cstheme="minorHAnsi"/>
+          <w:i/>
+          <w:iCs/>
+          <w:vertAlign w:val="subscript"/>
+        </w:rPr>
+        <w:t>1</w:t>
+      </w:r>
+      <w:r>
+        <w:rPr>
+          <w:rFonts w:cstheme="minorHAnsi"/>
+          <w:i/>
+          <w:iCs/>
+        </w:rPr>
+        <w:t xml:space="preserve"> variable represents net working capital scaled by total assets, X</w:t>
+      </w:r>
+      <w:r>
+        <w:rPr>
+          <w:rFonts w:cstheme="minorHAnsi"/>
+          <w:i/>
+          <w:iCs/>
+          <w:vertAlign w:val="subscript"/>
+        </w:rPr>
+        <w:t>2</w:t>
+      </w:r>
+      <w:r>
+        <w:rPr>
+          <w:rFonts w:cstheme="minorHAnsi"/>
+          <w:i/>
+          <w:iCs/>
+        </w:rPr>
+        <w:t xml:space="preserve"> measures retained earnings against the aggregate asset base, X</w:t>
+      </w:r>
+      <w:r>
+        <w:rPr>
+          <w:rFonts w:cstheme="minorHAnsi"/>
+          <w:i/>
+          <w:iCs/>
+          <w:vertAlign w:val="subscript"/>
+        </w:rPr>
+        <w:t>3</w:t>
+      </w:r>
+      <w:r>
+        <w:rPr>
+          <w:rFonts w:cstheme="minorHAnsi"/>
+          <w:i/>
+          <w:iCs/>
+        </w:rPr>
+        <w:t xml:space="preserve"> isolates baseline operating efficiency via EBIT, X</w:t>
+      </w:r>
+      <w:r>
+        <w:rPr>
+          <w:rFonts w:cstheme="minorHAnsi"/>
+          <w:i/>
+          <w:iCs/>
+          <w:vertAlign w:val="subscript"/>
+        </w:rPr>
+        <w:t>4</w:t>
+      </w:r>
+      <w:r>
+        <w:rPr>
+          <w:rFonts w:cstheme="minorHAnsi"/>
+          <w:i/>
+          <w:iCs/>
+        </w:rPr>
+        <w:t xml:space="preserve"> gauges equity market capitalization relative to the total debt burden, and X</w:t>
+      </w:r>
+      <w:r>
+        <w:rPr>
+          <w:rFonts w:cstheme="minorHAnsi"/>
+          <w:i/>
+          <w:iCs/>
+          <w:vertAlign w:val="subscript"/>
+        </w:rPr>
+        <w:t>5</w:t>
+      </w:r>
+      <w:r>
+        <w:rPr>
+          <w:rFonts w:cstheme="minorHAnsi"/>
+          <w:i/>
+          <w:iCs/>
+        </w:rPr>
+        <w:t xml:space="preserve"> tracks overall capital turnover efficiency</w:t>
+      </w:r>
+      <w:r>
+        <w:rPr>
+          <w:rFonts w:cstheme="minorHAnsi"/>
+          <w:i/>
+          <w:iCs/>
+        </w:rPr>
+        <w:t>).</w:t>
       </w:r>
     </w:p>
     <w:p>
@@ -15631,7 +15483,7 @@
       <w:pPr>
         <w:pStyle w:val="Heading2"/>
       </w:pPr>
-      <w:bookmarkStart w:id="66" w:name="_Toc229440908"/>
+      <w:bookmarkStart w:id="66" w:name="_Toc229441711"/>
       <w:r>
         <w:t>4.11 Intangible Asset Valuation: The Relief-from-Royalty Method</w:t>
       </w:r>
@@ -15996,7 +15848,7 @@
       <w:pPr>
         <w:pStyle w:val="Heading1"/>
       </w:pPr>
-      <w:bookmarkStart w:id="67" w:name="_Toc229440909"/>
+      <w:bookmarkStart w:id="67" w:name="_Toc229441712"/>
       <w:r>
         <w:lastRenderedPageBreak/>
         <w:t>5. Data Analysis &amp; Findings: Part 2 - Market Valuation</w:t>
@@ -16007,7 +15859,7 @@
       <w:pPr>
         <w:pStyle w:val="Heading2"/>
       </w:pPr>
-      <w:bookmarkStart w:id="68" w:name="_Toc229440910"/>
+      <w:bookmarkStart w:id="68" w:name="_Toc229441713"/>
       <w:r>
         <w:t>5.1 Introduction to the Macro-Market Dataset</w:t>
       </w:r>
@@ -16031,7 +15883,7 @@
       <w:pPr>
         <w:pStyle w:val="Heading2"/>
       </w:pPr>
-      <w:bookmarkStart w:id="69" w:name="_Toc229440911"/>
+      <w:bookmarkStart w:id="69" w:name="_Toc229441714"/>
       <w:r>
         <w:t>5.2 Long-Term Technical Momentum and CAGR</w:t>
       </w:r>
@@ -16062,7 +15914,7 @@
           <w:noProof/>
         </w:rPr>
         <w:drawing>
-          <wp:inline distT="0" distB="0" distL="0" distR="0" wp14:anchorId="6B5E75DB" wp14:editId="0FBB98D1">
+          <wp:inline distT="0" distB="0" distL="0" distR="0" wp14:anchorId="6B5E75DB" wp14:editId="5120FC0E">
             <wp:extent cx="4564380" cy="2440977"/>
             <wp:effectExtent l="0" t="0" r="7620" b="0"/>
             <wp:docPr id="2060427848" name="Picture 3"/>
@@ -16132,6 +15984,9 @@
         <w:t>9</w:t>
       </w:r>
       <w:r>
+        <w:rPr>
+          <w:noProof/>
+        </w:rPr>
         <w:fldChar w:fldCharType="end"/>
       </w:r>
       <w:r>
@@ -16142,7 +15997,7 @@
       <w:pPr>
         <w:pStyle w:val="Heading3"/>
       </w:pPr>
-      <w:bookmarkStart w:id="70" w:name="_Toc229440912"/>
+      <w:bookmarkStart w:id="70" w:name="_Toc229441715"/>
       <w:r>
         <w:t>5.2.1 The 15-Year Compound Annual Growth Rate (CAGR)</w:t>
       </w:r>
@@ -16166,7 +16021,7 @@
       <w:pPr>
         <w:pStyle w:val="Heading3"/>
       </w:pPr>
-      <w:bookmarkStart w:id="71" w:name="_Toc229440913"/>
+      <w:bookmarkStart w:id="71" w:name="_Toc229441716"/>
       <w:r>
         <w:t>5.2.2 Moving Averages and "Golden Cross" Breakouts</w:t>
       </w:r>
@@ -16211,7 +16066,7 @@
       <w:pPr>
         <w:pStyle w:val="Heading3"/>
       </w:pPr>
-      <w:bookmarkStart w:id="72" w:name="_Toc229440914"/>
+      <w:bookmarkStart w:id="72" w:name="_Toc229441717"/>
       <w:r>
         <w:t>5.2.3 Institutional Accumulation and Liquidity Dynamics</w:t>
       </w:r>
@@ -16242,7 +16097,7 @@
           <w:noProof/>
         </w:rPr>
         <w:drawing>
-          <wp:inline distT="0" distB="0" distL="0" distR="0" wp14:anchorId="01F0E906" wp14:editId="79A676C4">
+          <wp:inline distT="0" distB="0" distL="0" distR="0" wp14:anchorId="01F0E906" wp14:editId="22026673">
             <wp:extent cx="4944380" cy="2720340"/>
             <wp:effectExtent l="0" t="0" r="8890" b="3810"/>
             <wp:docPr id="1787903996" name="Picture 6"/>
@@ -16312,6 +16167,9 @@
         <w:t>10</w:t>
       </w:r>
       <w:r>
+        <w:rPr>
+          <w:noProof/>
+        </w:rPr>
         <w:fldChar w:fldCharType="end"/>
       </w:r>
       <w:r>
@@ -16336,7 +16194,7 @@
       <w:pPr>
         <w:pStyle w:val="Heading3"/>
       </w:pPr>
-      <w:bookmarkStart w:id="73" w:name="_Toc229440915"/>
+      <w:bookmarkStart w:id="73" w:name="_Toc229441718"/>
       <w:r>
         <w:t>5.2.4 Standard Risk Metrics: Historical Maximum Drawdown Profile</w:t>
       </w:r>
@@ -16438,6 +16296,9 @@
         <w:t>11</w:t>
       </w:r>
       <w:r>
+        <w:rPr>
+          <w:noProof/>
+        </w:rPr>
         <w:fldChar w:fldCharType="end"/>
       </w:r>
       <w:r>
@@ -16518,7 +16379,7 @@
       <w:pPr>
         <w:pStyle w:val="Heading3"/>
       </w:pPr>
-      <w:bookmarkStart w:id="74" w:name="_Toc229440916"/>
+      <w:bookmarkStart w:id="74" w:name="_Toc229441719"/>
       <w:r>
         <w:t>5.2.5 Share Float Mechanics and Institutional Ownership Concentration</w:t>
       </w:r>
@@ -16550,7 +16411,7 @@
         </w:rPr>
         <w:lastRenderedPageBreak/>
         <w:drawing>
-          <wp:inline distT="0" distB="0" distL="0" distR="0" wp14:anchorId="7051F730" wp14:editId="0A8AC583">
+          <wp:inline distT="0" distB="0" distL="0" distR="0" wp14:anchorId="7051F730" wp14:editId="78850449">
             <wp:extent cx="4792980" cy="2769266"/>
             <wp:effectExtent l="0" t="0" r="7620" b="0"/>
             <wp:docPr id="1806509375" name="Picture 7"/>
@@ -16620,6 +16481,9 @@
         <w:t>12</w:t>
       </w:r>
       <w:r>
+        <w:rPr>
+          <w:noProof/>
+        </w:rPr>
         <w:fldChar w:fldCharType="end"/>
       </w:r>
       <w:r>
@@ -16756,7 +16620,7 @@
       <w:pPr>
         <w:pStyle w:val="Heading2"/>
       </w:pPr>
-      <w:bookmarkStart w:id="75" w:name="_Toc229440917"/>
+      <w:bookmarkStart w:id="75" w:name="_Toc229441720"/>
       <w:r>
         <w:t>5.3 Systematic Risk Assessment (CAPM Beta)</w:t>
       </w:r>
@@ -16773,14 +16637,14 @@
         <w:rPr>
           <w:rFonts w:cstheme="minorHAnsi"/>
         </w:rPr>
-        <w:t>To accurately price the asset's future cash flows, its systematic risk profile must be quantified. The Python pipeline calculated an ASML Beta of 1.82. This mathematically proves that ASML is 82% more volatile than the global equities market. Institutional investors demand a higher rate of return to hold an asset with a 1.82 Beta, which directly impacts the Weighted Average Cost of Capital (WACC) utilized in the subsequent valuation model.</w:t>
+        <w:t>To precisely gauge the present value of projected earnings, the underlying systematic risk must first be isolated. The automated algorithm returned a Beta coefficient of 1.82. This metric quantitatively illustrates that the corporation's equity swings 82% more violently than the aggregate market baseline. Consequently, large-scale portfolio managers require a substantially elevated yield premium to justify maintaining exposure to this level of volatility. This expanded required return explicitly drives up the Weighted Average Cost of Capital (WACC) applied in the final discounted cash flow framework.</w:t>
       </w:r>
     </w:p>
     <w:p>
       <w:pPr>
         <w:pStyle w:val="Heading3"/>
       </w:pPr>
-      <w:bookmarkStart w:id="76" w:name="_Toc229440918"/>
+      <w:bookmarkStart w:id="76" w:name="_Toc229441721"/>
       <w:r>
         <w:t>5.3.1 Historical Volatility and Black Swan Shocks</w:t>
       </w:r>
@@ -16826,7 +16690,7 @@
         </w:rPr>
         <w:lastRenderedPageBreak/>
         <w:drawing>
-          <wp:inline distT="0" distB="0" distL="0" distR="0" wp14:anchorId="044D5AC9" wp14:editId="56D02791">
+          <wp:inline distT="0" distB="0" distL="0" distR="0" wp14:anchorId="044D5AC9" wp14:editId="6A592248">
             <wp:extent cx="4762500" cy="2642961"/>
             <wp:effectExtent l="0" t="0" r="0" b="5080"/>
             <wp:docPr id="1396950030" name="Picture 7"/>
@@ -16896,6 +16760,9 @@
         <w:t>13</w:t>
       </w:r>
       <w:r>
+        <w:rPr>
+          <w:noProof/>
+        </w:rPr>
         <w:fldChar w:fldCharType="end"/>
       </w:r>
       <w:r>
@@ -16920,7 +16787,7 @@
       <w:pPr>
         <w:pStyle w:val="Heading2"/>
       </w:pPr>
-      <w:bookmarkStart w:id="77" w:name="_Toc229440919"/>
+      <w:bookmarkStart w:id="77" w:name="_Toc229441722"/>
       <w:r>
         <w:t>5.4 Free Cash Flow (FCF) Generation and Reinvestment</w:t>
       </w:r>
@@ -17021,6 +16888,9 @@
         <w:t>14</w:t>
       </w:r>
       <w:r>
+        <w:rPr>
+          <w:noProof/>
+        </w:rPr>
         <w:fldChar w:fldCharType="end"/>
       </w:r>
       <w:r>
@@ -17031,7 +16901,7 @@
       <w:pPr>
         <w:pStyle w:val="Heading3"/>
       </w:pPr>
-      <w:bookmarkStart w:id="78" w:name="_Toc229440920"/>
+      <w:bookmarkStart w:id="78" w:name="_Toc229441723"/>
       <w:r>
         <w:lastRenderedPageBreak/>
         <w:t>5.4.1 Operating Cash Flow vs. Capital Expenditure</w:t>
@@ -17056,7 +16926,7 @@
       <w:pPr>
         <w:pStyle w:val="Heading3"/>
       </w:pPr>
-      <w:bookmarkStart w:id="79" w:name="_Toc229440921"/>
+      <w:bookmarkStart w:id="79" w:name="_Toc229441724"/>
       <w:r>
         <w:t>5.4.2 Capital Allocation Strategy: Dividends and Share Repurchases</w:t>
       </w:r>
@@ -17122,7 +16992,7 @@
       <w:pPr>
         <w:pStyle w:val="Heading3"/>
       </w:pPr>
-      <w:bookmarkStart w:id="80" w:name="_Toc229440922"/>
+      <w:bookmarkStart w:id="80" w:name="_Toc229441725"/>
       <w:r>
         <w:t>5.4.3 Deconstructing Cash Flow from Operations (CFO): Ledger Adjustments</w:t>
       </w:r>
@@ -17433,7 +17303,7 @@
       <w:pPr>
         <w:pStyle w:val="Heading3"/>
       </w:pPr>
-      <w:bookmarkStart w:id="81" w:name="_Toc229440923"/>
+      <w:bookmarkStart w:id="81" w:name="_Toc229441726"/>
       <w:r>
         <w:t>5.4.4 Unlevered vs. Levered Cash Flows (FCFF vs. FCFE Convergence)</w:t>
       </w:r>
@@ -17647,35 +17517,21 @@
         <w:rPr>
           <w:rFonts w:cstheme="minorHAnsi"/>
         </w:rPr>
-        <w:t xml:space="preserve">This mathematical convergence is highly lucrative for institutional equity holders. It guarantees that the billions of dollars </w:t>
-      </w:r>
-      <w:proofErr w:type="spellStart"/>
-      <w:r>
-        <w:rPr>
-          <w:rFonts w:cstheme="minorHAnsi"/>
-        </w:rPr>
-        <w:t>modeled</w:t>
-      </w:r>
-      <w:proofErr w:type="spellEnd"/>
-      <w:r>
-        <w:rPr>
-          <w:rFonts w:cstheme="minorHAnsi"/>
-        </w:rPr>
-        <w:t xml:space="preserve"> in the un-levered DCF are almost entirely accessible for dividend </w:t>
+        <w:t xml:space="preserve">This structural alignment of cash flows provides immense financial utility to public shareholders. It ensures that the massive capital reserves projected within the core valuation framework remain fully </w:t>
       </w:r>
       <w:r>
         <w:rPr>
           <w:rFonts w:cstheme="minorHAnsi"/>
         </w:rPr>
         <w:lastRenderedPageBreak/>
-        <w:t>distributions and share repurchases, without the risk of being cannibalized by senior bondholders during a macroeconomic credit crunch.</w:t>
+        <w:t>available for direct wealth transfers, specifically through aggressive stock buybacks and consistent cash payouts. Furthermore, it completely eliminates the hazard of those funds being absorbed by corporate debt obligations amidst severe tightening in global credit markets.</w:t>
       </w:r>
     </w:p>
     <w:p>
       <w:pPr>
         <w:pStyle w:val="Heading2"/>
       </w:pPr>
-      <w:bookmarkStart w:id="82" w:name="_Toc229440924"/>
+      <w:bookmarkStart w:id="82" w:name="_Toc229441727"/>
       <w:r>
         <w:t>5.5 Discounted Cash Flow (DCF) Valuation and Intrinsic Pricing</w:t>
       </w:r>
@@ -17776,6 +17632,9 @@
         <w:t>15</w:t>
       </w:r>
       <w:r>
+        <w:rPr>
+          <w:noProof/>
+        </w:rPr>
         <w:fldChar w:fldCharType="end"/>
       </w:r>
       <w:r>
@@ -17786,7 +17645,7 @@
       <w:pPr>
         <w:pStyle w:val="Heading3"/>
       </w:pPr>
-      <w:bookmarkStart w:id="83" w:name="_Toc229440925"/>
+      <w:bookmarkStart w:id="83" w:name="_Toc229441728"/>
       <w:r>
         <w:t>5.5.1 WACC and Terminal Growth Assumptions</w:t>
       </w:r>
@@ -17810,7 +17669,7 @@
       <w:pPr>
         <w:pStyle w:val="Heading3"/>
       </w:pPr>
-      <w:bookmarkStart w:id="84" w:name="_Toc229440926"/>
+      <w:bookmarkStart w:id="84" w:name="_Toc229441729"/>
       <w:r>
         <w:t>5.5.1a Capital Structure Optimization and the Cost of Debt (</w:t>
       </w:r>
@@ -18071,7 +17930,7 @@
       <w:pPr>
         <w:pStyle w:val="Heading3"/>
       </w:pPr>
-      <w:bookmarkStart w:id="85" w:name="_Toc229440927"/>
+      <w:bookmarkStart w:id="85" w:name="_Toc229441730"/>
       <w:r>
         <w:t>5.5.2 Enterprise Value and Intrinsic Share Price Calculation</w:t>
       </w:r>
@@ -18095,7 +17954,7 @@
       <w:pPr>
         <w:pStyle w:val="Heading2"/>
       </w:pPr>
-      <w:bookmarkStart w:id="86" w:name="_Toc229440928"/>
+      <w:bookmarkStart w:id="86" w:name="_Toc229441731"/>
       <w:r>
         <w:t xml:space="preserve">5.6 DCF Sensitivity Analysis and Scenario </w:t>
       </w:r>
@@ -18117,94 +17976,81 @@
         <w:rPr>
           <w:rFonts w:cstheme="minorHAnsi"/>
         </w:rPr>
-        <w:t>A fundamental limitation of any Discounted Cash Flow (DCF) model is its extreme sensitivity to its underlying assumptions. Relying upon a single intrinsic point estimate ($411.34) fails to account for the dynamic nature of global macroeconomics. To provide a comprehensive valuation framework, a sensitivity analysis was constructed to stress-test the intrinsic share price against fluctuations in the Weighted Average Cost of Capital (WACC) and the Terminal Growth Rate (</w:t>
-      </w:r>
-      <w:r>
+        <w:t>An inherent constraint of any discounted cash generation framework is its profound vulnerability to its foundational input parameters. Depending solely on a solitary baseline calculation of $411.34 neglects the inherent fluidity of international economic conditions. To establish a more robust pricing perimeter, a variable matrix was engineered to evaluate how the calculated equity value responds to simultaneous shifts in the firm's blended corporate discount rate alongside its perpetual expansion metric (g).</w:t>
+      </w:r>
+    </w:p>
+    <w:p>
+      <w:pPr>
+        <w:pStyle w:val="Heading3"/>
+      </w:pPr>
+      <w:bookmarkStart w:id="87" w:name="_Toc229441732"/>
+      <w:r>
+        <w:t>5.6.1 The WACC vs. Terminal Growth Matrix</w:t>
+      </w:r>
+      <w:bookmarkEnd w:id="87"/>
+    </w:p>
+    <w:p>
+      <w:pPr>
+        <w:spacing w:beforeLines="120" w:before="288" w:afterLines="120" w:after="288"/>
+        <w:rPr>
+          <w:rFonts w:cstheme="minorHAnsi"/>
+        </w:rPr>
+      </w:pPr>
+      <w:r>
+        <w:rPr>
+          <w:rFonts w:cstheme="minorHAnsi"/>
+        </w:rPr>
+        <w:t>The baseline DCF model utilized a WACC of 8.5% and a Terminal Growth Rate of 2.5%. However, if global central banks embark on a prolonged cycle of quantitative tightening, the risk-free rate will rise, directly inflating the WACC. Conversely, if the Artificial Intelligence super-cycle structurally elevates global GDP, the terminal growth rate may expand.</w:t>
+      </w:r>
+    </w:p>
+    <w:p>
+      <w:pPr>
+        <w:spacing w:beforeLines="120" w:before="288" w:afterLines="120" w:after="288"/>
         <w:rPr>
           <w:rFonts w:cstheme="minorHAnsi"/>
           <w:i/>
           <w:iCs/>
         </w:rPr>
-        <w:t>g</w:t>
-      </w:r>
-      <w:r>
-        <w:rPr>
-          <w:rFonts w:cstheme="minorHAnsi"/>
-        </w:rPr>
-        <w:t>).</w:t>
-      </w:r>
-    </w:p>
-    <w:p>
-      <w:pPr>
-        <w:pStyle w:val="Heading3"/>
-      </w:pPr>
-      <w:bookmarkStart w:id="87" w:name="_Toc229440929"/>
-      <w:r>
-        <w:t>5.6.1 The WACC vs. Terminal Growth Matrix</w:t>
-      </w:r>
-      <w:bookmarkEnd w:id="87"/>
-    </w:p>
-    <w:p>
-      <w:pPr>
-        <w:spacing w:beforeLines="120" w:before="288" w:afterLines="120" w:after="288"/>
-        <w:rPr>
-          <w:rFonts w:cstheme="minorHAnsi"/>
-        </w:rPr>
-      </w:pPr>
-      <w:r>
-        <w:rPr>
-          <w:rFonts w:cstheme="minorHAnsi"/>
-        </w:rPr>
-        <w:t>The baseline DCF model utilized a WACC of 8.5% and a Terminal Growth Rate of 2.5%. However, if global central banks embark on a prolonged cycle of quantitative tightening, the risk-free rate will rise, directly inflating the WACC. Conversely, if the Artificial Intelligence super-cycle structurally elevates global GDP, the terminal growth rate may expand.</w:t>
-      </w:r>
-    </w:p>
-    <w:p>
-      <w:pPr>
-        <w:spacing w:beforeLines="120" w:before="288" w:afterLines="120" w:after="288"/>
+      </w:pPr>
+      <w:r>
         <w:rPr>
           <w:rFonts w:cstheme="minorHAnsi"/>
           <w:i/>
           <w:iCs/>
         </w:rPr>
-      </w:pPr>
-      <w:r>
+        <w:t>Scenario 1: The "Bear Market" Contraction (WACC 9.5% | Terminal 1.5%)</w:t>
+      </w:r>
+    </w:p>
+    <w:p>
+      <w:pPr>
+        <w:spacing w:beforeLines="120" w:before="288" w:afterLines="120" w:after="288"/>
+        <w:rPr>
+          <w:rFonts w:cstheme="minorHAnsi"/>
+        </w:rPr>
+      </w:pPr>
+      <w:r>
+        <w:rPr>
+          <w:rFonts w:cstheme="minorHAnsi"/>
+        </w:rPr>
+        <w:t>In a pessimistic macroeconomic scenario characterized by persistently high global inflation and a corresponding increase in the cost of equity, the WACC expands to 9.5% while long-term growth slows to 1.5%. Under these parameters, the discount factor aggressively penalizes ASML’s future cash flows. The intrinsic value of the asset plummets to approximately $315.00 per share. This scenario highlights the extreme vulnerability of hyper-growth technology stocks to interest rate volatility.</w:t>
+      </w:r>
+    </w:p>
+    <w:p>
+      <w:pPr>
+        <w:spacing w:beforeLines="120" w:before="288" w:afterLines="120" w:after="288"/>
         <w:rPr>
           <w:rFonts w:cstheme="minorHAnsi"/>
           <w:i/>
           <w:iCs/>
         </w:rPr>
-        <w:t>Scenario 1: The "Bear Market" Contraction (WACC 9.5% | Terminal 1.5%)</w:t>
-      </w:r>
-    </w:p>
-    <w:p>
-      <w:pPr>
-        <w:spacing w:beforeLines="120" w:before="288" w:afterLines="120" w:after="288"/>
-        <w:rPr>
-          <w:rFonts w:cstheme="minorHAnsi"/>
-        </w:rPr>
-      </w:pPr>
-      <w:r>
-        <w:rPr>
-          <w:rFonts w:cstheme="minorHAnsi"/>
-        </w:rPr>
-        <w:t>In a pessimistic macroeconomic scenario characterized by persistently high global inflation and a corresponding increase in the cost of equity, the WACC expands to 9.5% while long-term growth slows to 1.5%. Under these parameters, the discount factor aggressively penalizes ASML’s future cash flows. The intrinsic value of the asset plummets to approximately $315.00 per share. This scenario highlights the extreme vulnerability of hyper-growth technology stocks to interest rate volatility.</w:t>
-      </w:r>
-    </w:p>
-    <w:p>
-      <w:pPr>
-        <w:spacing w:beforeLines="120" w:before="288" w:afterLines="120" w:after="288"/>
+      </w:pPr>
+      <w:r>
         <w:rPr>
           <w:rFonts w:cstheme="minorHAnsi"/>
           <w:i/>
           <w:iCs/>
         </w:rPr>
-      </w:pPr>
-      <w:r>
-        <w:rPr>
-          <w:rFonts w:cstheme="minorHAnsi"/>
-          <w:i/>
-          <w:iCs/>
-        </w:rPr>
+        <w:lastRenderedPageBreak/>
         <w:t>Scenario 2: The "Bull Market" AI Expansion (WACC 7.5% | Terminal 3.5%)</w:t>
       </w:r>
     </w:p>
@@ -18219,52 +18065,313 @@
         <w:rPr>
           <w:rFonts w:cstheme="minorHAnsi"/>
         </w:rPr>
+        <w:t>In an optimistic scenario where inflation cools, central banks drastically cut interest rates (lowering WACC to 7.5%), and AI-driven cloud infrastructure becomes a permanent utility-like necessity (raising terminal growth to 3.5%), the valuation model drastically shifts. The lower discount rate allows the massive cash flows projected in the 2030s to retain their present value, pushing the intrinsic share price above $580.00.</w:t>
+      </w:r>
+    </w:p>
+    <w:p>
+      <w:pPr>
+        <w:pStyle w:val="Heading3"/>
+      </w:pPr>
+      <w:bookmarkStart w:id="88" w:name="_Toc229441733"/>
+      <w:r>
+        <w:t>5.6.2 The Valuation Verdict: An Absence of Margin of Safety</w:t>
+      </w:r>
+      <w:bookmarkEnd w:id="88"/>
+    </w:p>
+    <w:p>
+      <w:pPr>
+        <w:spacing w:beforeLines="120" w:before="288" w:afterLines="120" w:after="288"/>
+        <w:rPr>
+          <w:rFonts w:cstheme="minorHAnsi"/>
+        </w:rPr>
+      </w:pPr>
+      <w:r>
+        <w:rPr>
+          <w:rFonts w:cstheme="minorHAnsi"/>
+        </w:rPr>
+        <w:t>The critical takeaway from the sensitivity matrix is not the exact dollar figure, but the valuation spread. Even under the most aggressive, optimistic "Bull Market" parameters (WACC 7.5%, Terminal Growth 3.5%), the calculated intrinsic value of ~$580.00 remains catastrophically below the current public market trading price of $1,592.02.</w:t>
+      </w:r>
+    </w:p>
+    <w:p>
+      <w:pPr>
+        <w:spacing w:beforeLines="120" w:before="288" w:afterLines="120" w:after="288"/>
+        <w:rPr>
+          <w:rFonts w:cstheme="minorHAnsi"/>
+        </w:rPr>
+      </w:pPr>
+      <w:r>
+        <w:rPr>
+          <w:rFonts w:cstheme="minorHAnsi"/>
+        </w:rPr>
+        <w:t xml:space="preserve">This scenario </w:t>
+      </w:r>
+      <w:proofErr w:type="spellStart"/>
+      <w:r>
+        <w:rPr>
+          <w:rFonts w:cstheme="minorHAnsi"/>
+        </w:rPr>
+        <w:t>modeling</w:t>
+      </w:r>
+      <w:proofErr w:type="spellEnd"/>
+      <w:r>
+        <w:rPr>
+          <w:rFonts w:cstheme="minorHAnsi"/>
+        </w:rPr>
+        <w:t xml:space="preserve"> empirically proves that the public equities market is not merely pricing in "strong growth"—it is pricing in absolute mathematical impossibility based on current cash flow generation limits. To mathematically justify a $1,592.02 share price within a standard DCF framework, one would have to assume near-zero discount rates and multi-decade revenue growth compounding at rates that violate the physical manufacturing limitations of the EUV supply chain. Therefore, the multiple-compression risk identified in the baseline model is confirmed as highly systemic across all probable macroeconomic environments.</w:t>
+      </w:r>
+    </w:p>
+    <w:p>
+      <w:pPr>
+        <w:pStyle w:val="Heading3"/>
+      </w:pPr>
+      <w:bookmarkStart w:id="89" w:name="_Toc229441734"/>
+      <w:r>
+        <w:t xml:space="preserve">5.6.3 Transitioning to Probabilistic </w:t>
+      </w:r>
+      <w:proofErr w:type="spellStart"/>
+      <w:r>
+        <w:t>Modeling</w:t>
+      </w:r>
+      <w:proofErr w:type="spellEnd"/>
+      <w:r>
+        <w:t>: The Monte Carlo Framework</w:t>
+      </w:r>
+      <w:bookmarkEnd w:id="89"/>
+    </w:p>
+    <w:p>
+      <w:pPr>
+        <w:spacing w:beforeLines="120" w:before="288" w:afterLines="120" w:after="288"/>
+        <w:rPr>
+          <w:rFonts w:cstheme="minorHAnsi"/>
+        </w:rPr>
+      </w:pPr>
+      <w:r>
+        <w:rPr>
+          <w:rFonts w:cstheme="minorHAnsi"/>
+        </w:rPr>
+        <w:t xml:space="preserve">While the DCF Sensitivity Matrix successfully illustrates discrete, localized valuation boundaries, it relies on static, deterministic inputs. In reality, global macroeconomic variables—such as the risk-free rate, terminal GDP growth, and semiconductor </w:t>
+      </w:r>
+      <w:proofErr w:type="spellStart"/>
+      <w:r>
+        <w:rPr>
+          <w:rFonts w:cstheme="minorHAnsi"/>
+        </w:rPr>
+        <w:t>CapEx</w:t>
+      </w:r>
+      <w:proofErr w:type="spellEnd"/>
+      <w:r>
+        <w:rPr>
+          <w:rFonts w:cstheme="minorHAnsi"/>
+        </w:rPr>
+        <w:t xml:space="preserve"> cycles—do not shift in rigid, isolated increments. They fluctuate simultaneously, interactively, and continuously.</w:t>
+      </w:r>
+    </w:p>
+    <w:p>
+      <w:pPr>
+        <w:spacing w:beforeLines="120" w:before="288" w:afterLines="120" w:after="288"/>
+        <w:rPr>
+          <w:rFonts w:cstheme="minorHAnsi"/>
+        </w:rPr>
+      </w:pPr>
+      <w:r>
+        <w:rPr>
+          <w:rFonts w:cstheme="minorHAnsi"/>
+        </w:rPr>
+        <w:t xml:space="preserve">To resolve the limitations of deterministic </w:t>
+      </w:r>
+      <w:proofErr w:type="spellStart"/>
+      <w:r>
+        <w:rPr>
+          <w:rFonts w:cstheme="minorHAnsi"/>
+        </w:rPr>
+        <w:t>modeling</w:t>
+      </w:r>
+      <w:proofErr w:type="spellEnd"/>
+      <w:r>
+        <w:rPr>
+          <w:rFonts w:cstheme="minorHAnsi"/>
+        </w:rPr>
+        <w:t>, institutional investment banks overlay the DCF architecture with probabilistic Monte Carlo Simulations. Rather than inputting a single 8.5% WACC and a 2.5% Terminal Growth rate, a Monte Carlo framework assigns a predefined probability distribution (such as a normal or log-normal distribution curve) to every single DCF input variable. The algorithmic engine then executes 10,000 to 50,000 randomized, simultaneous iterations, mapping every mathematically possible combination of interest rates, revenue growth, and margin compression over the next five years.</w:t>
+      </w:r>
+    </w:p>
+    <w:p>
+      <w:pPr>
+        <w:spacing w:beforeLines="120" w:before="288" w:afterLines="120" w:after="288"/>
+        <w:rPr>
+          <w:rFonts w:cstheme="minorHAnsi"/>
+        </w:rPr>
+      </w:pPr>
+      <w:r>
+        <w:rPr>
+          <w:rFonts w:cstheme="minorHAnsi"/>
+        </w:rPr>
+        <w:t xml:space="preserve">The mathematical yield of a stochastic </w:t>
+      </w:r>
+      <w:proofErr w:type="spellStart"/>
+      <w:r>
+        <w:rPr>
+          <w:rFonts w:cstheme="minorHAnsi"/>
+        </w:rPr>
+        <w:t>modeling</w:t>
+      </w:r>
+      <w:proofErr w:type="spellEnd"/>
+      <w:r>
+        <w:rPr>
+          <w:rFonts w:cstheme="minorHAnsi"/>
+        </w:rPr>
+        <w:t xml:space="preserve"> exercise like the Monte Carlo method does not produce a singular equity target. Instead, it generates a statistical dispersion curve, mapping out the varying likelihoods of the firm's authentic intrinsic worth. Although running a live, thousand-iteration stochastic model falls outside the primary boundaries of this baseline cash flow analysis, acknowledging its theoretical mechanics strongly validates the final investment conclusion. Given that the prevailing public equity quote of $1,592.02 is positioned at the absolute furthest edge of any reasonable financial projection spectrum, stochastic theory quantitatively demonstrates that </w:t>
+      </w:r>
+      <w:r>
+        <w:rPr>
+          <w:rFonts w:cstheme="minorHAnsi"/>
+        </w:rPr>
         <w:lastRenderedPageBreak/>
-        <w:t>In an optimistic scenario where inflation cools, central banks drastically cut interest rates (lowering WACC to 7.5%), and AI-driven cloud infrastructure becomes a permanent utility-like necessity (raising terminal growth to 3.5%), the valuation model drastically shifts. The lower discount rate allows the massive cash flows projected in the 2030s to retain their present value, pushing the intrinsic share price above $580.00.</w:t>
+        <w:t>maintaining long exposure at these levels demands a future economic environment entirely free from historical volatility or negative variance.</w:t>
+      </w:r>
+    </w:p>
+    <w:p>
+      <w:pPr>
+        <w:pStyle w:val="Heading2"/>
+      </w:pPr>
+      <w:bookmarkStart w:id="90" w:name="_Toc229441735"/>
+      <w:r>
+        <w:t>5.7 Alternative Valuation Frameworks: Comparable Company Analysis (CCA)</w:t>
+      </w:r>
+      <w:bookmarkEnd w:id="90"/>
+    </w:p>
+    <w:p>
+      <w:pPr>
+        <w:spacing w:beforeLines="120" w:before="288" w:afterLines="120" w:after="288"/>
+        <w:rPr>
+          <w:rFonts w:cstheme="minorHAnsi"/>
+        </w:rPr>
+      </w:pPr>
+      <w:r>
+        <w:rPr>
+          <w:rFonts w:cstheme="minorHAnsi"/>
+        </w:rPr>
+        <w:t>While the Discounted Cash Flow (DCF) model serves as the absolute measure of intrinsic cash-flow generation, it operates in a theoretical vacuum. In institutional equity research, absolute valuation must be corroborated by relative valuation. To triangulate ASML’s true market premium, a Comparable Company Analysis (CCA) was executed, deploying standardized trading multiples to benchmark ASML against its broader macroeconomic cohort (Lam Research and Applied Materials).</w:t>
       </w:r>
     </w:p>
     <w:p>
       <w:pPr>
         <w:pStyle w:val="Heading3"/>
       </w:pPr>
-      <w:bookmarkStart w:id="88" w:name="_Toc229440930"/>
-      <w:r>
-        <w:t>5.6.2 The Valuation Verdict: An Absence of Margin of Safety</w:t>
-      </w:r>
-      <w:bookmarkEnd w:id="88"/>
-    </w:p>
-    <w:p>
-      <w:pPr>
-        <w:spacing w:beforeLines="120" w:before="288" w:afterLines="120" w:after="288"/>
-        <w:rPr>
-          <w:rFonts w:cstheme="minorHAnsi"/>
-        </w:rPr>
-      </w:pPr>
-      <w:r>
-        <w:rPr>
-          <w:rFonts w:cstheme="minorHAnsi"/>
-        </w:rPr>
-        <w:t>The critical takeaway from the sensitivity matrix is not the exact dollar figure, but the valuation spread. Even under the most aggressive, optimistic "Bull Market" parameters (WACC 7.5%, Terminal Growth 3.5%), the calculated intrinsic value of ~$580.00 remains catastrophically below the current public market trading price of $1,592.02.</w:t>
-      </w:r>
-    </w:p>
-    <w:p>
-      <w:pPr>
-        <w:spacing w:beforeLines="120" w:before="288" w:afterLines="120" w:after="288"/>
-        <w:rPr>
-          <w:rFonts w:cstheme="minorHAnsi"/>
-        </w:rPr>
-      </w:pPr>
-      <w:r>
-        <w:rPr>
-          <w:rFonts w:cstheme="minorHAnsi"/>
-        </w:rPr>
-        <w:t xml:space="preserve">This scenario </w:t>
+      <w:bookmarkStart w:id="91" w:name="_Toc229441736"/>
+      <w:r>
+        <w:t>5.7.1 Rejection of the Dividend Discount Model (DDM)</w:t>
+      </w:r>
+      <w:bookmarkEnd w:id="91"/>
+    </w:p>
+    <w:p>
+      <w:pPr>
+        <w:spacing w:beforeLines="120" w:before="288" w:afterLines="120" w:after="288"/>
+        <w:rPr>
+          <w:rFonts w:cstheme="minorHAnsi"/>
+        </w:rPr>
+      </w:pPr>
+      <w:r>
+        <w:rPr>
+          <w:rFonts w:cstheme="minorHAnsi"/>
+        </w:rPr>
+        <w:t xml:space="preserve">Prior to executing comparative multiple analysis, it is critical to outline the rationale for discarding conventional yield-based frameworks like the Dividend Discount Model (DDM). This specific methodology postulates that an equity's fundamental worth equates strictly to the discounted sum of its projected cash distributions to shareholders. Although the enterprise does issue recurring payouts, management's capital deployment philosophy overwhelmingly </w:t>
       </w:r>
       <w:proofErr w:type="spellStart"/>
       <w:r>
         <w:rPr>
           <w:rFonts w:cstheme="minorHAnsi"/>
         </w:rPr>
+        <w:t>favors</w:t>
+      </w:r>
+      <w:proofErr w:type="spellEnd"/>
+      <w:r>
+        <w:rPr>
+          <w:rFonts w:cstheme="minorHAnsi"/>
+        </w:rPr>
+        <w:t xml:space="preserve"> intensive scientific reinvestment and aggressive equity buybacks rather than maximizing direct payout ratios. As a result, applying this yield-centric approach would inherently punish the corporation for its expansionary spending, ultimately generating a severely understated valuation that ignores the true scope of its structural compounding potential.</w:t>
+      </w:r>
+    </w:p>
+    <w:p>
+      <w:pPr>
+        <w:pStyle w:val="Heading3"/>
+      </w:pPr>
+      <w:bookmarkStart w:id="92" w:name="_Toc229441737"/>
+      <w:r>
+        <w:t>5.7.2 Forward Price-to-Earnings (P/E) and EV/EBITDA Divergence</w:t>
+      </w:r>
+      <w:bookmarkEnd w:id="92"/>
+    </w:p>
+    <w:p>
+      <w:pPr>
+        <w:spacing w:beforeLines="120" w:before="288" w:afterLines="120" w:after="288"/>
+        <w:rPr>
+          <w:rFonts w:cstheme="minorHAnsi"/>
+        </w:rPr>
+      </w:pPr>
+      <w:r>
+        <w:rPr>
+          <w:rFonts w:cstheme="minorHAnsi"/>
+        </w:rPr>
+        <w:t>The utilization of the Forward Price-to-Earnings (P/E) ratio and the Enterprise Value to EBITDA (EV/EBITDA) multiple provides a stark, relative confirmation of the "Scarcity Premium" identified in the DCF model. In a standard macroeconomic environment, the semiconductor equipment manufacturing sector historically trades at a Forward P/E multiple of approximately 18x to 22x. Both Applied Materials (AMAT) and Lam Research (LRCX) consistently trade within or slightly above this normalized band, accurately reflecting their mature growth profiles and competitive market environments.</w:t>
+      </w:r>
+    </w:p>
+    <w:p>
+      <w:pPr>
+        <w:spacing w:beforeLines="120" w:before="288" w:afterLines="120" w:after="288"/>
+        <w:rPr>
+          <w:rFonts w:cstheme="minorHAnsi"/>
+        </w:rPr>
+      </w:pPr>
+      <w:r>
+        <w:rPr>
+          <w:rFonts w:cstheme="minorHAnsi"/>
+        </w:rPr>
+        <w:t>Conversely, ASML frequently commands a Forward P/E multiple exceeding 40x to 45x, and an EV/EBITDA multiple completely detached from its industry peers. From a purely quantitative perspective, paying 45 times next year's estimated earnings for a hardware manufacturer violates traditional value-investing heuristics. However, this extreme multiple expansion is not necessarily a mathematical error by the market; rather, it is the exact pricing mechanism of an absolute monopoly.</w:t>
+      </w:r>
+    </w:p>
+    <w:p>
+      <w:pPr>
+        <w:spacing w:beforeLines="120" w:before="288" w:afterLines="120" w:after="288"/>
+        <w:rPr>
+          <w:rFonts w:cstheme="minorHAnsi"/>
+        </w:rPr>
+      </w:pPr>
+      <w:r>
+        <w:rPr>
+          <w:rFonts w:cstheme="minorHAnsi"/>
+        </w:rPr>
+        <w:t>Institutional investors are willing to pay double the industry-standard multiple for ASML’s earnings because the durability of those earnings is virtually guaranteed by the lack of global EUV substitutes. Nevertheless, the CCA confirms the primary risk identified in the DCF conclusion: if ASML experiences any operational misstep, or if foundry demand decelerates, the stock lacks the valuation support of a normalized multiple. The distance between a 45x P/E and the industry average 20x P/E represents the "multiple compression" void—a massive downside risk for unhedged capital deployment.</w:t>
+      </w:r>
+    </w:p>
+    <w:p>
+      <w:pPr>
+        <w:pStyle w:val="Heading2"/>
+      </w:pPr>
+      <w:bookmarkStart w:id="93" w:name="_Toc229441738"/>
+      <w:r>
+        <w:lastRenderedPageBreak/>
+        <w:t>5.8 Real Options Valuation (ROV): Valuing the R&amp;D Pipeline</w:t>
+      </w:r>
+      <w:bookmarkEnd w:id="93"/>
+    </w:p>
+    <w:p>
+      <w:pPr>
+        <w:spacing w:beforeLines="120" w:before="288" w:afterLines="120" w:after="288"/>
+        <w:rPr>
+          <w:rFonts w:cstheme="minorHAnsi"/>
+        </w:rPr>
+      </w:pPr>
+      <w:r>
+        <w:rPr>
+          <w:rFonts w:cstheme="minorHAnsi"/>
+        </w:rPr>
+        <w:t xml:space="preserve">A fundamental theoretical constraint of the Discounted Cash Flow (DCF) model is its deterministic nature; it assumes a static trajectory of cash flows and penalizes uncertainty via the discount rate. However, in the hyper-advanced semiconductor equipment sector, uncertainty often yields massive asymmetric upside. To bridge the valuation gap between the DCF-derived intrinsic value ($411.34) and the public market capitalization ($1,592.02), one must transition from static cash flow </w:t>
+      </w:r>
+      <w:proofErr w:type="spellStart"/>
+      <w:r>
+        <w:rPr>
+          <w:rFonts w:cstheme="minorHAnsi"/>
+        </w:rPr>
         <w:t>modeling</w:t>
       </w:r>
       <w:proofErr w:type="spellEnd"/>
@@ -18272,262 +18379,14 @@
         <w:rPr>
           <w:rFonts w:cstheme="minorHAnsi"/>
         </w:rPr>
-        <w:t xml:space="preserve"> empirically proves that the public equities market is not merely pricing in "strong growth"—it is pricing in absolute mathematical impossibility based on current cash flow generation limits. To mathematically justify a $1,592.02 share price within a standard DCF framework, one would have to assume near-zero discount rates and multi-decade revenue growth compounding at rates that violate the physical manufacturing limitations of the EUV supply chain. Therefore, the multiple-compression risk identified in the baseline model is confirmed as highly systemic across all probable macroeconomic environments.</w:t>
+        <w:t xml:space="preserve"> to dynamic Real Options Valuation (ROV).</w:t>
       </w:r>
     </w:p>
     <w:p>
       <w:pPr>
         <w:pStyle w:val="Heading3"/>
       </w:pPr>
-      <w:bookmarkStart w:id="89" w:name="_Toc229440931"/>
-      <w:r>
-        <w:t xml:space="preserve">5.6.3 Transitioning to Probabilistic </w:t>
-      </w:r>
-      <w:proofErr w:type="spellStart"/>
-      <w:r>
-        <w:t>Modeling</w:t>
-      </w:r>
-      <w:proofErr w:type="spellEnd"/>
-      <w:r>
-        <w:t>: The Monte Carlo Framework</w:t>
-      </w:r>
-      <w:bookmarkEnd w:id="89"/>
-    </w:p>
-    <w:p>
-      <w:pPr>
-        <w:spacing w:beforeLines="120" w:before="288" w:afterLines="120" w:after="288"/>
-        <w:rPr>
-          <w:rFonts w:cstheme="minorHAnsi"/>
-        </w:rPr>
-      </w:pPr>
-      <w:r>
-        <w:rPr>
-          <w:rFonts w:cstheme="minorHAnsi"/>
-        </w:rPr>
-        <w:t xml:space="preserve">While the DCF Sensitivity Matrix successfully illustrates discrete, localized valuation boundaries, it relies on static, deterministic inputs. In reality, global macroeconomic variables—such as the risk-free rate, terminal GDP growth, and semiconductor </w:t>
-      </w:r>
-      <w:proofErr w:type="spellStart"/>
-      <w:r>
-        <w:rPr>
-          <w:rFonts w:cstheme="minorHAnsi"/>
-        </w:rPr>
-        <w:t>CapEx</w:t>
-      </w:r>
-      <w:proofErr w:type="spellEnd"/>
-      <w:r>
-        <w:rPr>
-          <w:rFonts w:cstheme="minorHAnsi"/>
-        </w:rPr>
-        <w:t xml:space="preserve"> cycles—do not shift in rigid, isolated increments. They fluctuate simultaneously, interactively, and continuously.</w:t>
-      </w:r>
-    </w:p>
-    <w:p>
-      <w:pPr>
-        <w:spacing w:beforeLines="120" w:before="288" w:afterLines="120" w:after="288"/>
-        <w:rPr>
-          <w:rFonts w:cstheme="minorHAnsi"/>
-        </w:rPr>
-      </w:pPr>
-      <w:r>
-        <w:rPr>
-          <w:rFonts w:cstheme="minorHAnsi"/>
-        </w:rPr>
-        <w:t xml:space="preserve">To resolve the limitations of deterministic </w:t>
-      </w:r>
-      <w:proofErr w:type="spellStart"/>
-      <w:r>
-        <w:rPr>
-          <w:rFonts w:cstheme="minorHAnsi"/>
-        </w:rPr>
-        <w:t>modeling</w:t>
-      </w:r>
-      <w:proofErr w:type="spellEnd"/>
-      <w:r>
-        <w:rPr>
-          <w:rFonts w:cstheme="minorHAnsi"/>
-        </w:rPr>
-        <w:t>, institutional investment banks overlay the DCF architecture with probabilistic Monte Carlo Simulations. Rather than inputting a single 8.5% WACC and a 2.5% Terminal Growth rate, a Monte Carlo framework assigns a predefined probability distribution (such as a normal or log-normal distribution curve) to every single DCF input variable. The algorithmic engine then executes 10,000 to 50,000 randomized, simultaneous iterations, mapping every mathematically possible combination of interest rates, revenue growth, and margin compression over the next five years.</w:t>
-      </w:r>
-    </w:p>
-    <w:p>
-      <w:pPr>
-        <w:spacing w:beforeLines="120" w:before="288" w:afterLines="120" w:after="288"/>
-        <w:rPr>
-          <w:rFonts w:cstheme="minorHAnsi"/>
-        </w:rPr>
-      </w:pPr>
-      <w:r>
-        <w:rPr>
-          <w:rFonts w:cstheme="minorHAnsi"/>
-        </w:rPr>
-        <w:t xml:space="preserve">The output of a Monte Carlo simulation is not a single intrinsic share price, but rather a "Probability Density Function" (PDF)—a bell curve indicating the statistical probability of ASML’s true valuation. While executing a full programmatic Monte Carlo simulation is beyond the foundational scope of this static DCF, the conceptual framework reinforces the thesis's ultimate strategic verdict. Because the current market trading price of $1,592.02 sits in the extreme upper tail (the 99th percentile) of any rational cash-flow probability distribution, the Monte Carlo theorem mathematically confirms that holding the asset at current valuations requires assuming a macroeconomic scenario completely devoid of standard </w:t>
-      </w:r>
-      <w:proofErr w:type="spellStart"/>
-      <w:r>
-        <w:rPr>
-          <w:rFonts w:cstheme="minorHAnsi"/>
-        </w:rPr>
-        <w:t>standard</w:t>
-      </w:r>
-      <w:proofErr w:type="spellEnd"/>
-      <w:r>
-        <w:rPr>
-          <w:rFonts w:cstheme="minorHAnsi"/>
-        </w:rPr>
-        <w:t xml:space="preserve"> deviation or variance.</w:t>
-      </w:r>
-    </w:p>
-    <w:p>
-      <w:pPr>
-        <w:pStyle w:val="Heading2"/>
-      </w:pPr>
-      <w:bookmarkStart w:id="90" w:name="_Toc229440932"/>
-      <w:r>
-        <w:lastRenderedPageBreak/>
-        <w:t>5.7 Alternative Valuation Frameworks: Comparable Company Analysis (CCA)</w:t>
-      </w:r>
-      <w:bookmarkEnd w:id="90"/>
-    </w:p>
-    <w:p>
-      <w:pPr>
-        <w:spacing w:beforeLines="120" w:before="288" w:afterLines="120" w:after="288"/>
-        <w:rPr>
-          <w:rFonts w:cstheme="minorHAnsi"/>
-        </w:rPr>
-      </w:pPr>
-      <w:r>
-        <w:rPr>
-          <w:rFonts w:cstheme="minorHAnsi"/>
-        </w:rPr>
-        <w:t>While the Discounted Cash Flow (DCF) model serves as the absolute measure of intrinsic cash-flow generation, it operates in a theoretical vacuum. In institutional equity research, absolute valuation must be corroborated by relative valuation. To triangulate ASML’s true market premium, a Comparable Company Analysis (CCA) was executed, deploying standardized trading multiples to benchmark ASML against its broader macroeconomic cohort (Lam Research and Applied Materials).</w:t>
-      </w:r>
-    </w:p>
-    <w:p>
-      <w:pPr>
-        <w:pStyle w:val="Heading3"/>
-      </w:pPr>
-      <w:bookmarkStart w:id="91" w:name="_Toc229440933"/>
-      <w:r>
-        <w:t>5.7.1 Rejection of the Dividend Discount Model (DDM)</w:t>
-      </w:r>
-      <w:bookmarkEnd w:id="91"/>
-    </w:p>
-    <w:p>
-      <w:pPr>
-        <w:spacing w:beforeLines="120" w:before="288" w:afterLines="120" w:after="288"/>
-        <w:rPr>
-          <w:rFonts w:cstheme="minorHAnsi"/>
-        </w:rPr>
-      </w:pPr>
-      <w:r>
-        <w:rPr>
-          <w:rFonts w:cstheme="minorHAnsi"/>
-        </w:rPr>
-        <w:t>Before applying relative multiples, it is necessary to establish why standard income-based models, such as the Dividend Discount Model (DDM), were rejected for this thesis. The DDM assumes that the intrinsic value of a stock is the present value of its future dividend payments. While ASML does pay a dividend, its corporate capital allocation strategy heavily prioritizes aggressive R&amp;D reinvestment and share repurchases over massive dividend yields. Consequently, utilizing a DDM would mathematically penalize ASML for its growth-oriented capital expenditure, yielding an artificially deflated intrinsic value that fails to capture its capital appreciation trajectory.</w:t>
-      </w:r>
-    </w:p>
-    <w:p>
-      <w:pPr>
-        <w:pStyle w:val="Heading3"/>
-      </w:pPr>
-      <w:bookmarkStart w:id="92" w:name="_Toc229440934"/>
-      <w:r>
-        <w:t>5.7.2 Forward Price-to-Earnings (P/E) and EV/EBITDA Divergence</w:t>
-      </w:r>
-      <w:bookmarkEnd w:id="92"/>
-    </w:p>
-    <w:p>
-      <w:pPr>
-        <w:spacing w:beforeLines="120" w:before="288" w:afterLines="120" w:after="288"/>
-        <w:rPr>
-          <w:rFonts w:cstheme="minorHAnsi"/>
-        </w:rPr>
-      </w:pPr>
-      <w:r>
-        <w:rPr>
-          <w:rFonts w:cstheme="minorHAnsi"/>
-        </w:rPr>
-        <w:t>The utilization of the Forward Price-to-Earnings (P/E) ratio and the Enterprise Value to EBITDA (EV/EBITDA) multiple provides a stark, relative confirmation of the "Scarcity Premium" identified in the DCF model. In a standard macroeconomic environment, the semiconductor equipment manufacturing sector historically trades at a Forward P/E multiple of approximately 18x to 22x. Both Applied Materials (AMAT) and Lam Research (LRCX) consistently trade within or slightly above this normalized band, accurately reflecting their mature growth profiles and competitive market environments.</w:t>
-      </w:r>
-    </w:p>
-    <w:p>
-      <w:pPr>
-        <w:spacing w:beforeLines="120" w:before="288" w:afterLines="120" w:after="288"/>
-        <w:rPr>
-          <w:rFonts w:cstheme="minorHAnsi"/>
-        </w:rPr>
-      </w:pPr>
-      <w:r>
-        <w:rPr>
-          <w:rFonts w:cstheme="minorHAnsi"/>
-        </w:rPr>
-        <w:t>Conversely, ASML frequently commands a Forward P/E multiple exceeding 40x to 45x, and an EV/EBITDA multiple completely detached from its industry peers. From a purely quantitative perspective, paying 45 times next year's estimated earnings for a hardware manufacturer violates traditional value-investing heuristics. However, this extreme multiple expansion is not necessarily a mathematical error by the market; rather, it is the exact pricing mechanism of an absolute monopoly.</w:t>
-      </w:r>
-    </w:p>
-    <w:p>
-      <w:pPr>
-        <w:spacing w:beforeLines="120" w:before="288" w:afterLines="120" w:after="288"/>
-        <w:rPr>
-          <w:rFonts w:cstheme="minorHAnsi"/>
-        </w:rPr>
-      </w:pPr>
-      <w:r>
-        <w:rPr>
-          <w:rFonts w:cstheme="minorHAnsi"/>
-        </w:rPr>
-        <w:t>Institutional investors are willing to pay double the industry-standard multiple for ASML’s earnings because the durability of those earnings is virtually guaranteed by the lack of global EUV substitutes. Nevertheless, the CCA confirms the primary risk identified in the DCF conclusion: if ASML experiences any operational misstep, or if foundry demand decelerates, the stock lacks the valuation support of a normalized multiple. The distance between a 45x P/E and the industry average 20x P/E represents the "multiple compression" void—a massive downside risk for unhedged capital deployment.</w:t>
-      </w:r>
-    </w:p>
-    <w:p>
-      <w:pPr>
-        <w:pStyle w:val="Heading2"/>
-      </w:pPr>
-      <w:bookmarkStart w:id="93" w:name="_Toc229440935"/>
-      <w:r>
-        <w:t>5.8 Real Options Valuation (ROV): Valuing the R&amp;D Pipeline</w:t>
-      </w:r>
-      <w:bookmarkEnd w:id="93"/>
-    </w:p>
-    <w:p>
-      <w:pPr>
-        <w:spacing w:beforeLines="120" w:before="288" w:afterLines="120" w:after="288"/>
-        <w:rPr>
-          <w:rFonts w:cstheme="minorHAnsi"/>
-        </w:rPr>
-      </w:pPr>
-      <w:r>
-        <w:rPr>
-          <w:rFonts w:cstheme="minorHAnsi"/>
-        </w:rPr>
-        <w:t xml:space="preserve">A fundamental theoretical constraint of the Discounted Cash Flow (DCF) model is its deterministic nature; it assumes a static trajectory of cash flows and penalizes uncertainty via the discount rate. However, in the hyper-advanced semiconductor equipment sector, uncertainty often yields massive </w:t>
-      </w:r>
-      <w:r>
-        <w:rPr>
-          <w:rFonts w:cstheme="minorHAnsi"/>
-        </w:rPr>
-        <w:lastRenderedPageBreak/>
-        <w:t xml:space="preserve">asymmetric upside. To bridge the valuation gap between the DCF-derived intrinsic value ($411.34) and the public market capitalization ($1,592.02), one must transition from static cash flow </w:t>
-      </w:r>
-      <w:proofErr w:type="spellStart"/>
-      <w:r>
-        <w:rPr>
-          <w:rFonts w:cstheme="minorHAnsi"/>
-        </w:rPr>
-        <w:t>modeling</w:t>
-      </w:r>
-      <w:proofErr w:type="spellEnd"/>
-      <w:r>
-        <w:rPr>
-          <w:rFonts w:cstheme="minorHAnsi"/>
-        </w:rPr>
-        <w:t xml:space="preserve"> to dynamic Real Options Valuation (ROV).</w:t>
-      </w:r>
-    </w:p>
-    <w:p>
-      <w:pPr>
-        <w:pStyle w:val="Heading3"/>
-      </w:pPr>
-      <w:bookmarkStart w:id="94" w:name="_Toc229440936"/>
+      <w:bookmarkStart w:id="94" w:name="_Toc229441739"/>
       <w:r>
         <w:t>5.8.1 High-NA EUV as a Financial Call Option</w:t>
       </w:r>
@@ -18926,7 +18785,7 @@
       <w:pPr>
         <w:pStyle w:val="Heading2"/>
       </w:pPr>
-      <w:bookmarkStart w:id="95" w:name="_Toc229440937"/>
+      <w:bookmarkStart w:id="95" w:name="_Toc229441740"/>
       <w:r>
         <w:t>5.9 Economic Value Added (EVA): The ROIC vs. WACC Spread</w:t>
       </w:r>
@@ -18950,7 +18809,7 @@
       <w:pPr>
         <w:pStyle w:val="Heading3"/>
       </w:pPr>
-      <w:bookmarkStart w:id="96" w:name="_Toc229440938"/>
+      <w:bookmarkStart w:id="96" w:name="_Toc229441741"/>
       <w:r>
         <w:t>5.9.1 Calculating the Economic Profit Spread</w:t>
       </w:r>
@@ -18976,7 +18835,14 @@
         <w:rPr>
           <w:rFonts w:cstheme="minorHAnsi"/>
         </w:rPr>
-        <w:t xml:space="preserve">This yields a positive spread of over 3,000 basis points (30%). This massive chasm between what it costs ASML to raise capital and what it yields on that capital is the absolute financial definition of an Economic Moat. Because ASML can deploy retained earnings at a 40% return rate, their management is mathematically incentivized to reinvest as much cash into the business as physically possible, explaining the massive $1.5 to $2.0 billion </w:t>
+        <w:t xml:space="preserve">This yields a positive spread of over 3,000 basis points (30%). This massive chasm between what it costs ASML to raise capital and what it yields on that capital is the absolute financial definition of an Economic Moat. Because ASML can </w:t>
+      </w:r>
+      <w:r>
+        <w:rPr>
+          <w:rFonts w:cstheme="minorHAnsi"/>
+        </w:rPr>
+        <w:lastRenderedPageBreak/>
+        <w:t xml:space="preserve">deploy retained earnings at a 40% return rate, their management is mathematically incentivized to reinvest as much cash into the business as physically possible, explaining the massive $1.5 to $2.0 billion </w:t>
       </w:r>
       <w:proofErr w:type="spellStart"/>
       <w:r>
@@ -19008,7 +18874,7 @@
           <w:szCs w:val="22"/>
         </w:rPr>
       </w:pPr>
-      <w:bookmarkStart w:id="97" w:name="_Toc229440939"/>
+      <w:bookmarkStart w:id="97" w:name="_Toc229441742"/>
       <w:r>
         <w:lastRenderedPageBreak/>
         <w:t>6. Discussion &amp; Strategic Implications</w:t>
@@ -19019,7 +18885,7 @@
       <w:pPr>
         <w:pStyle w:val="Heading2"/>
       </w:pPr>
-      <w:bookmarkStart w:id="98" w:name="_Toc229440940"/>
+      <w:bookmarkStart w:id="98" w:name="_Toc229441743"/>
       <w:r>
         <w:t>6.1 The Geopolitical Black Swan: The US-China Semiconductor Cold War</w:t>
       </w:r>
@@ -19102,7 +18968,7 @@
       <w:pPr>
         <w:pStyle w:val="Heading2"/>
       </w:pPr>
-      <w:bookmarkStart w:id="99" w:name="_Toc229440941"/>
+      <w:bookmarkStart w:id="99" w:name="_Toc229441744"/>
       <w:r>
         <w:t>6.2 Regulatory Mechanisms and Extraterritorial Export Controls</w:t>
       </w:r>
@@ -19171,7 +19037,7 @@
       <w:pPr>
         <w:pStyle w:val="Heading2"/>
       </w:pPr>
-      <w:bookmarkStart w:id="100" w:name="_Toc229440942"/>
+      <w:bookmarkStart w:id="100" w:name="_Toc229441745"/>
       <w:r>
         <w:t>6.3 The Financial Impact of Global Bifurcation on Free Cash Flow</w:t>
       </w:r>
@@ -19213,7 +19079,7 @@
       <w:pPr>
         <w:pStyle w:val="Heading3"/>
       </w:pPr>
-      <w:bookmarkStart w:id="101" w:name="_Toc229440943"/>
+      <w:bookmarkStart w:id="101" w:name="_Toc229441746"/>
       <w:r>
         <w:t>6.3.1 Macro-Regulatory Tailwinds: The U.S. CHIPS Act and European Sovereign Subsidies</w:t>
       </w:r>
@@ -19279,7 +19145,7 @@
       <w:pPr>
         <w:pStyle w:val="Heading2"/>
       </w:pPr>
-      <w:bookmarkStart w:id="102" w:name="_Toc229440944"/>
+      <w:bookmarkStart w:id="102" w:name="_Toc229441747"/>
       <w:r>
         <w:t>6.4 Re-evaluating the "Scarcity Premium" and Multiple Compression</w:t>
       </w:r>
@@ -19327,7 +19193,7 @@
       <w:pPr>
         <w:pStyle w:val="Heading2"/>
       </w:pPr>
-      <w:bookmarkStart w:id="103" w:name="_Toc229440945"/>
+      <w:bookmarkStart w:id="103" w:name="_Toc229441748"/>
       <w:r>
         <w:t>6.5 Strategic Recommendations for Institutional Capital Allocation</w:t>
       </w:r>
@@ -19420,7 +19286,7 @@
       <w:pPr>
         <w:pStyle w:val="Heading2"/>
       </w:pPr>
-      <w:bookmarkStart w:id="104" w:name="_Toc229440946"/>
+      <w:bookmarkStart w:id="104" w:name="_Toc229441749"/>
       <w:r>
         <w:t>6.6 Environmental, Social, and Governance (ESG) Risk Profiling</w:t>
       </w:r>
@@ -19480,7 +19346,7 @@
       <w:pPr>
         <w:pStyle w:val="Heading3"/>
       </w:pPr>
-      <w:bookmarkStart w:id="105" w:name="_Toc229440947"/>
+      <w:bookmarkStart w:id="105" w:name="_Toc229441750"/>
       <w:r>
         <w:lastRenderedPageBreak/>
         <w:t>6.6.2 Carbon Taxation and the ESG Risk Premium (ERP)</w:t>
@@ -19737,7 +19603,7 @@
       <w:pPr>
         <w:pStyle w:val="Heading2"/>
       </w:pPr>
-      <w:bookmarkStart w:id="106" w:name="_Toc229440948"/>
+      <w:bookmarkStart w:id="106" w:name="_Toc229441751"/>
       <w:r>
         <w:t>6.7 The Next-Generation Financial Runway: High-NA EUV Economics</w:t>
       </w:r>
@@ -19775,7 +19641,7 @@
       <w:pPr>
         <w:pStyle w:val="Heading3"/>
       </w:pPr>
-      <w:bookmarkStart w:id="107" w:name="_Toc229440949"/>
+      <w:bookmarkStart w:id="107" w:name="_Toc229441752"/>
       <w:r>
         <w:t>6.7.1 The Financial Mechanics of System Pricing</w:t>
       </w:r>
@@ -19816,7 +19682,7 @@
       <w:pPr>
         <w:pStyle w:val="Heading3"/>
       </w:pPr>
-      <w:bookmarkStart w:id="108" w:name="_Toc229440950"/>
+      <w:bookmarkStart w:id="108" w:name="_Toc229441753"/>
       <w:r>
         <w:lastRenderedPageBreak/>
         <w:t>6.7.2 Service Revenue and the "Razor and Blade" Model</w:t>
@@ -19858,7 +19724,7 @@
       <w:pPr>
         <w:pStyle w:val="Heading2"/>
       </w:pPr>
-      <w:bookmarkStart w:id="109" w:name="_Toc229440951"/>
+      <w:bookmarkStart w:id="109" w:name="_Toc229441754"/>
       <w:r>
         <w:t>6.8 Macroeconomic Currency Exposure and FX Hedging Strategies</w:t>
       </w:r>
@@ -19885,7 +19751,7 @@
       <w:pPr>
         <w:pStyle w:val="Heading3"/>
       </w:pPr>
-      <w:bookmarkStart w:id="110" w:name="_Toc229440952"/>
+      <w:bookmarkStart w:id="110" w:name="_Toc229441755"/>
       <w:r>
         <w:t>6.8.1 Transactional vs. Translational Currency Risk</w:t>
       </w:r>
@@ -19940,7 +19806,7 @@
       <w:pPr>
         <w:pStyle w:val="Heading3"/>
       </w:pPr>
-      <w:bookmarkStart w:id="111" w:name="_Toc229440953"/>
+      <w:bookmarkStart w:id="111" w:name="_Toc229441756"/>
       <w:r>
         <w:t>6.8.2 Financial Engineering via Derivative Overlays</w:t>
       </w:r>
@@ -20002,7 +19868,7 @@
       <w:pPr>
         <w:pStyle w:val="Heading2"/>
       </w:pPr>
-      <w:bookmarkStart w:id="112" w:name="_Toc229440954"/>
+      <w:bookmarkStart w:id="112" w:name="_Toc229441757"/>
       <w:r>
         <w:t xml:space="preserve">6.9 Agency Theory and Corporate Governance Structural </w:t>
       </w:r>
@@ -20029,36 +19895,73 @@
         <w:rPr>
           <w:rFonts w:cstheme="minorHAnsi"/>
         </w:rPr>
-        <w:t>The ultimate determinant of long-term corporate survivability is the alignment of executive management with institutional shareholders. In classical financial economics, the "Principal-Agent Problem"</w:t>
-      </w:r>
-      <w:r>
-        <w:rPr>
-          <w:rFonts w:cstheme="minorHAnsi"/>
-        </w:rPr>
+        <w:t xml:space="preserve">The definitive factor dictating a firm's enduring viability is the structural synchronization between its C-suite leadership and its primary equity investors. According to foundational corporate finance theory, the well-documented agency dilemma (Jensen &amp; Meckling, 1976) suggests that hired managers inevitably gravitate toward self-enriching, myopic </w:t>
+      </w:r>
+      <w:proofErr w:type="spellStart"/>
+      <w:r>
+        <w:rPr>
+          <w:rFonts w:cstheme="minorHAnsi"/>
+        </w:rPr>
+        <w:t>behaviors</w:t>
+      </w:r>
+      <w:proofErr w:type="spellEnd"/>
+      <w:r>
+        <w:rPr>
+          <w:rFonts w:cstheme="minorHAnsi"/>
+        </w:rPr>
+        <w:t>—such as reckless acquisitions or unchecked risk exposure—to the detriment of the actual capital providers. To properly assess the corporation's structural fortitude, it is imperative to scrutinize its internal oversight protocols to confirm that these natural managerial conflicts are effectively neutralized.</w:t>
+      </w:r>
+    </w:p>
+    <w:p>
+      <w:pPr>
+        <w:pStyle w:val="Heading3"/>
+      </w:pPr>
+      <w:bookmarkStart w:id="113" w:name="_Toc229441758"/>
+      <w:r>
+        <w:t>6.9.1 The Dutch Two-Tier Board Architecture</w:t>
+      </w:r>
+      <w:bookmarkEnd w:id="113"/>
+      <w:r>
         <w:t xml:space="preserve"> </w:t>
       </w:r>
-      <w:r>
-        <w:rPr>
-          <w:rFonts w:cstheme="minorHAnsi"/>
-        </w:rPr>
-        <w:t>(Jensen &amp; Meckling, 1976)</w:t>
-      </w:r>
-      <w:r>
-        <w:rPr>
-          <w:rFonts w:cstheme="minorHAnsi"/>
-        </w:rPr>
-        <w:t xml:space="preserve"> posits that corporate executives (the agents) will inherently pursue short-term, self-serving strategies (such as empire-building M&amp;A or excessive risk-taking) at the expense of equity holders (the principals). To evaluate ASML’s fundamental resiliency, one must audit its corporate governance framework to ensure this agency friction is mitigated.</w:t>
+    </w:p>
+    <w:p>
+      <w:pPr>
+        <w:spacing w:beforeLines="120" w:before="288" w:afterLines="120" w:after="288"/>
+        <w:rPr>
+          <w:rFonts w:cstheme="minorHAnsi"/>
+        </w:rPr>
+      </w:pPr>
+      <w:r>
+        <w:rPr>
+          <w:rFonts w:cstheme="minorHAnsi"/>
+        </w:rPr>
+        <w:t xml:space="preserve">Operating under Dutch corporate law, ASML employs a mandatory "two-tier" board structure, which structurally separates the Board of Management (executives managing daily operations) from the Supervisory Board (independent directors overseeing management). This legal bifurcation completely eliminates the risk of "CEO Duality"—a common governance flaw in American technology firms where the CEO also serves as the Chairman of the Board, effectively grading their own performance. The independence of the Supervisory Board ensures that all </w:t>
+      </w:r>
+      <w:proofErr w:type="spellStart"/>
+      <w:r>
+        <w:rPr>
+          <w:rFonts w:cstheme="minorHAnsi"/>
+        </w:rPr>
+        <w:t>CapEx</w:t>
+      </w:r>
+      <w:proofErr w:type="spellEnd"/>
+      <w:r>
+        <w:rPr>
+          <w:rFonts w:cstheme="minorHAnsi"/>
+        </w:rPr>
+        <w:t xml:space="preserve"> and strategic M&amp;A decisions are vetted strictly for their Return on Invested Capital (ROIC) potential, completely insulated from executive hubris.</w:t>
       </w:r>
     </w:p>
     <w:p>
       <w:pPr>
         <w:pStyle w:val="Heading3"/>
       </w:pPr>
-      <w:bookmarkStart w:id="113" w:name="_Toc229440955"/>
-      <w:r>
-        <w:t>6.9.1 The Dutch Two-Tier Board Architecture</w:t>
-      </w:r>
-      <w:bookmarkEnd w:id="113"/>
+      <w:bookmarkStart w:id="114" w:name="_Toc229441759"/>
+      <w:r>
+        <w:t>6.9.2 Executive Compensation and Incentive Alignment</w:t>
+      </w:r>
+      <w:bookmarkEnd w:id="114"/>
       <w:r>
         <w:t xml:space="preserve"> </w:t>
       </w:r>
@@ -20074,47 +19977,6 @@
         <w:rPr>
           <w:rFonts w:cstheme="minorHAnsi"/>
         </w:rPr>
-        <w:t xml:space="preserve">Operating under Dutch corporate law, ASML employs a mandatory "two-tier" board structure, which structurally separates the Board of Management (executives managing daily operations) from the Supervisory Board (independent directors overseeing management). This legal bifurcation completely eliminates the risk of "CEO Duality"—a common governance flaw in American technology firms where the CEO also serves as the Chairman of the Board, effectively grading their own performance. The independence of the Supervisory Board ensures that all </w:t>
-      </w:r>
-      <w:proofErr w:type="spellStart"/>
-      <w:r>
-        <w:rPr>
-          <w:rFonts w:cstheme="minorHAnsi"/>
-        </w:rPr>
-        <w:t>CapEx</w:t>
-      </w:r>
-      <w:proofErr w:type="spellEnd"/>
-      <w:r>
-        <w:rPr>
-          <w:rFonts w:cstheme="minorHAnsi"/>
-        </w:rPr>
-        <w:t xml:space="preserve"> and strategic M&amp;A decisions are vetted strictly for their Return on Invested Capital (ROIC) potential, completely insulated from executive hubris.</w:t>
-      </w:r>
-    </w:p>
-    <w:p>
-      <w:pPr>
-        <w:pStyle w:val="Heading3"/>
-      </w:pPr>
-      <w:bookmarkStart w:id="114" w:name="_Toc229440956"/>
-      <w:r>
-        <w:t>6.9.2 Executive Compensation and Incentive Alignment</w:t>
-      </w:r>
-      <w:bookmarkEnd w:id="114"/>
-      <w:r>
-        <w:t xml:space="preserve"> </w:t>
-      </w:r>
-    </w:p>
-    <w:p>
-      <w:pPr>
-        <w:spacing w:beforeLines="120" w:before="288" w:afterLines="120" w:after="288"/>
-        <w:rPr>
-          <w:rFonts w:cstheme="minorHAnsi"/>
-        </w:rPr>
-      </w:pPr>
-      <w:r>
-        <w:rPr>
-          <w:rFonts w:cstheme="minorHAnsi"/>
-        </w:rPr>
         <w:t>Furthermore, ASML’s executive remuneration policy is mathematically engineered to neutralize short-termism. The compensation framework aggressively heavily weights Long-Term Incentive Plans (LTIP) in the form of conditional performance shares. Crucially, the vesting of these shares is not tied merely to superficial top-line revenue growth or easily manipulated Earnings Per Share (EPS) targets.</w:t>
       </w:r>
     </w:p>
@@ -20152,7 +20014,7 @@
           <w:rFonts w:cstheme="minorHAnsi"/>
         </w:rPr>
       </w:pPr>
-      <w:bookmarkStart w:id="115" w:name="_Toc229440957"/>
+      <w:bookmarkStart w:id="115" w:name="_Toc229441760"/>
       <w:r>
         <w:lastRenderedPageBreak/>
         <w:t>7. Conclusion &amp; Strategic Verdict</w:t>
@@ -20163,7 +20025,7 @@
       <w:pPr>
         <w:pStyle w:val="Heading2"/>
       </w:pPr>
-      <w:bookmarkStart w:id="116" w:name="_Toc229440958"/>
+      <w:bookmarkStart w:id="116" w:name="_Toc229441761"/>
       <w:r>
         <w:t>7.1 Synthesis of the Dual-Horizon Analysis</w:t>
       </w:r>
@@ -20215,7 +20077,7 @@
       <w:pPr>
         <w:pStyle w:val="Heading2"/>
       </w:pPr>
-      <w:bookmarkStart w:id="117" w:name="_Toc229440959"/>
+      <w:bookmarkStart w:id="117" w:name="_Toc229441762"/>
       <w:r>
         <w:t>7.2 The Valuation Disconnect and Market Irrationality</w:t>
       </w:r>
@@ -20295,7 +20157,7 @@
       <w:pPr>
         <w:pStyle w:val="Heading2"/>
       </w:pPr>
-      <w:bookmarkStart w:id="118" w:name="_Toc229440960"/>
+      <w:bookmarkStart w:id="118" w:name="_Toc229441763"/>
       <w:r>
         <w:t>7.3 Final Strategic Recommendation</w:t>
       </w:r>
@@ -20340,7 +20202,7 @@
       <w:pPr>
         <w:pStyle w:val="Heading2"/>
       </w:pPr>
-      <w:bookmarkStart w:id="119" w:name="_Toc229440961"/>
+      <w:bookmarkStart w:id="119" w:name="_Toc229441764"/>
       <w:r>
         <w:t>7.4 Limitations of the Study and Avenues for Future Research</w:t>
       </w:r>
@@ -20419,13 +20281,7 @@
         <w:rPr>
           <w:rFonts w:cstheme="minorHAnsi"/>
         </w:rPr>
-        <w:t xml:space="preserve"> </w:t>
-      </w:r>
-      <w:r>
-        <w:rPr>
-          <w:rFonts w:cstheme="minorHAnsi"/>
-        </w:rPr>
-        <w:t>Ultimately, while ASML represents a supreme triumph of European quantum engineering and corporate financial management, the public equities market has priced the asset for a flawless, multi-decade future—a dangerous assumption in an industry defined by geopolitical turbulence and the relentless, unforgiving physics of Moore’s Law.</w:t>
+        <w:t xml:space="preserve"> Ultimately, while ASML represents a supreme triumph of European quantum engineering and corporate financial management, the public equities market has priced the asset for a flawless, multi-decade future—a dangerous assumption in an industry defined by geopolitical turbulence and the relentless, unforgiving physics of Moore’s Law.</w:t>
       </w:r>
     </w:p>
     <w:p>
@@ -20454,7 +20310,7 @@
       <w:pPr>
         <w:pStyle w:val="Heading1"/>
       </w:pPr>
-      <w:bookmarkStart w:id="120" w:name="_Toc229440962"/>
+      <w:bookmarkStart w:id="120" w:name="_Toc229441765"/>
       <w:r>
         <w:lastRenderedPageBreak/>
         <w:t>8. References and Bibliography</w:t>
@@ -20934,7 +20790,7 @@
           <w:szCs w:val="22"/>
         </w:rPr>
       </w:pPr>
-      <w:bookmarkStart w:id="121" w:name="_Toc229440963"/>
+      <w:bookmarkStart w:id="121" w:name="_Toc229441766"/>
       <w:r>
         <w:lastRenderedPageBreak/>
         <w:t>9. Appendices</w:t>
@@ -20945,7 +20801,7 @@
       <w:pPr>
         <w:pStyle w:val="Heading2"/>
       </w:pPr>
-      <w:bookmarkStart w:id="122" w:name="_Toc229440964"/>
+      <w:bookmarkStart w:id="122" w:name="_Toc229441767"/>
       <w:r>
         <w:t>Appendix A: Python (</w:t>
       </w:r>
